--- a/courts/military/court-of-appeals-for-the-armed-forces/petition-supplement/usage/OUTPUT-petition-supplement.docx
+++ b/courts/military/court-of-appeals-for-the-armed-forces/petition-supplement/usage/OUTPUT-petition-supplement.docx
@@ -4,7 +4,8 @@
   <w:body>
     <w:p>
       <w:pPr>
-        <w:spacing w:before="0" w:after="168" w:line="240" w:lineRule="auto"/>
+        <w:spacing w:before="0" w:after="0" w:line="288" w:lineRule="exact"/>
+        <w:ind w:left="0" w:firstLine="0"/>
         <w:jc w:val="center"/>
       </w:pPr>
       <w:r>
@@ -17,7 +18,8 @@
     </w:p>
     <w:p>
       <w:pPr>
-        <w:spacing w:before="0" w:after="336" w:line="240" w:lineRule="auto"/>
+        <w:spacing w:before="168" w:after="0" w:line="288" w:lineRule="exact"/>
+        <w:ind w:left="0" w:firstLine="0"/>
         <w:jc w:val="center"/>
       </w:pPr>
       <w:r>
@@ -30,16 +32,24 @@
     </w:p>
     <w:p>
       <w:pPr>
-        <w:spacing w:before="0" w:after="0" w:line="240" w:lineRule="auto"/>
+        <w:spacing w:before="504" w:after="0" w:line="288" w:lineRule="exact"/>
+        <w:ind w:left="0" w:firstLine="0"/>
         <w:jc w:val="center"/>
       </w:pPr>
       <w:r>
-        <w:t xml:space="preserve">UNITED STATES</w:t>
-      </w:r>
-    </w:p>
-    <w:p>
-      <w:pPr>
-        <w:spacing w:before="0" w:after="168" w:line="240" w:lineRule="auto"/>
+        <w:t xml:space="preserve">UNITED</w:t>
+      </w:r>
+      <w:r>
+        <w:t xml:space="preserve"> </w:t>
+      </w:r>
+      <w:r>
+        <w:t xml:space="preserve">STATES</w:t>
+      </w:r>
+    </w:p>
+    <w:p>
+      <w:pPr>
+        <w:spacing w:before="168" w:after="0" w:line="288" w:lineRule="exact"/>
+        <w:ind w:left="0" w:firstLine="0"/>
         <w:jc w:val="center"/>
       </w:pPr>
       <w:r>
@@ -52,7 +62,8 @@
     </w:p>
     <w:p>
       <w:pPr>
-        <w:spacing w:before="168" w:after="168" w:line="240" w:lineRule="auto"/>
+        <w:spacing w:before="168" w:after="0" w:line="288" w:lineRule="exact"/>
+        <w:ind w:left="0" w:firstLine="0"/>
         <w:jc w:val="center"/>
       </w:pPr>
       <w:r>
@@ -61,34 +72,88 @@
     </w:p>
     <w:p>
       <w:pPr>
-        <w:spacing w:before="0" w:after="0" w:line="240" w:lineRule="auto"/>
+        <w:spacing w:before="168" w:after="0" w:line="288" w:lineRule="exact"/>
+        <w:ind w:left="0" w:firstLine="0"/>
         <w:jc w:val="center"/>
       </w:pPr>
       <w:r>
-        <w:t xml:space="preserve">Keith A. COOPER</w:t>
-      </w:r>
-    </w:p>
-    <w:p>
-      <w:pPr>
-        <w:spacing w:before="0" w:after="0" w:line="240" w:lineRule="auto"/>
+        <w:t xml:space="preserve">Keith</w:t>
+      </w:r>
+      <w:r>
+        <w:t xml:space="preserve"> </w:t>
+      </w:r>
+      <w:r>
+        <w:t xml:space="preserve">A.</w:t>
+      </w:r>
+      <w:r>
+        <w:t xml:space="preserve"> </w:t>
+      </w:r>
+      <w:r>
+        <w:t xml:space="preserve">COOPER</w:t>
+      </w:r>
+    </w:p>
+    <w:p>
+      <w:pPr>
+        <w:spacing w:before="168" w:after="0" w:line="288" w:lineRule="exact"/>
+        <w:ind w:left="0" w:firstLine="0"/>
         <w:jc w:val="center"/>
       </w:pPr>
       <w:r>
-        <w:t xml:space="preserve">Airman First Class (E-3)</w:t>
-      </w:r>
-    </w:p>
-    <w:p>
-      <w:pPr>
-        <w:spacing w:before="0" w:after="0" w:line="240" w:lineRule="auto"/>
+        <w:t xml:space="preserve">Airman</w:t>
+      </w:r>
+      <w:r>
+        <w:t xml:space="preserve"> </w:t>
+      </w:r>
+      <w:r>
+        <w:t xml:space="preserve">First</w:t>
+      </w:r>
+      <w:r>
+        <w:t xml:space="preserve"> </w:t>
+      </w:r>
+      <w:r>
+        <w:t xml:space="preserve">Class</w:t>
+      </w:r>
+      <w:r>
+        <w:t xml:space="preserve"> </w:t>
+      </w:r>
+      <w:r>
+        <w:t xml:space="preserve">(E</w:t>
+        <w:noBreakHyphen/>
+        <w:t xml:space="preserve">3)</w:t>
+      </w:r>
+    </w:p>
+    <w:p>
+      <w:pPr>
+        <w:spacing w:before="0" w:after="0" w:line="288" w:lineRule="exact"/>
+        <w:ind w:left="0" w:firstLine="0"/>
         <w:jc w:val="center"/>
       </w:pPr>
       <w:r>
-        <w:t xml:space="preserve">United States Air Force</w:t>
-      </w:r>
-    </w:p>
-    <w:p>
-      <w:pPr>
-        <w:spacing w:before="0" w:after="168" w:line="240" w:lineRule="auto"/>
+        <w:t xml:space="preserve">United</w:t>
+      </w:r>
+      <w:r>
+        <w:t xml:space="preserve"> </w:t>
+      </w:r>
+      <w:r>
+        <w:t xml:space="preserve">States</w:t>
+      </w:r>
+      <w:r>
+        <w:t xml:space="preserve"> </w:t>
+      </w:r>
+      <w:r>
+        <w:t xml:space="preserve">Air</w:t>
+      </w:r>
+      <w:r>
+        <w:t xml:space="preserve"> </w:t>
+      </w:r>
+      <w:r>
+        <w:t xml:space="preserve">Force</w:t>
+      </w:r>
+    </w:p>
+    <w:p>
+      <w:pPr>
+        <w:spacing w:before="168" w:after="0" w:line="288" w:lineRule="exact"/>
+        <w:ind w:left="0" w:firstLine="0"/>
         <w:jc w:val="center"/>
       </w:pPr>
       <w:r>
@@ -101,12 +166,8 @@
     </w:p>
     <w:p>
       <w:pPr>
-        <w:spacing w:before="0" w:after="0" w:line="336" w:lineRule="exact"/>
-      </w:pPr>
-    </w:p>
-    <w:p>
-      <w:pPr>
-        <w:spacing w:before="0" w:after="336" w:line="240" w:lineRule="auto"/>
+        <w:spacing w:before="504" w:after="0" w:line="288" w:lineRule="exact"/>
+        <w:ind w:left="0" w:firstLine="0"/>
         <w:jc w:val="center"/>
       </w:pPr>
       <w:r>
@@ -119,25 +180,78 @@
     </w:p>
     <w:p>
       <w:pPr>
-        <w:spacing w:before="0" w:after="0" w:line="240" w:lineRule="auto"/>
+        <w:spacing w:before="504" w:after="0" w:line="288" w:lineRule="exact"/>
+        <w:ind w:left="0" w:firstLine="0"/>
         <w:jc w:val="center"/>
       </w:pPr>
       <w:r>
-        <w:t xml:space="preserve">Crim. App. Dkt. No. ACM 40791</w:t>
-      </w:r>
-    </w:p>
-    <w:p>
-      <w:pPr>
-        <w:spacing w:before="0" w:after="336" w:line="240" w:lineRule="auto"/>
+        <w:t xml:space="preserve">Crim.</w:t>
+      </w:r>
+      <w:r>
+        <w:t xml:space="preserve"> </w:t>
+      </w:r>
+      <w:r>
+        <w:t xml:space="preserve">App.</w:t>
+      </w:r>
+      <w:r>
+        <w:t xml:space="preserve"> </w:t>
+      </w:r>
+      <w:r>
+        <w:t xml:space="preserve">Dkt.</w:t>
+      </w:r>
+      <w:r>
+        <w:t xml:space="preserve"> </w:t>
+      </w:r>
+      <w:r>
+        <w:t xml:space="preserve">No.</w:t>
+      </w:r>
+      <w:r>
+        <w:t xml:space="preserve"> </w:t>
+      </w:r>
+      <w:r>
+        <w:t xml:space="preserve">ACM</w:t>
+      </w:r>
+      <w:r>
+        <w:t xml:space="preserve"> </w:t>
+      </w:r>
+      <w:r>
+        <w:t xml:space="preserve">40791</w:t>
+      </w:r>
+    </w:p>
+    <w:p>
+      <w:pPr>
+        <w:spacing w:before="168" w:after="0" w:line="288" w:lineRule="exact"/>
+        <w:ind w:left="0" w:firstLine="0"/>
         <w:jc w:val="center"/>
       </w:pPr>
       <w:r>
-        <w:t xml:space="preserve">USCA Dkt. No. 26-0258/AF</w:t>
-      </w:r>
-    </w:p>
-    <w:p>
-      <w:pPr>
-        <w:spacing w:before="0" w:after="336" w:line="240" w:lineRule="auto"/>
+        <w:t xml:space="preserve">USCA</w:t>
+      </w:r>
+      <w:r>
+        <w:t xml:space="preserve"> </w:t>
+      </w:r>
+      <w:r>
+        <w:t xml:space="preserve">Dkt.</w:t>
+      </w:r>
+      <w:r>
+        <w:t xml:space="preserve"> </w:t>
+      </w:r>
+      <w:r>
+        <w:t xml:space="preserve">No.</w:t>
+      </w:r>
+      <w:r>
+        <w:t xml:space="preserve"> </w:t>
+      </w:r>
+      <w:r>
+        <w:t xml:space="preserve">26</w:t>
+        <w:noBreakHyphen/>
+        <w:t xml:space="preserve">0258/AF</w:t>
+      </w:r>
+    </w:p>
+    <w:p>
+      <w:pPr>
+        <w:spacing w:before="504" w:after="0" w:line="288" w:lineRule="exact"/>
+        <w:ind w:left="0" w:firstLine="0"/>
         <w:jc w:val="left"/>
       </w:pPr>
       <w:r>
@@ -163,8 +277,9 @@
         </w:tblCellMar>
       </w:tblPr>
       <w:tblGrid>
-        <w:gridCol w:w="4680"/>
-        <w:gridCol w:w="4680"/>
+        <w:gridCol w:w="4470"/>
+        <w:gridCol w:w="420"/>
+        <w:gridCol w:w="4470"/>
       </w:tblGrid>
       <w:tr>
         <w:trPr>
@@ -172,79 +287,330 @@
         </w:trPr>
         <w:tc>
           <w:tcPr>
-            <w:tcW w:w="4680" w:type="dxa"/>
+            <w:tcW w:w="4470" w:type="dxa"/>
           </w:tcPr>
           <w:p>
             <w:pPr>
-              <w:spacing w:before="0" w:after="0" w:line="240" w:lineRule="auto"/>
+              <w:spacing w:before="0" w:after="0" w:line="288" w:lineRule="exact"/>
+              <w:ind w:left="0" w:firstLine="0"/>
             </w:pPr>
             <w:r>
-              <w:t xml:space="preserve">PAIGE F. MARKLEY DENTON, Capt, USAF</w:t>
+              <w:t xml:space="preserve">PAIGE</w:t>
+            </w:r>
+            <w:r>
+              <w:t xml:space="preserve"> </w:t>
+            </w:r>
+            <w:r>
+              <w:t xml:space="preserve">F.</w:t>
+            </w:r>
+            <w:r>
+              <w:t xml:space="preserve"> </w:t>
+            </w:r>
+            <w:r>
+              <w:t xml:space="preserve">MARKLEY</w:t>
+            </w:r>
+            <w:r>
+              <w:t xml:space="preserve"> </w:t>
+            </w:r>
+            <w:r>
+              <w:t xml:space="preserve">DENTON,</w:t>
+            </w:r>
+            <w:r>
+              <w:t xml:space="preserve"> </w:t>
+            </w:r>
+            <w:r>
+              <w:t xml:space="preserve">Capt,</w:t>
+            </w:r>
+            <w:r>
+              <w:t xml:space="preserve"> </w:t>
+            </w:r>
+            <w:r>
+              <w:t xml:space="preserve">USAF</w:t>
             </w:r>
           </w:p>
           <w:p>
             <w:pPr>
-              <w:spacing w:before="0" w:after="0" w:line="240" w:lineRule="auto"/>
+              <w:spacing w:before="0" w:after="0" w:line="288" w:lineRule="exact"/>
+              <w:ind w:left="0" w:firstLine="0"/>
             </w:pPr>
             <w:r>
               <w:rPr>
                 <w:i/>
                 <w:iCs/>
               </w:rPr>
-              <w:t xml:space="preserve">Appellate Defense Counsel</w:t>
+              <w:t xml:space="preserve">Appellate</w:t>
+            </w:r>
+            <w:r>
+              <w:rPr>
+                <w:i/>
+                <w:iCs/>
+              </w:rPr>
+              <w:t xml:space="preserve"> </w:t>
+            </w:r>
+            <w:r>
+              <w:rPr>
+                <w:i/>
+                <w:iCs/>
+              </w:rPr>
+              <w:t xml:space="preserve">Defense</w:t>
+            </w:r>
+            <w:r>
+              <w:rPr>
+                <w:i/>
+                <w:iCs/>
+              </w:rPr>
+              <w:t xml:space="preserve"> </w:t>
+            </w:r>
+            <w:r>
+              <w:rPr>
+                <w:i/>
+                <w:iCs/>
+              </w:rPr>
+              <w:t xml:space="preserve">Counsel</w:t>
             </w:r>
           </w:p>
           <w:p>
             <w:pPr>
-              <w:spacing w:before="0" w:after="0" w:line="240" w:lineRule="auto"/>
+              <w:spacing w:before="0" w:after="0" w:line="288" w:lineRule="exact"/>
+              <w:ind w:left="0" w:firstLine="0"/>
             </w:pPr>
             <w:r>
               <w:rPr>
                 <w:i/>
                 <w:iCs/>
               </w:rPr>
-              <w:t xml:space="preserve">Air Force Appellate Defense Division</w:t>
+              <w:t xml:space="preserve">Air</w:t>
+            </w:r>
+            <w:r>
+              <w:rPr>
+                <w:i/>
+                <w:iCs/>
+              </w:rPr>
+              <w:t xml:space="preserve"> </w:t>
+            </w:r>
+            <w:r>
+              <w:rPr>
+                <w:i/>
+                <w:iCs/>
+              </w:rPr>
+              <w:t xml:space="preserve">Force</w:t>
+            </w:r>
+            <w:r>
+              <w:rPr>
+                <w:i/>
+                <w:iCs/>
+              </w:rPr>
+              <w:t xml:space="preserve"> </w:t>
+            </w:r>
+            <w:r>
+              <w:rPr>
+                <w:i/>
+                <w:iCs/>
+              </w:rPr>
+              <w:t xml:space="preserve">Appellate</w:t>
+            </w:r>
+            <w:r>
+              <w:rPr>
+                <w:i/>
+                <w:iCs/>
+              </w:rPr>
+              <w:t xml:space="preserve"> </w:t>
+            </w:r>
+            <w:r>
+              <w:rPr>
+                <w:i/>
+                <w:iCs/>
+              </w:rPr>
+              <w:t xml:space="preserve">Defense</w:t>
+            </w:r>
+            <w:r>
+              <w:rPr>
+                <w:i/>
+                <w:iCs/>
+              </w:rPr>
+              <w:t xml:space="preserve"> </w:t>
+            </w:r>
+            <w:r>
+              <w:rPr>
+                <w:i/>
+                <w:iCs/>
+              </w:rPr>
+              <w:t xml:space="preserve">Division</w:t>
             </w:r>
           </w:p>
           <w:p>
             <w:pPr>
-              <w:spacing w:before="0" w:after="0" w:line="240" w:lineRule="auto"/>
+              <w:spacing w:before="0" w:after="0" w:line="288" w:lineRule="exact"/>
+              <w:ind w:left="0" w:firstLine="0"/>
             </w:pPr>
             <w:r>
               <w:rPr>
                 <w:i/>
                 <w:iCs/>
               </w:rPr>
-              <w:t xml:space="preserve">1500 West Perimeter Road, Suite 1100</w:t>
+              <w:t xml:space="preserve">1500</w:t>
+            </w:r>
+            <w:r>
+              <w:rPr>
+                <w:i/>
+                <w:iCs/>
+              </w:rPr>
+              <w:t xml:space="preserve"> </w:t>
+            </w:r>
+            <w:r>
+              <w:rPr>
+                <w:i/>
+                <w:iCs/>
+              </w:rPr>
+              <w:t xml:space="preserve">West</w:t>
+            </w:r>
+            <w:r>
+              <w:rPr>
+                <w:i/>
+                <w:iCs/>
+              </w:rPr>
+              <w:t xml:space="preserve"> </w:t>
+            </w:r>
+            <w:r>
+              <w:rPr>
+                <w:i/>
+                <w:iCs/>
+              </w:rPr>
+              <w:t xml:space="preserve">Perimeter</w:t>
+            </w:r>
+            <w:r>
+              <w:rPr>
+                <w:i/>
+                <w:iCs/>
+              </w:rPr>
+              <w:t xml:space="preserve"> </w:t>
+            </w:r>
+            <w:r>
+              <w:rPr>
+                <w:i/>
+                <w:iCs/>
+              </w:rPr>
+              <w:t xml:space="preserve">Road,</w:t>
+            </w:r>
+            <w:r>
+              <w:rPr>
+                <w:i/>
+                <w:iCs/>
+              </w:rPr>
+              <w:t xml:space="preserve"> </w:t>
+            </w:r>
+            <w:r>
+              <w:rPr>
+                <w:i/>
+                <w:iCs/>
+              </w:rPr>
+              <w:t xml:space="preserve">Suite</w:t>
+            </w:r>
+            <w:r>
+              <w:rPr>
+                <w:i/>
+                <w:iCs/>
+              </w:rPr>
+              <w:t xml:space="preserve"> </w:t>
+            </w:r>
+            <w:r>
+              <w:rPr>
+                <w:i/>
+                <w:iCs/>
+              </w:rPr>
+              <w:t xml:space="preserve">1100</w:t>
             </w:r>
           </w:p>
           <w:p>
             <w:pPr>
-              <w:spacing w:before="0" w:after="0" w:line="240" w:lineRule="auto"/>
+              <w:spacing w:before="0" w:after="0" w:line="288" w:lineRule="exact"/>
+              <w:ind w:left="0" w:firstLine="0"/>
             </w:pPr>
             <w:r>
               <w:rPr>
                 <w:i/>
                 <w:iCs/>
               </w:rPr>
-              <w:t xml:space="preserve">Joint Base Andrews, MD 20762</w:t>
+              <w:t xml:space="preserve">Joint</w:t>
+            </w:r>
+            <w:r>
+              <w:rPr>
+                <w:i/>
+                <w:iCs/>
+              </w:rPr>
+              <w:t xml:space="preserve"> </w:t>
+            </w:r>
+            <w:r>
+              <w:rPr>
+                <w:i/>
+                <w:iCs/>
+              </w:rPr>
+              <w:t xml:space="preserve">Base</w:t>
+            </w:r>
+            <w:r>
+              <w:rPr>
+                <w:i/>
+                <w:iCs/>
+              </w:rPr>
+              <w:t xml:space="preserve"> </w:t>
+            </w:r>
+            <w:r>
+              <w:rPr>
+                <w:i/>
+                <w:iCs/>
+              </w:rPr>
+              <w:t xml:space="preserve">Andrews,</w:t>
+            </w:r>
+            <w:r>
+              <w:rPr>
+                <w:i/>
+                <w:iCs/>
+              </w:rPr>
+              <w:t xml:space="preserve"> </w:t>
+            </w:r>
+            <w:r>
+              <w:rPr>
+                <w:i/>
+                <w:iCs/>
+              </w:rPr>
+              <w:t xml:space="preserve">MD</w:t>
+            </w:r>
+            <w:r>
+              <w:rPr>
+                <w:i/>
+                <w:iCs/>
+              </w:rPr>
+              <w:t xml:space="preserve"> </w:t>
+            </w:r>
+            <w:r>
+              <w:rPr>
+                <w:i/>
+                <w:iCs/>
+              </w:rPr>
+              <w:t xml:space="preserve">20762</w:t>
             </w:r>
           </w:p>
           <w:p>
             <w:pPr>
-              <w:spacing w:before="0" w:after="0" w:line="240" w:lineRule="auto"/>
+              <w:spacing w:before="0" w:after="0" w:line="288" w:lineRule="exact"/>
+              <w:ind w:left="0" w:firstLine="0"/>
             </w:pPr>
             <w:r>
               <w:rPr>
                 <w:i/>
                 <w:iCs/>
               </w:rPr>
-              <w:t xml:space="preserve">240-612-4770</w:t>
+              <w:t xml:space="preserve">240</w:t>
+              <w:noBreakHyphen/>
+              <w:t xml:space="preserve">612</w:t>
+              <w:noBreakHyphen/>
+              <w:t xml:space="preserve">4770</w:t>
             </w:r>
           </w:p>
           <w:p>
             <w:pPr>
-              <w:spacing w:before="0" w:after="0" w:line="240" w:lineRule="auto"/>
+              <w:spacing w:before="0" w:after="0" w:line="288" w:lineRule="exact"/>
+              <w:ind w:left="0" w:firstLine="0"/>
             </w:pPr>
             <w:r>
               <w:rPr>
@@ -256,43 +622,130 @@
           </w:p>
           <w:p>
             <w:pPr>
-              <w:spacing w:before="0" w:after="0" w:line="240" w:lineRule="auto"/>
+              <w:spacing w:before="0" w:after="0" w:line="288" w:lineRule="exact"/>
+              <w:ind w:left="0" w:firstLine="0"/>
             </w:pPr>
             <w:r>
               <w:rPr>
                 <w:i/>
                 <w:iCs/>
               </w:rPr>
-              <w:t xml:space="preserve">USCAAF Bar Number 38255</w:t>
+              <w:t xml:space="preserve">USCAAF</w:t>
+            </w:r>
+            <w:r>
+              <w:rPr>
+                <w:i/>
+                <w:iCs/>
+              </w:rPr>
+              <w:t xml:space="preserve"> </w:t>
+            </w:r>
+            <w:r>
+              <w:rPr>
+                <w:i/>
+                <w:iCs/>
+              </w:rPr>
+              <w:t xml:space="preserve">Bar</w:t>
+            </w:r>
+            <w:r>
+              <w:rPr>
+                <w:i/>
+                <w:iCs/>
+              </w:rPr>
+              <w:t xml:space="preserve"> </w:t>
+            </w:r>
+            <w:r>
+              <w:rPr>
+                <w:i/>
+                <w:iCs/>
+              </w:rPr>
+              <w:t xml:space="preserve">Number</w:t>
+            </w:r>
+            <w:r>
+              <w:rPr>
+                <w:i/>
+                <w:iCs/>
+              </w:rPr>
+              <w:t xml:space="preserve"> </w:t>
+            </w:r>
+            <w:r>
+              <w:rPr>
+                <w:i/>
+                <w:iCs/>
+              </w:rPr>
+              <w:t xml:space="preserve">38255</w:t>
             </w:r>
           </w:p>
           <w:p>
             <w:pPr>
-              <w:spacing w:before="0" w:after="336" w:line="240" w:lineRule="auto"/>
+              <w:spacing w:before="0" w:after="0" w:line="288" w:lineRule="exact"/>
+              <w:ind w:left="0" w:firstLine="0"/>
             </w:pPr>
             <w:r>
               <w:rPr>
                 <w:i/>
                 <w:iCs/>
               </w:rPr>
-              <w:t xml:space="preserve">Counsel for Appellant</w:t>
+              <w:t xml:space="preserve">Counsel</w:t>
+            </w:r>
+            <w:r>
+              <w:rPr>
+                <w:i/>
+                <w:iCs/>
+              </w:rPr>
+              <w:t xml:space="preserve"> </w:t>
+            </w:r>
+            <w:r>
+              <w:rPr>
+                <w:i/>
+                <w:iCs/>
+              </w:rPr>
+              <w:t xml:space="preserve">for</w:t>
+            </w:r>
+            <w:r>
+              <w:rPr>
+                <w:i/>
+                <w:iCs/>
+              </w:rPr>
+              <w:t xml:space="preserve"> </w:t>
+            </w:r>
+            <w:r>
+              <w:rPr>
+                <w:i/>
+                <w:iCs/>
+              </w:rPr>
+              <w:t xml:space="preserve">Appellant</w:t>
             </w:r>
           </w:p>
         </w:tc>
         <w:tc>
           <w:tcPr>
-            <w:tcW w:w="4680" w:type="dxa"/>
+            <w:tcW w:w="420" w:type="dxa"/>
           </w:tcPr>
-          <w:p/>
+          <w:p>
+            <w:pPr>
+              <w:spacing w:before="0" w:after="0" w:line="20" w:lineRule="exact"/>
+            </w:pPr>
+          </w:p>
+        </w:tc>
+        <w:tc>
+          <w:tcPr>
+            <w:tcW w:w="4470" w:type="dxa"/>
+          </w:tcPr>
+          <w:p>
+            <w:pPr>
+              <w:spacing w:before="0" w:after="0" w:line="20" w:lineRule="exact"/>
+            </w:pPr>
+          </w:p>
         </w:tc>
       </w:tr>
     </w:tbl>
     <w:p>
       <w:pPr>
-        <w:spacing w:before="0" w:after="0" w:line="240" w:lineRule="auto"/>
+        <w:spacing w:before="0" w:after="0" w:line="20" w:lineRule="exact"/>
         <w:sectPr>
+          <w:footerReference w:type="default" r:id="rIdFtrNone"/>
           <w:pgSz w:w="12240" w:h="15840"/>
-          <w:pgMar w:top="1440" w:right="1440" w:bottom="1440" w:left="1440" w:header="720" w:footer="720" w:gutter="0"/>
+          <w:pgMar w:top="1440" w:right="1440" w:bottom="1440" w:left="1440" w:header="720" w:footer="718" w:gutter="0"/>
         </w:sectPr>
       </w:pPr>
     </w:p>
@@ -300,7 +753,8 @@
       <w:pPr>
         <w:keepNext/>
         <w:keepLines/>
-        <w:spacing w:before="0" w:after="308" w:line="240" w:lineRule="auto"/>
+        <w:spacing w:before="0" w:after="308" w:line="288" w:lineRule="exact"/>
+        <w:ind w:left="0" w:firstLine="0"/>
         <w:jc w:val="center"/>
       </w:pPr>
       <w:r>
@@ -313,7 +767,10 @@
     </w:p>
     <w:p>
       <w:pPr>
-        <w:spacing w:before="0" w:after="0" w:line="240" w:lineRule="auto"/>
+        <w:keepNext/>
+        <w:keepLines/>
+        <w:spacing w:before="84" w:after="0" w:line="288" w:lineRule="exact"/>
+        <w:ind w:left="0" w:right="20" w:firstLine="0"/>
         <w:jc w:val="right"/>
       </w:pPr>
       <w:r>
@@ -327,14 +784,24 @@
     </w:p>
     <w:p>
       <w:pPr>
+        <w:keepLines/>
         <w:tabs>
           <w:tab w:val="right" w:leader="dot" w:pos="9360"/>
         </w:tabs>
-        <w:spacing w:before="168" w:after="0" w:line="240" w:lineRule="auto"/>
-        <w:ind w:left="720" w:hanging="720"/>
-      </w:pPr>
-      <w:r>
-        <w:t xml:space="preserve">Issue Presented</w:t>
+        <w:spacing w:before="168" w:after="0" w:line="288" w:lineRule="exact"/>
+        <w:ind w:left="720" w:right="720" w:hanging="720"/>
+      </w:pPr>
+      <w:r>
+        <w:t xml:space="preserve">Issue</w:t>
+      </w:r>
+      <w:r>
+        <w:t xml:space="preserve"> </w:t>
+      </w:r>
+      <w:r>
+        <w:t xml:space="preserve">Presented</w:t>
+      </w:r>
+      <w:r>
+        <w:t xml:space="preserve">⁠ ⁠ ⁠ ⁠</w:t>
       </w:r>
       <w:r>
         <w:tab/>
@@ -345,14 +812,36 @@
     </w:p>
     <w:p>
       <w:pPr>
+        <w:keepLines/>
         <w:tabs>
           <w:tab w:val="right" w:leader="dot" w:pos="9360"/>
         </w:tabs>
-        <w:spacing w:before="168" w:after="0" w:line="240" w:lineRule="auto"/>
-        <w:ind w:left="720" w:hanging="720"/>
-      </w:pPr>
-      <w:r>
-        <w:t xml:space="preserve">Statement of Statutory Jurisdiction</w:t>
+        <w:spacing w:before="168" w:after="0" w:line="288" w:lineRule="exact"/>
+        <w:ind w:left="720" w:right="720" w:hanging="720"/>
+      </w:pPr>
+      <w:r>
+        <w:t xml:space="preserve">Statement</w:t>
+      </w:r>
+      <w:r>
+        <w:t xml:space="preserve"> </w:t>
+      </w:r>
+      <w:r>
+        <w:t xml:space="preserve">of</w:t>
+      </w:r>
+      <w:r>
+        <w:t xml:space="preserve"> </w:t>
+      </w:r>
+      <w:r>
+        <w:t xml:space="preserve">Statutory</w:t>
+      </w:r>
+      <w:r>
+        <w:t xml:space="preserve"> </w:t>
+      </w:r>
+      <w:r>
+        <w:t xml:space="preserve">Jurisdiction</w:t>
+      </w:r>
+      <w:r>
+        <w:t xml:space="preserve">⁠ ⁠ ⁠ ⁠</w:t>
       </w:r>
       <w:r>
         <w:tab/>
@@ -363,14 +852,36 @@
     </w:p>
     <w:p>
       <w:pPr>
+        <w:keepLines/>
         <w:tabs>
           <w:tab w:val="right" w:leader="dot" w:pos="9360"/>
         </w:tabs>
-        <w:spacing w:before="168" w:after="0" w:line="240" w:lineRule="auto"/>
-        <w:ind w:left="720" w:hanging="720"/>
-      </w:pPr>
-      <w:r>
-        <w:t xml:space="preserve">Statement of the Case</w:t>
+        <w:spacing w:before="168" w:after="0" w:line="288" w:lineRule="exact"/>
+        <w:ind w:left="720" w:right="720" w:hanging="720"/>
+      </w:pPr>
+      <w:r>
+        <w:t xml:space="preserve">Statement</w:t>
+      </w:r>
+      <w:r>
+        <w:t xml:space="preserve"> </w:t>
+      </w:r>
+      <w:r>
+        <w:t xml:space="preserve">of</w:t>
+      </w:r>
+      <w:r>
+        <w:t xml:space="preserve"> </w:t>
+      </w:r>
+      <w:r>
+        <w:t xml:space="preserve">the</w:t>
+      </w:r>
+      <w:r>
+        <w:t xml:space="preserve"> </w:t>
+      </w:r>
+      <w:r>
+        <w:t xml:space="preserve">Case</w:t>
+      </w:r>
+      <w:r>
+        <w:t xml:space="preserve">⁠ ⁠ ⁠ ⁠</w:t>
       </w:r>
       <w:r>
         <w:tab/>
@@ -381,14 +892,30 @@
     </w:p>
     <w:p>
       <w:pPr>
+        <w:keepLines/>
         <w:tabs>
           <w:tab w:val="right" w:leader="dot" w:pos="9360"/>
         </w:tabs>
-        <w:spacing w:before="168" w:after="0" w:line="240" w:lineRule="auto"/>
-        <w:ind w:left="720" w:hanging="720"/>
-      </w:pPr>
-      <w:r>
-        <w:t xml:space="preserve">Statement of Facts</w:t>
+        <w:spacing w:before="168" w:after="0" w:line="288" w:lineRule="exact"/>
+        <w:ind w:left="720" w:right="720" w:hanging="720"/>
+      </w:pPr>
+      <w:r>
+        <w:t xml:space="preserve">Statement</w:t>
+      </w:r>
+      <w:r>
+        <w:t xml:space="preserve"> </w:t>
+      </w:r>
+      <w:r>
+        <w:t xml:space="preserve">of</w:t>
+      </w:r>
+      <w:r>
+        <w:t xml:space="preserve"> </w:t>
+      </w:r>
+      <w:r>
+        <w:t xml:space="preserve">Facts</w:t>
+      </w:r>
+      <w:r>
+        <w:t xml:space="preserve">⁠ ⁠ ⁠ ⁠</w:t>
       </w:r>
       <w:r>
         <w:tab/>
@@ -399,11 +926,12 @@
     </w:p>
     <w:p>
       <w:pPr>
+        <w:keepLines/>
         <w:tabs>
           <w:tab w:val="right" w:leader="dot" w:pos="9360"/>
         </w:tabs>
-        <w:spacing w:before="98" w:after="0" w:line="240" w:lineRule="auto"/>
-        <w:ind w:left="1440" w:hanging="720"/>
+        <w:spacing w:before="98" w:after="0" w:line="288" w:lineRule="exact"/>
+        <w:ind w:left="1440" w:right="720" w:hanging="720"/>
       </w:pPr>
       <w:r>
         <w:t xml:space="preserve">A.</w:t>
@@ -412,7 +940,76 @@
         <w:tab/>
       </w:r>
       <w:r>
-        <w:t xml:space="preserve">During Appellant’s court-martial, multiple judges were detailed to preside over the proceedings.</w:t>
+        <w:t xml:space="preserve">During</w:t>
+      </w:r>
+      <w:r>
+        <w:t xml:space="preserve"> </w:t>
+      </w:r>
+      <w:r>
+        <w:t xml:space="preserve">Appellant’s</w:t>
+      </w:r>
+      <w:r>
+        <w:t xml:space="preserve"> </w:t>
+      </w:r>
+      <w:r>
+        <w:t xml:space="preserve">court-martial,</w:t>
+      </w:r>
+      <w:r>
+        <w:t xml:space="preserve"> </w:t>
+      </w:r>
+      <w:r>
+        <w:t xml:space="preserve">multiple</w:t>
+      </w:r>
+      <w:r>
+        <w:t xml:space="preserve"> </w:t>
+      </w:r>
+      <w:r>
+        <w:t xml:space="preserve">judges</w:t>
+      </w:r>
+      <w:r>
+        <w:t xml:space="preserve"> </w:t>
+      </w:r>
+      <w:r>
+        <w:t xml:space="preserve">were</w:t>
+      </w:r>
+      <w:r>
+        <w:t xml:space="preserve"> </w:t>
+      </w:r>
+      <w:r>
+        <w:t xml:space="preserve">detailed</w:t>
+      </w:r>
+      <w:r>
+        <w:t xml:space="preserve"> </w:t>
+      </w:r>
+      <w:r>
+        <w:t xml:space="preserve">to</w:t>
+      </w:r>
+      <w:r>
+        <w:t xml:space="preserve"> </w:t>
+      </w:r>
+      <w:r>
+        <w:t xml:space="preserve">preside</w:t>
+      </w:r>
+      <w:r>
+        <w:t xml:space="preserve"> </w:t>
+      </w:r>
+      <w:r>
+        <w:t xml:space="preserve">over</w:t>
+      </w:r>
+      <w:r>
+        <w:t xml:space="preserve"> </w:t>
+      </w:r>
+      <w:r>
+        <w:t xml:space="preserve">the</w:t>
+      </w:r>
+      <w:r>
+        <w:t xml:space="preserve"> </w:t>
+      </w:r>
+      <w:r>
+        <w:t xml:space="preserve">proceedings.</w:t>
+      </w:r>
+      <w:r>
+        <w:t xml:space="preserve">⁠ ⁠ ⁠ ⁠</w:t>
       </w:r>
       <w:r>
         <w:tab/>
@@ -423,11 +1020,12 @@
     </w:p>
     <w:p>
       <w:pPr>
+        <w:keepLines/>
         <w:tabs>
           <w:tab w:val="right" w:leader="dot" w:pos="9360"/>
         </w:tabs>
-        <w:spacing w:before="98" w:after="0" w:line="240" w:lineRule="auto"/>
-        <w:ind w:left="1440" w:hanging="720"/>
+        <w:spacing w:before="98" w:after="0" w:line="288" w:lineRule="exact"/>
+        <w:ind w:left="1440" w:right="720" w:hanging="720"/>
       </w:pPr>
       <w:r>
         <w:t xml:space="preserve">B.</w:t>
@@ -436,7 +1034,70 @@
         <w:tab/>
       </w:r>
       <w:r>
-        <w:t xml:space="preserve">Assignment of Military Judges in the Department of the Air Force.</w:t>
+        <w:t xml:space="preserve">Assignment</w:t>
+      </w:r>
+      <w:r>
+        <w:t xml:space="preserve"> </w:t>
+      </w:r>
+      <w:r>
+        <w:t xml:space="preserve">of</w:t>
+      </w:r>
+      <w:r>
+        <w:t xml:space="preserve"> </w:t>
+      </w:r>
+      <w:r>
+        <w:t xml:space="preserve">Military</w:t>
+      </w:r>
+      <w:r>
+        <w:t xml:space="preserve"> </w:t>
+      </w:r>
+      <w:r>
+        <w:t xml:space="preserve">Judges</w:t>
+      </w:r>
+      <w:r>
+        <w:t xml:space="preserve"> </w:t>
+      </w:r>
+      <w:r>
+        <w:t xml:space="preserve">in</w:t>
+      </w:r>
+      <w:r>
+        <w:t xml:space="preserve"> </w:t>
+      </w:r>
+      <w:r>
+        <w:t xml:space="preserve">the</w:t>
+      </w:r>
+      <w:r>
+        <w:t xml:space="preserve"> </w:t>
+      </w:r>
+      <w:r>
+        <w:t xml:space="preserve">Department</w:t>
+      </w:r>
+      <w:r>
+        <w:t xml:space="preserve"> </w:t>
+      </w:r>
+      <w:r>
+        <w:t xml:space="preserve">of</w:t>
+      </w:r>
+      <w:r>
+        <w:t xml:space="preserve"> </w:t>
+      </w:r>
+      <w:r>
+        <w:t xml:space="preserve">the</w:t>
+      </w:r>
+      <w:r>
+        <w:t xml:space="preserve"> </w:t>
+      </w:r>
+      <w:r>
+        <w:t xml:space="preserve">Air</w:t>
+      </w:r>
+      <w:r>
+        <w:t xml:space="preserve"> </w:t>
+      </w:r>
+      <w:r>
+        <w:t xml:space="preserve">Force.</w:t>
+      </w:r>
+      <w:r>
+        <w:t xml:space="preserve">⁠ ⁠ ⁠ ⁠</w:t>
       </w:r>
       <w:r>
         <w:tab/>
@@ -447,16 +1108,20 @@
     </w:p>
     <w:p>
       <w:pPr>
+        <w:keepLines/>
         <w:tabs>
           <w:tab w:val="right" w:leader="dot" w:pos="9360"/>
         </w:tabs>
-        <w:spacing w:before="168" w:after="0" w:line="240" w:lineRule="auto"/>
-        <w:ind w:left="720" w:hanging="720"/>
+        <w:spacing w:before="168" w:after="0" w:line="288" w:lineRule="exact"/>
+        <w:ind w:left="720" w:right="720" w:hanging="720"/>
       </w:pPr>
       <w:r>
         <w:t xml:space="preserve">Argument</w:t>
       </w:r>
       <w:r>
+        <w:t xml:space="preserve">⁠ ⁠ ⁠ ⁠</w:t>
+      </w:r>
+      <w:r>
         <w:tab/>
       </w:r>
       <w:r>
@@ -465,11 +1130,12 @@
     </w:p>
     <w:p>
       <w:pPr>
+        <w:keepLines/>
         <w:tabs>
           <w:tab w:val="right" w:leader="dot" w:pos="9360"/>
         </w:tabs>
-        <w:spacing w:before="98" w:after="0" w:line="240" w:lineRule="auto"/>
-        <w:ind w:left="720" w:hanging="720"/>
+        <w:spacing w:before="98" w:after="0" w:line="288" w:lineRule="exact"/>
+        <w:ind w:left="720" w:right="720" w:hanging="720"/>
       </w:pPr>
       <w:r>
         <w:t xml:space="preserve">I.</w:t>
@@ -478,7 +1144,172 @@
         <w:tab/>
       </w:r>
       <w:r>
-        <w:t xml:space="preserve">Because Appellant’s court-martial was composed incorrectly due to the military judges’ lack of qualifications under R.C.M. 502(c)(3), it lacked jurisdiction under R.C.M. 201(b)(2) and its judgment is void.</w:t>
+        <w:t xml:space="preserve">Because</w:t>
+      </w:r>
+      <w:r>
+        <w:t xml:space="preserve"> </w:t>
+      </w:r>
+      <w:r>
+        <w:t xml:space="preserve">Appellant’s</w:t>
+      </w:r>
+      <w:r>
+        <w:t xml:space="preserve"> </w:t>
+      </w:r>
+      <w:r>
+        <w:t xml:space="preserve">court-martial</w:t>
+      </w:r>
+      <w:r>
+        <w:t xml:space="preserve"> </w:t>
+      </w:r>
+      <w:r>
+        <w:t xml:space="preserve">was</w:t>
+      </w:r>
+      <w:r>
+        <w:t xml:space="preserve"> </w:t>
+      </w:r>
+      <w:r>
+        <w:t xml:space="preserve">composed</w:t>
+      </w:r>
+      <w:r>
+        <w:t xml:space="preserve"> </w:t>
+      </w:r>
+      <w:r>
+        <w:t xml:space="preserve">incorrectly</w:t>
+      </w:r>
+      <w:r>
+        <w:t xml:space="preserve"> </w:t>
+      </w:r>
+      <w:r>
+        <w:t xml:space="preserve">due</w:t>
+      </w:r>
+      <w:r>
+        <w:t xml:space="preserve"> </w:t>
+      </w:r>
+      <w:r>
+        <w:t xml:space="preserve">to</w:t>
+      </w:r>
+      <w:r>
+        <w:t xml:space="preserve"> </w:t>
+      </w:r>
+      <w:r>
+        <w:t xml:space="preserve">the</w:t>
+      </w:r>
+      <w:r>
+        <w:t xml:space="preserve"> </w:t>
+      </w:r>
+      <w:r>
+        <w:t xml:space="preserve">military</w:t>
+      </w:r>
+      <w:r>
+        <w:t xml:space="preserve"> </w:t>
+      </w:r>
+      <w:r>
+        <w:t xml:space="preserve">judges’</w:t>
+      </w:r>
+      <w:r>
+        <w:t xml:space="preserve"> </w:t>
+      </w:r>
+      <w:r>
+        <w:t xml:space="preserve">lack</w:t>
+      </w:r>
+      <w:r>
+        <w:t xml:space="preserve"> </w:t>
+      </w:r>
+      <w:r>
+        <w:t xml:space="preserve">of</w:t>
+      </w:r>
+      <w:r>
+        <w:t xml:space="preserve"> </w:t>
+      </w:r>
+      <w:r>
+        <w:t xml:space="preserve">qualifications</w:t>
+      </w:r>
+      <w:r>
+        <w:t xml:space="preserve"> </w:t>
+      </w:r>
+      <w:r>
+        <w:t xml:space="preserve">under</w:t>
+      </w:r>
+      <w:r>
+        <w:t xml:space="preserve"> </w:t>
+      </w:r>
+      <w:r>
+        <w:t xml:space="preserve">R.C.M.</w:t>
+      </w:r>
+      <w:r>
+        <w:t xml:space="preserve"> </w:t>
+      </w:r>
+      <w:r>
+        <w:t xml:space="preserve">502(c)⁠(3),</w:t>
+      </w:r>
+      <w:r>
+        <w:t xml:space="preserve"> </w:t>
+      </w:r>
+      <w:r>
+        <w:t xml:space="preserve">it</w:t>
+      </w:r>
+      <w:r>
+        <w:t xml:space="preserve"> </w:t>
+      </w:r>
+      <w:r>
+        <w:t xml:space="preserve">lacked</w:t>
+      </w:r>
+      <w:r>
+        <w:t xml:space="preserve"> </w:t>
+      </w:r>
+      <w:r>
+        <w:t xml:space="preserve">jurisdiction</w:t>
+      </w:r>
+      <w:r>
+        <w:t xml:space="preserve"> </w:t>
+      </w:r>
+      <w:r>
+        <w:t xml:space="preserve">under</w:t>
+      </w:r>
+      <w:r>
+        <w:t xml:space="preserve"> </w:t>
+      </w:r>
+      <w:r>
+        <w:t xml:space="preserve">R.C.M.</w:t>
+      </w:r>
+      <w:r>
+        <w:t xml:space="preserve"> </w:t>
+      </w:r>
+      <w:r>
+        <w:t xml:space="preserve">201(b)⁠(2)</w:t>
+      </w:r>
+      <w:r>
+        <w:t xml:space="preserve"> </w:t>
+      </w:r>
+      <w:r>
+        <w:t xml:space="preserve">and</w:t>
+      </w:r>
+      <w:r>
+        <w:t xml:space="preserve"> </w:t>
+      </w:r>
+      <w:r>
+        <w:t xml:space="preserve">its</w:t>
+      </w:r>
+      <w:r>
+        <w:t xml:space="preserve"> </w:t>
+      </w:r>
+      <w:r>
+        <w:t xml:space="preserve">judgment</w:t>
+      </w:r>
+      <w:r>
+        <w:t xml:space="preserve"> </w:t>
+      </w:r>
+      <w:r>
+        <w:t xml:space="preserve">is</w:t>
+      </w:r>
+      <w:r>
+        <w:t xml:space="preserve"> </w:t>
+      </w:r>
+      <w:r>
+        <w:t xml:space="preserve">void.</w:t>
+      </w:r>
+      <w:r>
+        <w:t xml:space="preserve">⁠ ⁠ ⁠ ⁠</w:t>
       </w:r>
       <w:r>
         <w:tab/>
@@ -489,11 +1320,12 @@
     </w:p>
     <w:p>
       <w:pPr>
+        <w:keepLines/>
         <w:tabs>
           <w:tab w:val="right" w:leader="dot" w:pos="9360"/>
         </w:tabs>
-        <w:spacing w:before="98" w:after="0" w:line="240" w:lineRule="auto"/>
-        <w:ind w:left="1440" w:hanging="720"/>
+        <w:spacing w:before="98" w:after="0" w:line="288" w:lineRule="exact"/>
+        <w:ind w:left="1440" w:right="720" w:hanging="720"/>
       </w:pPr>
       <w:r>
         <w:t xml:space="preserve">A.</w:t>
@@ -502,7 +1334,124 @@
         <w:tab/>
       </w:r>
       <w:r>
-        <w:t xml:space="preserve">A lack of preservation does not bar this Court from considering this jurisdictional defect and dismissing the charges against Appellant.</w:t>
+        <w:t xml:space="preserve">A</w:t>
+      </w:r>
+      <w:r>
+        <w:t xml:space="preserve"> </w:t>
+      </w:r>
+      <w:r>
+        <w:t xml:space="preserve">lack</w:t>
+      </w:r>
+      <w:r>
+        <w:t xml:space="preserve"> </w:t>
+      </w:r>
+      <w:r>
+        <w:t xml:space="preserve">of</w:t>
+      </w:r>
+      <w:r>
+        <w:t xml:space="preserve"> </w:t>
+      </w:r>
+      <w:r>
+        <w:t xml:space="preserve">preservation</w:t>
+      </w:r>
+      <w:r>
+        <w:t xml:space="preserve"> </w:t>
+      </w:r>
+      <w:r>
+        <w:t xml:space="preserve">does</w:t>
+      </w:r>
+      <w:r>
+        <w:t xml:space="preserve"> </w:t>
+      </w:r>
+      <w:r>
+        <w:t xml:space="preserve">not</w:t>
+      </w:r>
+      <w:r>
+        <w:t xml:space="preserve"> </w:t>
+      </w:r>
+      <w:r>
+        <w:t xml:space="preserve">bar</w:t>
+      </w:r>
+      <w:r>
+        <w:t xml:space="preserve"> </w:t>
+      </w:r>
+      <w:r>
+        <w:t xml:space="preserve">this</w:t>
+      </w:r>
+      <w:r>
+        <w:t xml:space="preserve"> </w:t>
+      </w:r>
+      <w:r>
+        <w:t xml:space="preserve">Court</w:t>
+      </w:r>
+      <w:r>
+        <w:t xml:space="preserve"> </w:t>
+      </w:r>
+      <w:r>
+        <w:t xml:space="preserve">from</w:t>
+      </w:r>
+      <w:r>
+        <w:t xml:space="preserve"> </w:t>
+      </w:r>
+      <w:r>
+        <w:t xml:space="preserve">considering</w:t>
+      </w:r>
+      <w:r>
+        <w:t xml:space="preserve"> </w:t>
+      </w:r>
+      <w:r>
+        <w:t xml:space="preserve">this</w:t>
+      </w:r>
+      <w:r>
+        <w:t xml:space="preserve"> </w:t>
+      </w:r>
+      <w:r>
+        <w:t xml:space="preserve">jurisdictional</w:t>
+      </w:r>
+      <w:r>
+        <w:t xml:space="preserve"> </w:t>
+      </w:r>
+      <w:r>
+        <w:t xml:space="preserve">defect</w:t>
+      </w:r>
+      <w:r>
+        <w:t xml:space="preserve"> </w:t>
+      </w:r>
+      <w:r>
+        <w:t xml:space="preserve">and</w:t>
+      </w:r>
+      <w:r>
+        <w:t xml:space="preserve"> </w:t>
+      </w:r>
+      <w:r>
+        <w:t xml:space="preserve">dismissing</w:t>
+      </w:r>
+      <w:r>
+        <w:t xml:space="preserve"> </w:t>
+      </w:r>
+      <w:r>
+        <w:t xml:space="preserve">the</w:t>
+      </w:r>
+      <w:r>
+        <w:t xml:space="preserve"> </w:t>
+      </w:r>
+      <w:r>
+        <w:t xml:space="preserve">charges</w:t>
+      </w:r>
+      <w:r>
+        <w:t xml:space="preserve"> </w:t>
+      </w:r>
+      <w:r>
+        <w:t xml:space="preserve">against</w:t>
+      </w:r>
+      <w:r>
+        <w:t xml:space="preserve"> </w:t>
+      </w:r>
+      <w:r>
+        <w:t xml:space="preserve">Appellant.</w:t>
+      </w:r>
+      <w:r>
+        <w:t xml:space="preserve">⁠ ⁠ ⁠ ⁠</w:t>
       </w:r>
       <w:r>
         <w:tab/>
@@ -513,11 +1462,12 @@
     </w:p>
     <w:p>
       <w:pPr>
+        <w:keepLines/>
         <w:tabs>
           <w:tab w:val="right" w:leader="dot" w:pos="9360"/>
         </w:tabs>
-        <w:spacing w:before="98" w:after="0" w:line="240" w:lineRule="auto"/>
-        <w:ind w:left="1440" w:hanging="720"/>
+        <w:spacing w:before="98" w:after="0" w:line="288" w:lineRule="exact"/>
+        <w:ind w:left="1440" w:right="720" w:hanging="720"/>
       </w:pPr>
       <w:r>
         <w:t xml:space="preserve">B.</w:t>
@@ -526,7 +1476,46 @@
         <w:tab/>
       </w:r>
       <w:r>
-        <w:t xml:space="preserve">Standard of Review and Applicable Legal Test</w:t>
+        <w:t xml:space="preserve">Standard</w:t>
+      </w:r>
+      <w:r>
+        <w:t xml:space="preserve"> </w:t>
+      </w:r>
+      <w:r>
+        <w:t xml:space="preserve">of</w:t>
+      </w:r>
+      <w:r>
+        <w:t xml:space="preserve"> </w:t>
+      </w:r>
+      <w:r>
+        <w:t xml:space="preserve">Review</w:t>
+      </w:r>
+      <w:r>
+        <w:t xml:space="preserve"> </w:t>
+      </w:r>
+      <w:r>
+        <w:t xml:space="preserve">and</w:t>
+      </w:r>
+      <w:r>
+        <w:t xml:space="preserve"> </w:t>
+      </w:r>
+      <w:r>
+        <w:t xml:space="preserve">Applicable</w:t>
+      </w:r>
+      <w:r>
+        <w:t xml:space="preserve"> </w:t>
+      </w:r>
+      <w:r>
+        <w:t xml:space="preserve">Legal</w:t>
+      </w:r>
+      <w:r>
+        <w:t xml:space="preserve"> </w:t>
+      </w:r>
+      <w:r>
+        <w:t xml:space="preserve">Test</w:t>
+      </w:r>
+      <w:r>
+        <w:t xml:space="preserve">⁠ ⁠ ⁠ ⁠</w:t>
       </w:r>
       <w:r>
         <w:tab/>
@@ -537,43 +1526,277 @@
     </w:p>
     <w:p>
       <w:pPr>
+        <w:keepLines/>
         <w:tabs>
           <w:tab w:val="right" w:leader="dot" w:pos="9360"/>
         </w:tabs>
-        <w:spacing w:before="168" w:after="0" w:line="240" w:lineRule="auto"/>
-        <w:ind w:left="720" w:hanging="720"/>
+        <w:spacing w:before="168" w:after="0" w:line="288" w:lineRule="exact"/>
+        <w:ind w:left="720" w:right="720" w:hanging="720"/>
       </w:pPr>
       <w:r>
         <w:t xml:space="preserve">Conclusion</w:t>
       </w:r>
       <w:r>
+        <w:t xml:space="preserve">⁠ ⁠ ⁠ ⁠</w:t>
+      </w:r>
+      <w:r>
         <w:tab/>
       </w:r>
       <w:r>
-        <w:t xml:space="preserve">7</w:t>
-      </w:r>
-    </w:p>
-    <w:p>
-      <w:r>
-        <w:br w:type="page"/>
+        <w:t xml:space="preserve">6</w:t>
       </w:r>
     </w:p>
     <w:p>
       <w:pPr>
         <w:keepNext/>
+        <w:keepLines/>
+        <w:pageBreakBefore/>
+        <w:spacing w:before="0" w:after="308" w:line="288" w:lineRule="exact"/>
+        <w:ind w:left="0" w:firstLine="0"/>
+        <w:jc w:val="center"/>
+      </w:pPr>
+      <w:r>
+        <w:rPr>
+          <w:b/>
+          <w:bCs/>
+        </w:rPr>
+        <w:t xml:space="preserve">Table of Cases, Statutes, and Other Authorities</w:t>
+      </w:r>
+    </w:p>
+    <w:p>
+      <w:pPr>
+        <w:keepNext/>
+        <w:keepLines/>
+        <w:tabs>
+          <w:tab w:val="right" w:pos="9360"/>
+        </w:tabs>
+        <w:spacing w:before="280" w:after="56" w:line="288" w:lineRule="exact"/>
+      </w:pPr>
+      <w:r>
+        <w:rPr>
+          <w:b/>
+          <w:bCs/>
+        </w:rPr>
+        <w:t xml:space="preserve">Court of Appeals for the Armed Forces and Court of Military Appeals</w:t>
+      </w:r>
+      <w:r>
+        <w:tab/>
+      </w:r>
+      <w:r>
+        <w:rPr>
+          <w:b/>
+          <w:bCs/>
+          <w:u w:val="single"/>
+        </w:rPr>
+        <w:t xml:space="preserve">Page(s)</w:t>
+      </w:r>
+    </w:p>
+    <w:p>
+      <w:pPr>
         <w:keepLines/>
         <w:tabs>
           <w:tab w:val="right" w:leader="dot" w:pos="9360"/>
         </w:tabs>
-        <w:spacing w:before="420" w:after="308" w:line="240" w:lineRule="auto"/>
-        <w:jc w:val="center"/>
-      </w:pPr>
-      <w:r>
-        <w:rPr>
-          <w:b/>
-          <w:bCs/>
-        </w:rPr>
-        <w:t xml:space="preserve">Table of Cases, Statutes, and Other Authorities</w:t>
+        <w:spacing w:before="196" w:after="0" w:line="288" w:lineRule="exact"/>
+        <w:ind w:left="504" w:right="1120" w:hanging="504"/>
+      </w:pPr>
+      <w:r>
+        <w:rPr>
+          <w:i/>
+          <w:iCs/>
+        </w:rPr>
+        <w:t xml:space="preserve">United</w:t>
+      </w:r>
+      <w:r>
+        <w:rPr>
+          <w:i/>
+          <w:iCs/>
+        </w:rPr>
+        <w:t xml:space="preserve"> </w:t>
+      </w:r>
+      <w:r>
+        <w:rPr>
+          <w:i/>
+          <w:iCs/>
+        </w:rPr>
+        <w:t xml:space="preserve">States</w:t>
+      </w:r>
+      <w:r>
+        <w:rPr>
+          <w:i/>
+          <w:iCs/>
+        </w:rPr>
+        <w:t xml:space="preserve"> </w:t>
+      </w:r>
+      <w:r>
+        <w:rPr>
+          <w:i/>
+          <w:iCs/>
+        </w:rPr>
+        <w:t xml:space="preserve">v.</w:t>
+      </w:r>
+      <w:r>
+        <w:rPr>
+          <w:i/>
+          <w:iCs/>
+        </w:rPr>
+        <w:t xml:space="preserve"> </w:t>
+      </w:r>
+      <w:r>
+        <w:rPr>
+          <w:i/>
+          <w:iCs/>
+        </w:rPr>
+        <w:t xml:space="preserve">Harmon</w:t>
+      </w:r>
+      <w:r>
+        <w:t xml:space="preserve">, </w:t>
+      </w:r>
+      <w:r>
+        <w:t xml:space="preserve">63</w:t>
+      </w:r>
+      <w:r>
+        <w:t xml:space="preserve"> </w:t>
+      </w:r>
+      <w:r>
+        <w:t xml:space="preserve">M.J.</w:t>
+      </w:r>
+      <w:r>
+        <w:t xml:space="preserve"> </w:t>
+      </w:r>
+      <w:r>
+        <w:t xml:space="preserve">98,</w:t>
+      </w:r>
+      <w:r>
+        <w:t xml:space="preserve"> </w:t>
+      </w:r>
+      <w:r>
+        <w:t xml:space="preserve">101</w:t>
+      </w:r>
+      <w:r>
+        <w:t xml:space="preserve"> </w:t>
+      </w:r>
+      <w:r>
+        <w:t xml:space="preserve">(C.A.A.F.</w:t>
+      </w:r>
+      <w:r>
+        <w:t xml:space="preserve"> </w:t>
+      </w:r>
+      <w:r>
+        <w:t xml:space="preserve">2006)</w:t>
+      </w:r>
+      <w:r>
+        <w:t xml:space="preserve">⁠ ⁠ ⁠ ⁠</w:t>
+      </w:r>
+      <w:r>
+        <w:tab/>
+      </w:r>
+      <w:r>
+        <w:t xml:space="preserve">6</w:t>
+      </w:r>
+    </w:p>
+    <w:p>
+      <w:pPr>
+        <w:keepLines/>
+        <w:tabs>
+          <w:tab w:val="right" w:leader="dot" w:pos="9360"/>
+        </w:tabs>
+        <w:spacing w:before="196" w:after="0" w:line="288" w:lineRule="exact"/>
+        <w:ind w:left="504" w:right="1120" w:hanging="504"/>
+      </w:pPr>
+      <w:r>
+        <w:rPr>
+          <w:i/>
+          <w:iCs/>
+        </w:rPr>
+        <w:t xml:space="preserve">United</w:t>
+      </w:r>
+      <w:r>
+        <w:rPr>
+          <w:i/>
+          <w:iCs/>
+        </w:rPr>
+        <w:t xml:space="preserve"> </w:t>
+      </w:r>
+      <w:r>
+        <w:rPr>
+          <w:i/>
+          <w:iCs/>
+        </w:rPr>
+        <w:t xml:space="preserve">States</w:t>
+      </w:r>
+      <w:r>
+        <w:rPr>
+          <w:i/>
+          <w:iCs/>
+        </w:rPr>
+        <w:t xml:space="preserve"> </w:t>
+      </w:r>
+      <w:r>
+        <w:rPr>
+          <w:i/>
+          <w:iCs/>
+        </w:rPr>
+        <w:t xml:space="preserve">v.</w:t>
+      </w:r>
+      <w:r>
+        <w:rPr>
+          <w:i/>
+          <w:iCs/>
+        </w:rPr>
+        <w:t xml:space="preserve"> </w:t>
+      </w:r>
+      <w:r>
+        <w:rPr>
+          <w:i/>
+          <w:iCs/>
+        </w:rPr>
+        <w:t xml:space="preserve">Reid</w:t>
+      </w:r>
+      <w:r>
+        <w:t xml:space="preserve">, </w:t>
+      </w:r>
+      <w:r>
+        <w:t xml:space="preserve">46</w:t>
+      </w:r>
+      <w:r>
+        <w:t xml:space="preserve"> </w:t>
+      </w:r>
+      <w:r>
+        <w:t xml:space="preserve">M.J.</w:t>
+      </w:r>
+      <w:r>
+        <w:t xml:space="preserve"> </w:t>
+      </w:r>
+      <w:r>
+        <w:t xml:space="preserve">236,</w:t>
+      </w:r>
+      <w:r>
+        <w:t xml:space="preserve"> </w:t>
+      </w:r>
+      <w:r>
+        <w:t xml:space="preserve">240</w:t>
+      </w:r>
+      <w:r>
+        <w:t xml:space="preserve"> </w:t>
+      </w:r>
+      <w:r>
+        <w:t xml:space="preserve">(C.A.A.F.</w:t>
+      </w:r>
+      <w:r>
+        <w:t xml:space="preserve"> </w:t>
+      </w:r>
+      <w:r>
+        <w:t xml:space="preserve">1997)</w:t>
+      </w:r>
+      <w:r>
+        <w:t xml:space="preserve">⁠ ⁠ ⁠ ⁠</w:t>
+      </w:r>
+      <w:r>
+        <w:tab/>
+      </w:r>
+      <w:r>
+        <w:t xml:space="preserve">5</w:t>
       </w:r>
     </w:p>
     <w:p>
@@ -583,81 +1806,188 @@
         <w:tabs>
           <w:tab w:val="right" w:pos="9360"/>
         </w:tabs>
-        <w:spacing w:before="280" w:after="56" w:line="240" w:lineRule="auto"/>
-      </w:pPr>
-      <w:r>
-        <w:rPr>
-          <w:b/>
-          <w:bCs/>
-        </w:rPr>
-        <w:t xml:space="preserve">Court of Appeals for the Armed Forces and Court of Military Appeals</w:t>
-      </w:r>
-      <w:r>
-        <w:tab/>
-      </w:r>
-      <w:r>
-        <w:rPr>
-          <w:b/>
-          <w:bCs/>
-          <w:u w:val="single"/>
-        </w:rPr>
-        <w:t xml:space="preserve">Page(s)</w:t>
-      </w:r>
-    </w:p>
-    <w:p>
-      <w:pPr>
+        <w:spacing w:before="392" w:after="56" w:line="288" w:lineRule="exact"/>
+      </w:pPr>
+      <w:r>
+        <w:rPr>
+          <w:b/>
+          <w:bCs/>
+        </w:rPr>
+        <w:t xml:space="preserve">Statutes</w:t>
+      </w:r>
+    </w:p>
+    <w:p>
+      <w:pPr>
+        <w:keepLines/>
         <w:tabs>
           <w:tab w:val="right" w:leader="dot" w:pos="9360"/>
         </w:tabs>
-        <w:spacing w:before="196" w:after="0" w:line="240" w:lineRule="auto"/>
-        <w:ind w:left="504" w:hanging="504"/>
-      </w:pPr>
-      <w:r>
-        <w:rPr>
-          <w:i/>
-          <w:iCs/>
-        </w:rPr>
-        <w:t xml:space="preserve">United States v. Harmon</w:t>
-      </w:r>
-      <w:r>
-        <w:t xml:space="preserve">, </w:t>
-      </w:r>
-      <w:r>
-        <w:t xml:space="preserve">63 M.J. 98, 101 (C.A.A.F. 2006)</w:t>
+        <w:spacing w:before="196" w:after="0" w:line="288" w:lineRule="exact"/>
+        <w:ind w:left="504" w:right="1120" w:hanging="504"/>
+      </w:pPr>
+      <w:r>
+        <w:t xml:space="preserve">Article</w:t>
+      </w:r>
+      <w:r>
+        <w:t xml:space="preserve"> </w:t>
+      </w:r>
+      <w:r>
+        <w:t xml:space="preserve">66(b)⁠(3),</w:t>
+      </w:r>
+      <w:r>
+        <w:t xml:space="preserve"> </w:t>
+      </w:r>
+      <w:r>
+        <w:t xml:space="preserve">UCMJ,</w:t>
+      </w:r>
+      <w:r>
+        <w:t xml:space="preserve"> </w:t>
+      </w:r>
+      <w:r>
+        <w:t xml:space="preserve">10</w:t>
+      </w:r>
+      <w:r>
+        <w:t xml:space="preserve"> </w:t>
+      </w:r>
+      <w:r>
+        <w:t xml:space="preserve">U.S.C.</w:t>
+      </w:r>
+      <w:r>
+        <w:t xml:space="preserve"> </w:t>
+      </w:r>
+      <w:r>
+        <w:t xml:space="preserve">§</w:t>
+      </w:r>
+      <w:r>
+        <w:t xml:space="preserve"> </w:t>
+      </w:r>
+      <w:r>
+        <w:t xml:space="preserve">866(b)⁠(3)</w:t>
+      </w:r>
+      <w:r>
+        <w:t xml:space="preserve">⁠ ⁠ ⁠ ⁠</w:t>
       </w:r>
       <w:r>
         <w:tab/>
       </w:r>
       <w:r>
-        <w:t xml:space="preserve">6</w:t>
-      </w:r>
-    </w:p>
-    <w:p>
-      <w:pPr>
+        <w:t xml:space="preserve">1</w:t>
+      </w:r>
+    </w:p>
+    <w:p>
+      <w:pPr>
+        <w:keepLines/>
         <w:tabs>
           <w:tab w:val="right" w:leader="dot" w:pos="9360"/>
         </w:tabs>
-        <w:spacing w:before="196" w:after="0" w:line="240" w:lineRule="auto"/>
-        <w:ind w:left="504" w:hanging="504"/>
-      </w:pPr>
-      <w:r>
-        <w:rPr>
-          <w:i/>
-          <w:iCs/>
-        </w:rPr>
-        <w:t xml:space="preserve">United States v. Reid</w:t>
-      </w:r>
-      <w:r>
-        <w:t xml:space="preserve">, </w:t>
-      </w:r>
-      <w:r>
-        <w:t xml:space="preserve">46 M.J. 236, 240 (C.A.A.F. 1997)</w:t>
+        <w:spacing w:before="196" w:after="0" w:line="288" w:lineRule="exact"/>
+        <w:ind w:left="504" w:right="1120" w:hanging="504"/>
+      </w:pPr>
+      <w:r>
+        <w:t xml:space="preserve">Article</w:t>
+      </w:r>
+      <w:r>
+        <w:t xml:space="preserve"> </w:t>
+      </w:r>
+      <w:r>
+        <w:t xml:space="preserve">67,</w:t>
+      </w:r>
+      <w:r>
+        <w:t xml:space="preserve"> </w:t>
+      </w:r>
+      <w:r>
+        <w:t xml:space="preserve">UCMJ,</w:t>
+      </w:r>
+      <w:r>
+        <w:t xml:space="preserve"> </w:t>
+      </w:r>
+      <w:r>
+        <w:t xml:space="preserve">10</w:t>
+      </w:r>
+      <w:r>
+        <w:t xml:space="preserve"> </w:t>
+      </w:r>
+      <w:r>
+        <w:t xml:space="preserve">U.S.C.</w:t>
+      </w:r>
+      <w:r>
+        <w:t xml:space="preserve"> </w:t>
+      </w:r>
+      <w:r>
+        <w:t xml:space="preserve">§</w:t>
+      </w:r>
+      <w:r>
+        <w:t xml:space="preserve"> </w:t>
+      </w:r>
+      <w:r>
+        <w:t xml:space="preserve">867</w:t>
+      </w:r>
+      <w:r>
+        <w:t xml:space="preserve">⁠ ⁠ ⁠ ⁠</w:t>
       </w:r>
       <w:r>
         <w:tab/>
       </w:r>
       <w:r>
-        <w:t xml:space="preserve">5</w:t>
+        <w:t xml:space="preserve">1</w:t>
+      </w:r>
+    </w:p>
+    <w:p>
+      <w:pPr>
+        <w:keepLines/>
+        <w:tabs>
+          <w:tab w:val="right" w:leader="dot" w:pos="9360"/>
+        </w:tabs>
+        <w:spacing w:before="196" w:after="0" w:line="288" w:lineRule="exact"/>
+        <w:ind w:left="504" w:right="1120" w:hanging="504"/>
+      </w:pPr>
+      <w:r>
+        <w:t xml:space="preserve">Article</w:t>
+      </w:r>
+      <w:r>
+        <w:t xml:space="preserve"> </w:t>
+      </w:r>
+      <w:r>
+        <w:t xml:space="preserve">80,</w:t>
+      </w:r>
+      <w:r>
+        <w:t xml:space="preserve"> </w:t>
+      </w:r>
+      <w:r>
+        <w:t xml:space="preserve">UCMJ,</w:t>
+      </w:r>
+      <w:r>
+        <w:t xml:space="preserve"> </w:t>
+      </w:r>
+      <w:r>
+        <w:t xml:space="preserve">10</w:t>
+      </w:r>
+      <w:r>
+        <w:t xml:space="preserve"> </w:t>
+      </w:r>
+      <w:r>
+        <w:t xml:space="preserve">U.S.C.</w:t>
+      </w:r>
+      <w:r>
+        <w:t xml:space="preserve"> </w:t>
+      </w:r>
+      <w:r>
+        <w:t xml:space="preserve">§</w:t>
+      </w:r>
+      <w:r>
+        <w:t xml:space="preserve"> </w:t>
+      </w:r>
+      <w:r>
+        <w:t xml:space="preserve">880</w:t>
+      </w:r>
+      <w:r>
+        <w:t xml:space="preserve">⁠ ⁠ ⁠ ⁠</w:t>
+      </w:r>
+      <w:r>
+        <w:tab/>
+      </w:r>
+      <w:r>
+        <w:t xml:space="preserve">1</w:t>
       </w:r>
     </w:p>
     <w:p>
@@ -667,162 +1997,163 @@
         <w:tabs>
           <w:tab w:val="right" w:pos="9360"/>
         </w:tabs>
-        <w:spacing w:before="392" w:after="56" w:line="240" w:lineRule="auto"/>
-      </w:pPr>
-      <w:r>
-        <w:rPr>
-          <w:b/>
-          <w:bCs/>
-        </w:rPr>
-        <w:t xml:space="preserve">Statutes</w:t>
-      </w:r>
-    </w:p>
-    <w:p>
-      <w:pPr>
+        <w:spacing w:before="392" w:after="56" w:line="288" w:lineRule="exact"/>
+      </w:pPr>
+      <w:r>
+        <w:rPr>
+          <w:b/>
+          <w:bCs/>
+        </w:rPr>
+        <w:t xml:space="preserve">Rules and Other Authorities</w:t>
+      </w:r>
+    </w:p>
+    <w:p>
+      <w:pPr>
+        <w:keepLines/>
         <w:tabs>
           <w:tab w:val="right" w:leader="dot" w:pos="9360"/>
         </w:tabs>
-        <w:spacing w:before="196" w:after="0" w:line="240" w:lineRule="auto"/>
-        <w:ind w:left="504" w:hanging="504"/>
-      </w:pPr>
-      <w:r>
-        <w:t xml:space="preserve">Article 66(b)(3), UCMJ, 10 U.S.C. § 866(b)(3)</w:t>
+        <w:spacing w:before="196" w:after="0" w:line="288" w:lineRule="exact"/>
+        <w:ind w:left="504" w:right="1120" w:hanging="504"/>
+      </w:pPr>
+      <w:r>
+        <w:t xml:space="preserve">C.A.A.F.</w:t>
+      </w:r>
+      <w:r>
+        <w:t xml:space="preserve"> </w:t>
+      </w:r>
+      <w:r>
+        <w:t xml:space="preserve">R.</w:t>
+      </w:r>
+      <w:r>
+        <w:t xml:space="preserve"> </w:t>
+      </w:r>
+      <w:r>
+        <w:t xml:space="preserve">21(b)⁠(5)⁠(A)</w:t>
+      </w:r>
+      <w:r>
+        <w:t xml:space="preserve">⁠ ⁠ ⁠ ⁠</w:t>
       </w:r>
       <w:r>
         <w:tab/>
       </w:r>
       <w:r>
-        <w:t xml:space="preserve">1</w:t>
-      </w:r>
-    </w:p>
-    <w:p>
-      <w:pPr>
+        <w:t xml:space="preserve">4</w:t>
+      </w:r>
+    </w:p>
+    <w:p>
+      <w:pPr>
+        <w:keepLines/>
         <w:tabs>
           <w:tab w:val="right" w:leader="dot" w:pos="9360"/>
         </w:tabs>
-        <w:spacing w:before="196" w:after="0" w:line="240" w:lineRule="auto"/>
-        <w:ind w:left="504" w:hanging="504"/>
-      </w:pPr>
-      <w:r>
-        <w:t xml:space="preserve">Article 67, UCMJ, 10 U.S.C. § 867</w:t>
+        <w:spacing w:before="196" w:after="0" w:line="288" w:lineRule="exact"/>
+        <w:ind w:left="504" w:right="1120" w:hanging="504"/>
+      </w:pPr>
+      <w:r>
+        <w:t xml:space="preserve">R.C.M.</w:t>
+      </w:r>
+      <w:r>
+        <w:t xml:space="preserve"> </w:t>
+      </w:r>
+      <w:r>
+        <w:t xml:space="preserve">502(c)⁠(3)</w:t>
+      </w:r>
+      <w:r>
+        <w:t xml:space="preserve">⁠ ⁠ ⁠ ⁠</w:t>
       </w:r>
       <w:r>
         <w:tab/>
       </w:r>
       <w:r>
-        <w:t xml:space="preserve">1</w:t>
-      </w:r>
-    </w:p>
-    <w:p>
-      <w:pPr>
+        <w:t xml:space="preserve">3, 4, 6</w:t>
+      </w:r>
+    </w:p>
+    <w:p>
+      <w:pPr>
+        <w:keepLines/>
         <w:tabs>
           <w:tab w:val="right" w:leader="dot" w:pos="9360"/>
         </w:tabs>
-        <w:spacing w:before="196" w:after="0" w:line="240" w:lineRule="auto"/>
-        <w:ind w:left="504" w:hanging="504"/>
-      </w:pPr>
-      <w:r>
-        <w:t xml:space="preserve">Article 80, UCMJ, 10 U.S.C. § 880</w:t>
+        <w:spacing w:before="196" w:after="0" w:line="288" w:lineRule="exact"/>
+        <w:ind w:left="504" w:right="1120" w:hanging="504"/>
+      </w:pPr>
+      <w:r>
+        <w:t xml:space="preserve">R.C.M.</w:t>
+      </w:r>
+      <w:r>
+        <w:t xml:space="preserve"> </w:t>
+      </w:r>
+      <w:r>
+        <w:t xml:space="preserve">907(b)⁠(1),</w:t>
+      </w:r>
+      <w:r>
+        <w:t xml:space="preserve"> </w:t>
+      </w:r>
+      <w:r>
+        <w:t xml:space="preserve">MCM</w:t>
+      </w:r>
+      <w:r>
+        <w:t xml:space="preserve"> </w:t>
+      </w:r>
+      <w:r>
+        <w:t xml:space="preserve">(2024</w:t>
+      </w:r>
+      <w:r>
+        <w:t xml:space="preserve"> </w:t>
+      </w:r>
+      <w:r>
+        <w:t xml:space="preserve">ed.)</w:t>
+      </w:r>
+      <w:r>
+        <w:t xml:space="preserve">⁠ ⁠ ⁠ ⁠</w:t>
       </w:r>
       <w:r>
         <w:tab/>
       </w:r>
       <w:r>
-        <w:t xml:space="preserve">1</w:t>
-      </w:r>
-    </w:p>
-    <w:p>
-      <w:pPr>
-        <w:keepNext/>
-        <w:keepLines/>
-        <w:tabs>
-          <w:tab w:val="right" w:pos="9360"/>
-        </w:tabs>
-        <w:spacing w:before="392" w:after="56" w:line="240" w:lineRule="auto"/>
-      </w:pPr>
-      <w:r>
-        <w:rPr>
-          <w:b/>
-          <w:bCs/>
-        </w:rPr>
-        <w:t xml:space="preserve">Rules and Other Authorities</w:t>
-      </w:r>
-    </w:p>
-    <w:p>
-      <w:pPr>
-        <w:tabs>
-          <w:tab w:val="right" w:leader="dot" w:pos="9360"/>
-        </w:tabs>
-        <w:spacing w:before="196" w:after="0" w:line="240" w:lineRule="auto"/>
-        <w:ind w:left="504" w:hanging="504"/>
-      </w:pPr>
-      <w:r>
-        <w:t xml:space="preserve">C.A.A.F. R. 21(b)(5)(A)</w:t>
-      </w:r>
-      <w:r>
-        <w:tab/>
-      </w:r>
-      <w:r>
-        <w:t xml:space="preserve">4</w:t>
-      </w:r>
-    </w:p>
-    <w:p>
-      <w:pPr>
-        <w:tabs>
-          <w:tab w:val="right" w:leader="dot" w:pos="9360"/>
-        </w:tabs>
-        <w:spacing w:before="196" w:after="0" w:line="240" w:lineRule="auto"/>
-        <w:ind w:left="504" w:hanging="504"/>
-      </w:pPr>
-      <w:r>
-        <w:t xml:space="preserve">R.C.M. 502(c)(3)</w:t>
-      </w:r>
-      <w:r>
-        <w:tab/>
-      </w:r>
-      <w:r>
-        <w:t xml:space="preserve">3, 4, 7</w:t>
-      </w:r>
-    </w:p>
-    <w:p>
-      <w:pPr>
-        <w:tabs>
-          <w:tab w:val="right" w:leader="dot" w:pos="9360"/>
-        </w:tabs>
-        <w:spacing w:before="196" w:after="0" w:line="240" w:lineRule="auto"/>
-        <w:ind w:left="504" w:hanging="504"/>
-      </w:pPr>
-      <w:r>
-        <w:t xml:space="preserve">R.C.M. 907(b)(1), MCM (2024 ed.)</w:t>
-      </w:r>
-      <w:r>
-        <w:tab/>
-      </w:r>
-      <w:r>
-        <w:t xml:space="preserve">1, 6</w:t>
-      </w:r>
-    </w:p>
-    <w:p>
-      <w:pPr>
-        <w:spacing w:before="0" w:after="0" w:line="240" w:lineRule="auto"/>
+        <w:t xml:space="preserve">1, 5</w:t>
+      </w:r>
+    </w:p>
+    <w:p>
+      <w:pPr>
+        <w:spacing w:before="0" w:after="0" w:line="20" w:lineRule="exact"/>
         <w:sectPr>
-          <w:footerReference w:type="default" r:id="rId100"/>
+          <w:footerReference w:type="default" r:id="rIdFtrPage"/>
           <w:pgSz w:w="12240" w:h="15840"/>
-          <w:pgMar w:top="1440" w:right="1440" w:bottom="1440" w:left="1440" w:header="720" w:footer="720" w:gutter="0"/>
+          <w:pgMar w:top="1440" w:right="1440" w:bottom="1440" w:left="1440" w:header="720" w:footer="718" w:gutter="0"/>
           <w:pgNumType w:fmt="lowerRoman" w:start="1"/>
         </w:sectPr>
       </w:pPr>
     </w:p>
     <w:p>
       <w:pPr>
-        <w:pStyle w:val="SectionHeadTop"/>
-      </w:pPr>
-      <w:r>
-        <w:rPr>
-          <w:b/>
-          <w:bCs/>
-        </w:rPr>
-        <w:t xml:space="preserve">Issue Presented</w:t>
+        <w:keepNext/>
+        <w:keepLines/>
+        <w:spacing w:before="0" w:after="308" w:line="288" w:lineRule="exact"/>
+        <w:ind w:left="0" w:firstLine="0"/>
+        <w:jc w:val="center"/>
+      </w:pPr>
+      <w:r>
+        <w:rPr>
+          <w:b/>
+          <w:bCs/>
+        </w:rPr>
+        <w:t xml:space="preserve">Issue</w:t>
+      </w:r>
+      <w:r>
+        <w:rPr>
+          <w:b/>
+          <w:bCs/>
+        </w:rPr>
+        <w:t xml:space="preserve"> </w:t>
+      </w:r>
+      <w:r>
+        <w:rPr>
+          <w:b/>
+          <w:bCs/>
+        </w:rPr>
+        <w:t xml:space="preserve">Presented</w:t>
       </w:r>
     </w:p>
     <w:p>
@@ -834,19 +2165,65 @@
           <w:b/>
           <w:bCs/>
         </w:rPr>
-        <w:t xml:space="preserve">Did Appellant’s court-martial lack jurisdiction due to the military judges’ lack of qualifications under Rule for Courts-Martial 502(c)(3) because they were not serving for a “term” of at least three years?</w:t>
-      </w:r>
-    </w:p>
-    <w:p>
-      <w:pPr>
-        <w:pStyle w:val="SectionHead"/>
-      </w:pPr>
-      <w:r>
-        <w:rPr>
-          <w:b/>
-          <w:bCs/>
-        </w:rPr>
-        <w:t xml:space="preserve">Statement of Statutory Jurisdiction</w:t>
+        <w:t xml:space="preserve">Did Appellant’s court-martial lack jurisdiction due to the military judges’ lack of qualifications under Rule for Courts-Martial 502(c)⁠(3) because they were not serving for a “term” of at least three years?</w:t>
+      </w:r>
+    </w:p>
+    <w:p>
+      <w:pPr>
+        <w:keepNext/>
+        <w:keepLines/>
+        <w:spacing w:before="420" w:after="308" w:line="288" w:lineRule="exact"/>
+        <w:ind w:left="0" w:firstLine="0"/>
+        <w:jc w:val="center"/>
+      </w:pPr>
+      <w:r>
+        <w:rPr>
+          <w:b/>
+          <w:bCs/>
+        </w:rPr>
+        <w:t xml:space="preserve">Statement</w:t>
+      </w:r>
+      <w:r>
+        <w:rPr>
+          <w:b/>
+          <w:bCs/>
+        </w:rPr>
+        <w:t xml:space="preserve"> </w:t>
+      </w:r>
+      <w:r>
+        <w:rPr>
+          <w:b/>
+          <w:bCs/>
+        </w:rPr>
+        <w:t xml:space="preserve">of</w:t>
+      </w:r>
+      <w:r>
+        <w:rPr>
+          <w:b/>
+          <w:bCs/>
+        </w:rPr>
+        <w:t xml:space="preserve"> </w:t>
+      </w:r>
+      <w:r>
+        <w:rPr>
+          <w:b/>
+          <w:bCs/>
+        </w:rPr>
+        <w:t xml:space="preserve">Statutory</w:t>
+      </w:r>
+      <w:r>
+        <w:rPr>
+          <w:b/>
+          <w:bCs/>
+        </w:rPr>
+        <w:t xml:space="preserve"> </w:t>
+      </w:r>
+      <w:r>
+        <w:rPr>
+          <w:b/>
+          <w:bCs/>
+        </w:rPr>
+        <w:t xml:space="preserve">Jurisdiction</w:t>
       </w:r>
     </w:p>
     <w:p>
@@ -854,49 +2231,65 @@
         <w:pStyle w:val="BodyText"/>
       </w:pPr>
       <w:r>
-        <w:t xml:space="preserve">Airman First Class (A1C) Keith A. Cooper’s approved sentence includes a dishonorable discharge. Accordingly, the Air Force Court of Criminal Appeals (AFCCA) had jurisdiction pursuant to</w:t>
-      </w:r>
-      <w:r>
-        <w:t xml:space="preserve"> </w:t>
-      </w:r>
-      <w:r>
-        <w:t xml:space="preserve">Article 66(b)(3), Uniform Code of Military Justice (UCMJ), 10 U.S.C. § 866(b)(3)</w:t>
-      </w:r>
-      <w:r>
-        <w:t xml:space="preserve">. A1C Cooper, Appellant, now invokes this Court’s</w:t>
-      </w:r>
-      <w:r>
-        <w:t xml:space="preserve"> </w:t>
-      </w:r>
-      <w:r>
-        <w:t xml:space="preserve">Article 67, UCMJ, 10 U.S.C. § 867</w:t>
-      </w:r>
-      <w:r>
-        <w:t xml:space="preserve"> </w:t>
-      </w:r>
-      <w:r>
-        <w:t xml:space="preserve">jurisdiction. Appellant, for the first time, challenges the trial court’s jurisdiction to adjudicate his case. Jurisdiction is nonwaivable and can be raised at any time,</w:t>
-      </w:r>
-      <w:r>
-        <w:t xml:space="preserve"> </w:t>
-      </w:r>
-      <w:r>
-        <w:t xml:space="preserve">R.C.M. 907(b)(1), Manual for Courts-Martial, United States (MCM) (2024 ed.)</w:t>
-      </w:r>
-      <w:r>
-        <w:t xml:space="preserve">, giving this Court the ability to address this issue now.</w:t>
-      </w:r>
-    </w:p>
-    <w:p>
-      <w:pPr>
-        <w:pStyle w:val="SectionHead"/>
-      </w:pPr>
-      <w:r>
-        <w:rPr>
-          <w:b/>
-          <w:bCs/>
-        </w:rPr>
-        <w:t xml:space="preserve">Statement of the Case</w:t>
+        <w:t xml:space="preserve">Airman First Class (A1C) Keith A. Cooper’s approved sentence includes a dishonorable discharge. Accordingly, the Air Force Court of Criminal Appeals (AFCCA) had jurisdiction pursuant to Article 66(b)⁠(3), Uniform Code of Military Justice (UCMJ), 10 U.S.C. § 866(b)⁠(3). A1C Cooper, Appellant, now invokes this Court’s Article 67, UCMJ, 10 U.S.C. § 867 jurisdiction. Appellant, for the first time, challenges the trial court’s jurisdiction to adjudicate his case. Jurisdiction is nonwaivable and can be raised at any time, R.C.M. 907(b)⁠(1), Manual for Courts-Martial, United States (MCM) (2024 ed.), giving this Court the ability to address this issue now.</w:t>
+      </w:r>
+    </w:p>
+    <w:p>
+      <w:pPr>
+        <w:keepNext/>
+        <w:keepLines/>
+        <w:spacing w:before="420" w:after="308" w:line="288" w:lineRule="exact"/>
+        <w:ind w:left="0" w:firstLine="0"/>
+        <w:jc w:val="center"/>
+      </w:pPr>
+      <w:r>
+        <w:rPr>
+          <w:b/>
+          <w:bCs/>
+        </w:rPr>
+        <w:t xml:space="preserve">Statement</w:t>
+      </w:r>
+      <w:r>
+        <w:rPr>
+          <w:b/>
+          <w:bCs/>
+        </w:rPr>
+        <w:t xml:space="preserve"> </w:t>
+      </w:r>
+      <w:r>
+        <w:rPr>
+          <w:b/>
+          <w:bCs/>
+        </w:rPr>
+        <w:t xml:space="preserve">of</w:t>
+      </w:r>
+      <w:r>
+        <w:rPr>
+          <w:b/>
+          <w:bCs/>
+        </w:rPr>
+        <w:t xml:space="preserve"> </w:t>
+      </w:r>
+      <w:r>
+        <w:rPr>
+          <w:b/>
+          <w:bCs/>
+        </w:rPr>
+        <w:t xml:space="preserve">the</w:t>
+      </w:r>
+      <w:r>
+        <w:rPr>
+          <w:b/>
+          <w:bCs/>
+        </w:rPr>
+        <w:t xml:space="preserve"> </w:t>
+      </w:r>
+      <w:r>
+        <w:rPr>
+          <w:b/>
+          <w:bCs/>
+        </w:rPr>
+        <w:t xml:space="preserve">Case</w:t>
       </w:r>
     </w:p>
     <w:p>
@@ -904,16 +2297,13 @@
         <w:pStyle w:val="BodyText"/>
       </w:pPr>
       <w:r>
-        <w:t xml:space="preserve">A panel of members with enlisted representation sitting as a general court-martial convicted Appellant, United States Air Force, contrary to his pleas, of one specification of attempted sexual assault of child, in violation of</w:t>
-      </w:r>
-      <w:r>
-        <w:t xml:space="preserve"> </w:t>
-      </w:r>
-      <w:r>
-        <w:t xml:space="preserve">Article 80, UCMJ, 10 U.S.C § 880</w:t>
-      </w:r>
-      <w:r>
-        <w:t xml:space="preserve">. Trial Tr. 1, 53, 55, 59, 510. The military judge sentenced him to be reprimanded, to be reduced to the grade of E-1, to be confined for one year, and to be discharged with a dishonorable discharge. Trial Tr. 512, 549. The convening authority took no action on the findings or the sentence. Convening Authority Decision on Action (Oct. 28, 2024).</w:t>
+        <w:t xml:space="preserve">A panel of members with enlisted representation sitting as a general court-martial convicted Appellant, United States Air Force, contrary to his pleas, of one specification of attempted sexual assault of child, in violation of Article 80, UCMJ, 10 U.S.C § 880. Trial Tr. 1, 53, 55, 59, 510. The military judge sentenced him to be reprimanded, to be reduced to the grade of E</w:t>
+      </w:r>
+      <w:r>
+        <w:noBreakHyphen/>
+      </w:r>
+      <w:r>
+        <w:t xml:space="preserve">1, to be confined for one year, and to be discharged with a dishonorable discharge. Trial Tr. 512, 549. The convening authority took no action on the findings or the sentence. Convening Authority Decision on Action (Oct. 28, 2024).</w:t>
       </w:r>
     </w:p>
     <w:p>
@@ -926,19 +2316,54 @@
     </w:p>
     <w:p>
       <w:pPr>
-        <w:pStyle w:val="SectionHead"/>
-      </w:pPr>
-      <w:r>
-        <w:rPr>
-          <w:b/>
-          <w:bCs/>
-        </w:rPr>
-        <w:t xml:space="preserve">Statement of Facts</w:t>
-      </w:r>
-    </w:p>
-    <w:p>
-      <w:pPr>
-        <w:pStyle w:val="Hang1"/>
+        <w:keepNext/>
+        <w:keepLines/>
+        <w:spacing w:before="420" w:after="308" w:line="288" w:lineRule="exact"/>
+        <w:ind w:left="0" w:firstLine="0"/>
+        <w:jc w:val="center"/>
+      </w:pPr>
+      <w:r>
+        <w:rPr>
+          <w:b/>
+          <w:bCs/>
+        </w:rPr>
+        <w:t xml:space="preserve">Statement</w:t>
+      </w:r>
+      <w:r>
+        <w:rPr>
+          <w:b/>
+          <w:bCs/>
+        </w:rPr>
+        <w:t xml:space="preserve"> </w:t>
+      </w:r>
+      <w:r>
+        <w:rPr>
+          <w:b/>
+          <w:bCs/>
+        </w:rPr>
+        <w:t xml:space="preserve">of</w:t>
+      </w:r>
+      <w:r>
+        <w:rPr>
+          <w:b/>
+          <w:bCs/>
+        </w:rPr>
+        <w:t xml:space="preserve"> </w:t>
+      </w:r>
+      <w:r>
+        <w:rPr>
+          <w:b/>
+          <w:bCs/>
+        </w:rPr>
+        <w:t xml:space="preserve">Facts</w:t>
+      </w:r>
+    </w:p>
+    <w:p>
+      <w:pPr>
+        <w:keepNext/>
+        <w:keepLines/>
+        <w:spacing w:before="308" w:after="252" w:line="288" w:lineRule="exact"/>
+        <w:ind w:left="1440" w:hanging="720"/>
       </w:pPr>
       <w:r>
         <w:rPr>
@@ -948,6 +2373,10 @@
         <w:t xml:space="preserve">A.</w:t>
       </w:r>
       <w:r>
+        <w:rPr>
+          <w:b/>
+          <w:bCs/>
+        </w:rPr>
         <w:tab/>
       </w:r>
       <w:r>
@@ -955,7 +2384,161 @@
           <w:b/>
           <w:bCs/>
         </w:rPr>
-        <w:t xml:space="preserve">During Appellant’s court-martial, multiple judges were detailed to preside over the proceedings.</w:t>
+        <w:t xml:space="preserve">During</w:t>
+      </w:r>
+      <w:r>
+        <w:rPr>
+          <w:b/>
+          <w:bCs/>
+        </w:rPr>
+        <w:t xml:space="preserve"> </w:t>
+      </w:r>
+      <w:r>
+        <w:rPr>
+          <w:b/>
+          <w:bCs/>
+        </w:rPr>
+        <w:t xml:space="preserve">Appellant’s</w:t>
+      </w:r>
+      <w:r>
+        <w:rPr>
+          <w:b/>
+          <w:bCs/>
+        </w:rPr>
+        <w:t xml:space="preserve"> </w:t>
+      </w:r>
+      <w:r>
+        <w:rPr>
+          <w:b/>
+          <w:bCs/>
+        </w:rPr>
+        <w:t xml:space="preserve">court-martial,</w:t>
+      </w:r>
+      <w:r>
+        <w:rPr>
+          <w:b/>
+          <w:bCs/>
+        </w:rPr>
+        <w:t xml:space="preserve"> </w:t>
+      </w:r>
+      <w:r>
+        <w:rPr>
+          <w:b/>
+          <w:bCs/>
+        </w:rPr>
+        <w:t xml:space="preserve">multiple</w:t>
+      </w:r>
+      <w:r>
+        <w:rPr>
+          <w:b/>
+          <w:bCs/>
+        </w:rPr>
+        <w:t xml:space="preserve"> </w:t>
+      </w:r>
+      <w:r>
+        <w:rPr>
+          <w:b/>
+          <w:bCs/>
+        </w:rPr>
+        <w:t xml:space="preserve">judges</w:t>
+      </w:r>
+      <w:r>
+        <w:rPr>
+          <w:b/>
+          <w:bCs/>
+        </w:rPr>
+        <w:t xml:space="preserve"> </w:t>
+      </w:r>
+      <w:r>
+        <w:rPr>
+          <w:b/>
+          <w:bCs/>
+        </w:rPr>
+        <w:t xml:space="preserve">were</w:t>
+      </w:r>
+      <w:r>
+        <w:rPr>
+          <w:b/>
+          <w:bCs/>
+        </w:rPr>
+        <w:t xml:space="preserve"> </w:t>
+      </w:r>
+      <w:r>
+        <w:rPr>
+          <w:b/>
+          <w:bCs/>
+        </w:rPr>
+        <w:t xml:space="preserve">detailed</w:t>
+      </w:r>
+      <w:r>
+        <w:rPr>
+          <w:b/>
+          <w:bCs/>
+        </w:rPr>
+        <w:t xml:space="preserve"> </w:t>
+      </w:r>
+      <w:r>
+        <w:rPr>
+          <w:b/>
+          <w:bCs/>
+        </w:rPr>
+        <w:t xml:space="preserve">to</w:t>
+      </w:r>
+      <w:r>
+        <w:rPr>
+          <w:b/>
+          <w:bCs/>
+        </w:rPr>
+        <w:t xml:space="preserve"> </w:t>
+      </w:r>
+      <w:r>
+        <w:rPr>
+          <w:b/>
+          <w:bCs/>
+        </w:rPr>
+        <w:t xml:space="preserve">preside</w:t>
+      </w:r>
+      <w:r>
+        <w:rPr>
+          <w:b/>
+          <w:bCs/>
+        </w:rPr>
+        <w:t xml:space="preserve"> </w:t>
+      </w:r>
+      <w:r>
+        <w:rPr>
+          <w:b/>
+          <w:bCs/>
+        </w:rPr>
+        <w:t xml:space="preserve">over</w:t>
+      </w:r>
+      <w:r>
+        <w:rPr>
+          <w:b/>
+          <w:bCs/>
+        </w:rPr>
+        <w:t xml:space="preserve"> </w:t>
+      </w:r>
+      <w:r>
+        <w:rPr>
+          <w:b/>
+          <w:bCs/>
+        </w:rPr>
+        <w:t xml:space="preserve">the</w:t>
+      </w:r>
+      <w:r>
+        <w:rPr>
+          <w:b/>
+          <w:bCs/>
+        </w:rPr>
+        <w:t xml:space="preserve"> </w:t>
+      </w:r>
+      <w:r>
+        <w:rPr>
+          <w:b/>
+          <w:bCs/>
+        </w:rPr>
+        <w:t xml:space="preserve">proceedings.</w:t>
       </w:r>
     </w:p>
     <w:p>
@@ -1008,7 +2591,10 @@
     </w:p>
     <w:p>
       <w:pPr>
-        <w:pStyle w:val="Hang1"/>
+        <w:keepNext/>
+        <w:keepLines/>
+        <w:spacing w:before="308" w:after="252" w:line="288" w:lineRule="exact"/>
+        <w:ind w:left="1440" w:hanging="720"/>
       </w:pPr>
       <w:r>
         <w:rPr>
@@ -1018,6 +2604,10 @@
         <w:t xml:space="preserve">B.</w:t>
       </w:r>
       <w:r>
+        <w:rPr>
+          <w:b/>
+          <w:bCs/>
+        </w:rPr>
         <w:tab/>
       </w:r>
       <w:r>
@@ -1025,7 +2615,147 @@
           <w:b/>
           <w:bCs/>
         </w:rPr>
-        <w:t xml:space="preserve">Assignment of Military Judges in the Department of the Air Force.</w:t>
+        <w:t xml:space="preserve">Assignment</w:t>
+      </w:r>
+      <w:r>
+        <w:rPr>
+          <w:b/>
+          <w:bCs/>
+        </w:rPr>
+        <w:t xml:space="preserve"> </w:t>
+      </w:r>
+      <w:r>
+        <w:rPr>
+          <w:b/>
+          <w:bCs/>
+        </w:rPr>
+        <w:t xml:space="preserve">of</w:t>
+      </w:r>
+      <w:r>
+        <w:rPr>
+          <w:b/>
+          <w:bCs/>
+        </w:rPr>
+        <w:t xml:space="preserve"> </w:t>
+      </w:r>
+      <w:r>
+        <w:rPr>
+          <w:b/>
+          <w:bCs/>
+        </w:rPr>
+        <w:t xml:space="preserve">Military</w:t>
+      </w:r>
+      <w:r>
+        <w:rPr>
+          <w:b/>
+          <w:bCs/>
+        </w:rPr>
+        <w:t xml:space="preserve"> </w:t>
+      </w:r>
+      <w:r>
+        <w:rPr>
+          <w:b/>
+          <w:bCs/>
+        </w:rPr>
+        <w:t xml:space="preserve">Judges</w:t>
+      </w:r>
+      <w:r>
+        <w:rPr>
+          <w:b/>
+          <w:bCs/>
+        </w:rPr>
+        <w:t xml:space="preserve"> </w:t>
+      </w:r>
+      <w:r>
+        <w:rPr>
+          <w:b/>
+          <w:bCs/>
+        </w:rPr>
+        <w:t xml:space="preserve">in</w:t>
+      </w:r>
+      <w:r>
+        <w:rPr>
+          <w:b/>
+          <w:bCs/>
+        </w:rPr>
+        <w:t xml:space="preserve"> </w:t>
+      </w:r>
+      <w:r>
+        <w:rPr>
+          <w:b/>
+          <w:bCs/>
+        </w:rPr>
+        <w:t xml:space="preserve">the</w:t>
+      </w:r>
+      <w:r>
+        <w:rPr>
+          <w:b/>
+          <w:bCs/>
+        </w:rPr>
+        <w:t xml:space="preserve"> </w:t>
+      </w:r>
+      <w:r>
+        <w:rPr>
+          <w:b/>
+          <w:bCs/>
+        </w:rPr>
+        <w:t xml:space="preserve">Department</w:t>
+      </w:r>
+      <w:r>
+        <w:rPr>
+          <w:b/>
+          <w:bCs/>
+        </w:rPr>
+        <w:t xml:space="preserve"> </w:t>
+      </w:r>
+      <w:r>
+        <w:rPr>
+          <w:b/>
+          <w:bCs/>
+        </w:rPr>
+        <w:t xml:space="preserve">of</w:t>
+      </w:r>
+      <w:r>
+        <w:rPr>
+          <w:b/>
+          <w:bCs/>
+        </w:rPr>
+        <w:t xml:space="preserve"> </w:t>
+      </w:r>
+      <w:r>
+        <w:rPr>
+          <w:b/>
+          <w:bCs/>
+        </w:rPr>
+        <w:t xml:space="preserve">the</w:t>
+      </w:r>
+      <w:r>
+        <w:rPr>
+          <w:b/>
+          <w:bCs/>
+        </w:rPr>
+        <w:t xml:space="preserve"> </w:t>
+      </w:r>
+      <w:r>
+        <w:rPr>
+          <w:b/>
+          <w:bCs/>
+        </w:rPr>
+        <w:t xml:space="preserve">Air</w:t>
+      </w:r>
+      <w:r>
+        <w:rPr>
+          <w:b/>
+          <w:bCs/>
+        </w:rPr>
+        <w:t xml:space="preserve"> </w:t>
+      </w:r>
+      <w:r>
+        <w:rPr>
+          <w:b/>
+          <w:bCs/>
+        </w:rPr>
+        <w:t xml:space="preserve">Force.</w:t>
       </w:r>
     </w:p>
     <w:p>
@@ -1033,19 +2763,7 @@
         <w:pStyle w:val="BodyText"/>
       </w:pPr>
       <w:r>
-        <w:t xml:space="preserve">Since January 1, 2019,</w:t>
-      </w:r>
-      <w:r>
-        <w:t xml:space="preserve"> </w:t>
-      </w:r>
-      <w:r>
-        <w:t xml:space="preserve">R.C.M. 502(c)(3)</w:t>
-      </w:r>
-      <w:r>
-        <w:t xml:space="preserve"> </w:t>
-      </w:r>
-      <w:r>
-        <w:t xml:space="preserve">has provided that a “person assigned for duty as a military judge shall serve as a military judge for a term of not less than three years, subject to such provisions for reassignment as may be prescribed in regulations issued by the Secretary concerned.” Nothing in the record of Appellant’s trial indicates whether any of his five military judges were “serv[ing] as a military judge for a term of not less than three years.”</w:t>
+        <w:t xml:space="preserve">Since January 1, 2019, R.C.M. 502(c)⁠(3) has provided that a “person assigned for duty as a military judge shall serve as a military judge for a term of not less than three years, subject to such provisions for reassignment as may be prescribed in regulations issued by the Secretary concerned.” Nothing in the record of Appellant’s trial indicates whether any of his five military judges were “serv[ing] as a military judge for a term of not less than three years.”</w:t>
       </w:r>
       <w:r>
         <w:t xml:space="preserve"> </w:t>
@@ -1058,16 +2776,7 @@
         <w:t xml:space="preserve">Id.</w:t>
       </w:r>
       <w:r>
-        <w:t xml:space="preserve">; see generally App. Ex. I; App. Ex. XV; App. Ex. XXVIII; App. Ex. XXIX. Neither trial counsel nor trial defense counsel questioned any of the military judges about whether their assignment to serve as a military judge complied with</w:t>
-      </w:r>
-      <w:r>
-        <w:t xml:space="preserve"> </w:t>
-      </w:r>
-      <w:r>
-        <w:t xml:space="preserve">R.C.M. 502(c)(3)</w:t>
-      </w:r>
-      <w:r>
-        <w:t xml:space="preserve">. See Trial Tr. 53.</w:t>
+        <w:t xml:space="preserve">; see generally App. Ex. I; App. Ex. XV; App. Ex. XXVIII; App. Ex. XXIX. Neither trial counsel nor trial defense counsel questioned any of the military judges about whether their assignment to serve as a military judge complied with R.C.M. 502(c)⁠(3). See Trial Tr. 53.</w:t>
       </w:r>
     </w:p>
     <w:p>
@@ -1075,13 +2784,13 @@
         <w:pStyle w:val="BodyText"/>
       </w:pPr>
       <w:r>
-        <w:t xml:space="preserve">R.C.M. 502(c)(3)</w:t>
-      </w:r>
-      <w:r>
-        <w:t xml:space="preserve"> </w:t>
-      </w:r>
-      <w:r>
-        <w:t xml:space="preserve">acknowledges that the Secretaries of the military services may prescribe “provisions for reassignment . . . in regulations.” Indeed, the Secretary of the Air Force and his designees have issued many regulations for the Department of the Air Force, including its Judge Advocate General’s Corps. One of them, Department of the Air Force Instruction 51-101 provides:</w:t>
+        <w:t xml:space="preserve">R.C.M. 502(c)⁠(3) acknowledges that the Secretaries of the military services may prescribe “provisions for reassignment . . . in regulations.” Indeed, the Secretary of the Air Force and his designees have issued many regulations for the Department of the Air Force, including its Judge Advocate General’s Corps. One of them, Department of the Air Force Instruction 51</w:t>
+      </w:r>
+      <w:r>
+        <w:noBreakHyphen/>
+      </w:r>
+      <w:r>
+        <w:t xml:space="preserve">101 provides:</w:t>
       </w:r>
     </w:p>
     <w:p>
@@ -1147,12 +2856,16 @@
         <w:t xml:space="preserve"> </w:t>
       </w:r>
       <w:r>
-        <w:t xml:space="preserve">at ¶ 11.6.1.</w:t>
-      </w:r>
-    </w:p>
-    <w:p>
-      <w:pPr>
-        <w:pStyle w:val="SectionHead"/>
+        <w:t xml:space="preserve">at ¶ 11.6.1.</w:t>
+      </w:r>
+    </w:p>
+    <w:p>
+      <w:pPr>
+        <w:keepNext/>
+        <w:keepLines/>
+        <w:spacing w:before="420" w:after="308" w:line="288" w:lineRule="exact"/>
+        <w:ind w:left="0" w:firstLine="0"/>
+        <w:jc w:val="center"/>
       </w:pPr>
       <w:r>
         <w:rPr>
@@ -1167,37 +2880,7 @@
         <w:pStyle w:val="BodyText"/>
       </w:pPr>
       <w:r>
-        <w:t xml:space="preserve">There is good cause to grant Appellant’s petition for review because this case presents a question of law that has not been, but should be, settled by this Court.</w:t>
-      </w:r>
-      <w:r>
-        <w:t xml:space="preserve"> </w:t>
-      </w:r>
-      <w:r>
-        <w:t xml:space="preserve">C.A.A.F. R. 21(b)(5)(A)</w:t>
-      </w:r>
-      <w:r>
-        <w:t xml:space="preserve">. This case offers a compelling vehicle for this Court to resolve whether the Air Force’s assignment of military judges complies with the qualification standard the President established in</w:t>
-      </w:r>
-      <w:r>
-        <w:t xml:space="preserve"> </w:t>
-      </w:r>
-      <w:r>
-        <w:t xml:space="preserve">R.C.M. 502(c)(3)</w:t>
-      </w:r>
-      <w:r>
-        <w:t xml:space="preserve">. This Court should address this issue now to give military justice practitioners a clear interpretation of</w:t>
-      </w:r>
-      <w:r>
-        <w:t xml:space="preserve"> </w:t>
-      </w:r>
-      <w:r>
-        <w:t xml:space="preserve">R.C.M. 502(c)(3)</w:t>
-      </w:r>
-      <w:r>
-        <w:t xml:space="preserve"> </w:t>
-      </w:r>
-      <w:r>
-        <w:t xml:space="preserve">and how a lack of compliance with that rule affects court-martial jurisdiction, encouraging necessary reform to this aspect of the military justice system.</w:t>
+        <w:t xml:space="preserve">There is good cause to grant Appellant’s petition for review because this case presents a question of law that has not been, but should be, settled by this Court. C.A.A.F. R. 21(b)⁠(5)⁠(A). This case offers a compelling vehicle for this Court to resolve whether the Air Force’s assignment of military judges complies with the qualification standard the President established in R.C.M. 502(c)⁠(3). This Court should address this issue now to give military justice practitioners a clear interpretation of R.C.M. 502(c)⁠(3) and how a lack of compliance with that rule affects court-martial jurisdiction, encouraging necessary reform to this aspect of the military justice system.</w:t>
       </w:r>
     </w:p>
     <w:p>
@@ -1205,42 +2888,416 @@
         <w:pStyle w:val="BodyText"/>
       </w:pPr>
       <w:r>
-        <w:t xml:space="preserve">This Court’s consideration of this issue is particularly appropriate because it is not Air Force-specific. The Department of the Army has the same issue, relying on its admission to Mr. Fidell that “appointments [of military judges in the Army] are open ended, without pre-determined end dates.” It would be fitting for this Court to resolve this issue, since it affects at least two military departments—perhaps more.</w:t>
-      </w:r>
-    </w:p>
-    <w:p>
-      <w:pPr>
-        <w:pStyle w:val="PointHead"/>
-      </w:pPr>
-      <w:r>
-        <w:rPr>
-          <w:b/>
-          <w:b/>
-          <w:bCs/>
-          <w:bCs/>
-        </w:rPr>
-        <w:t xml:space="preserve">I.</w:t>
-      </w:r>
-      <w:r>
-        <w:rPr>
-          <w:b/>
-          <w:b/>
-          <w:bCs/>
-          <w:bCs/>
-        </w:rPr>
-        <w:t xml:space="preserve"> </w:t>
-      </w:r>
-      <w:r>
-        <w:rPr>
-          <w:b/>
-          <w:bCs/>
-        </w:rPr>
-        <w:t xml:space="preserve">Because Appellant’s court-martial was composed incorrectly due to the military judges’ lack of qualifications under R.C.M. 502(c)(3), it lacked jurisdiction under R.C.M. 201(b)(2) and its judgment is void.</w:t>
-      </w:r>
-    </w:p>
-    <w:p>
-      <w:pPr>
-        <w:pStyle w:val="Hang1"/>
+        <w:t xml:space="preserve">This Court’s consideration of this issue is particularly appropriate because it is not Air Force-specific. The Department of the Army has the same issue, relying on its admission to Mr. Fidell that “appointments [of military judges in the Army] are open ended, without pre-determined end dates.” It would be fitting for this Court to resolve this issue, since it affects at least two military departments—perhaps more.</w:t>
+      </w:r>
+    </w:p>
+    <w:p>
+      <w:pPr>
+        <w:keepNext/>
+        <w:keepLines/>
+        <w:spacing w:before="336" w:after="280" w:line="288" w:lineRule="exact"/>
+        <w:ind w:left="0" w:firstLine="0"/>
+        <w:jc w:val="center"/>
+      </w:pPr>
+      <w:r>
+        <w:rPr>
+          <w:b/>
+          <w:bCs/>
+        </w:rPr>
+        <w:t xml:space="preserve">I. </w:t>
+      </w:r>
+      <w:r>
+        <w:rPr>
+          <w:b/>
+          <w:bCs/>
+        </w:rPr>
+        <w:t xml:space="preserve">Because</w:t>
+      </w:r>
+      <w:r>
+        <w:rPr>
+          <w:b/>
+          <w:bCs/>
+        </w:rPr>
+        <w:t xml:space="preserve"> </w:t>
+      </w:r>
+      <w:r>
+        <w:rPr>
+          <w:b/>
+          <w:bCs/>
+        </w:rPr>
+        <w:t xml:space="preserve">Appellant’s</w:t>
+      </w:r>
+      <w:r>
+        <w:rPr>
+          <w:b/>
+          <w:bCs/>
+        </w:rPr>
+        <w:t xml:space="preserve"> </w:t>
+      </w:r>
+      <w:r>
+        <w:rPr>
+          <w:b/>
+          <w:bCs/>
+        </w:rPr>
+        <w:t xml:space="preserve">court-martial</w:t>
+      </w:r>
+      <w:r>
+        <w:rPr>
+          <w:b/>
+          <w:bCs/>
+        </w:rPr>
+        <w:t xml:space="preserve"> </w:t>
+      </w:r>
+      <w:r>
+        <w:rPr>
+          <w:b/>
+          <w:bCs/>
+        </w:rPr>
+        <w:t xml:space="preserve">was</w:t>
+      </w:r>
+      <w:r>
+        <w:rPr>
+          <w:b/>
+          <w:bCs/>
+        </w:rPr>
+        <w:t xml:space="preserve"> </w:t>
+      </w:r>
+      <w:r>
+        <w:rPr>
+          <w:b/>
+          <w:bCs/>
+        </w:rPr>
+        <w:t xml:space="preserve">composed</w:t>
+      </w:r>
+      <w:r>
+        <w:rPr>
+          <w:b/>
+          <w:bCs/>
+        </w:rPr>
+        <w:t xml:space="preserve"> </w:t>
+      </w:r>
+      <w:r>
+        <w:rPr>
+          <w:b/>
+          <w:bCs/>
+        </w:rPr>
+        <w:t xml:space="preserve">incorrectly</w:t>
+      </w:r>
+      <w:r>
+        <w:rPr>
+          <w:b/>
+          <w:bCs/>
+        </w:rPr>
+        <w:t xml:space="preserve"> </w:t>
+      </w:r>
+      <w:r>
+        <w:rPr>
+          <w:b/>
+          <w:bCs/>
+        </w:rPr>
+        <w:t xml:space="preserve">due</w:t>
+      </w:r>
+      <w:r>
+        <w:rPr>
+          <w:b/>
+          <w:bCs/>
+        </w:rPr>
+        <w:t xml:space="preserve"> </w:t>
+      </w:r>
+      <w:r>
+        <w:rPr>
+          <w:b/>
+          <w:bCs/>
+        </w:rPr>
+        <w:t xml:space="preserve">to</w:t>
+      </w:r>
+      <w:r>
+        <w:rPr>
+          <w:b/>
+          <w:bCs/>
+        </w:rPr>
+        <w:t xml:space="preserve"> </w:t>
+      </w:r>
+      <w:r>
+        <w:rPr>
+          <w:b/>
+          <w:bCs/>
+        </w:rPr>
+        <w:t xml:space="preserve">the</w:t>
+      </w:r>
+      <w:r>
+        <w:rPr>
+          <w:b/>
+          <w:bCs/>
+        </w:rPr>
+        <w:t xml:space="preserve"> </w:t>
+      </w:r>
+      <w:r>
+        <w:rPr>
+          <w:b/>
+          <w:bCs/>
+        </w:rPr>
+        <w:t xml:space="preserve">military</w:t>
+      </w:r>
+      <w:r>
+        <w:rPr>
+          <w:b/>
+          <w:bCs/>
+        </w:rPr>
+        <w:t xml:space="preserve"> </w:t>
+      </w:r>
+      <w:r>
+        <w:rPr>
+          <w:b/>
+          <w:bCs/>
+        </w:rPr>
+        <w:t xml:space="preserve">judges’</w:t>
+      </w:r>
+      <w:r>
+        <w:rPr>
+          <w:b/>
+          <w:bCs/>
+        </w:rPr>
+        <w:t xml:space="preserve"> </w:t>
+      </w:r>
+      <w:r>
+        <w:rPr>
+          <w:b/>
+          <w:bCs/>
+        </w:rPr>
+        <w:t xml:space="preserve">lack</w:t>
+      </w:r>
+      <w:r>
+        <w:rPr>
+          <w:b/>
+          <w:bCs/>
+        </w:rPr>
+        <w:t xml:space="preserve"> </w:t>
+      </w:r>
+      <w:r>
+        <w:rPr>
+          <w:b/>
+          <w:bCs/>
+        </w:rPr>
+        <w:t xml:space="preserve">of</w:t>
+      </w:r>
+      <w:r>
+        <w:rPr>
+          <w:b/>
+          <w:bCs/>
+        </w:rPr>
+        <w:t xml:space="preserve"> </w:t>
+      </w:r>
+      <w:r>
+        <w:rPr>
+          <w:b/>
+          <w:bCs/>
+        </w:rPr>
+        <w:t xml:space="preserve">qualifications</w:t>
+      </w:r>
+      <w:r>
+        <w:rPr>
+          <w:b/>
+          <w:bCs/>
+        </w:rPr>
+        <w:t xml:space="preserve"> </w:t>
+      </w:r>
+      <w:r>
+        <w:rPr>
+          <w:b/>
+          <w:bCs/>
+        </w:rPr>
+        <w:t xml:space="preserve">under</w:t>
+      </w:r>
+      <w:r>
+        <w:rPr>
+          <w:b/>
+          <w:bCs/>
+        </w:rPr>
+        <w:t xml:space="preserve"> </w:t>
+      </w:r>
+      <w:r>
+        <w:rPr>
+          <w:b/>
+          <w:bCs/>
+        </w:rPr>
+        <w:t xml:space="preserve">R.C.M.</w:t>
+      </w:r>
+      <w:r>
+        <w:rPr>
+          <w:b/>
+          <w:bCs/>
+        </w:rPr>
+        <w:t xml:space="preserve"> </w:t>
+      </w:r>
+      <w:r>
+        <w:rPr>
+          <w:b/>
+          <w:bCs/>
+        </w:rPr>
+        <w:t xml:space="preserve">502(c)⁠(3),</w:t>
+      </w:r>
+      <w:r>
+        <w:rPr>
+          <w:b/>
+          <w:bCs/>
+        </w:rPr>
+        <w:t xml:space="preserve"> </w:t>
+      </w:r>
+      <w:r>
+        <w:rPr>
+          <w:b/>
+          <w:bCs/>
+        </w:rPr>
+        <w:t xml:space="preserve">it</w:t>
+      </w:r>
+      <w:r>
+        <w:rPr>
+          <w:b/>
+          <w:bCs/>
+        </w:rPr>
+        <w:t xml:space="preserve"> </w:t>
+      </w:r>
+      <w:r>
+        <w:rPr>
+          <w:b/>
+          <w:bCs/>
+        </w:rPr>
+        <w:t xml:space="preserve">lacked</w:t>
+      </w:r>
+      <w:r>
+        <w:rPr>
+          <w:b/>
+          <w:bCs/>
+        </w:rPr>
+        <w:t xml:space="preserve"> </w:t>
+      </w:r>
+      <w:r>
+        <w:rPr>
+          <w:b/>
+          <w:bCs/>
+        </w:rPr>
+        <w:t xml:space="preserve">jurisdiction</w:t>
+      </w:r>
+      <w:r>
+        <w:rPr>
+          <w:b/>
+          <w:bCs/>
+        </w:rPr>
+        <w:t xml:space="preserve"> </w:t>
+      </w:r>
+      <w:r>
+        <w:rPr>
+          <w:b/>
+          <w:bCs/>
+        </w:rPr>
+        <w:t xml:space="preserve">under</w:t>
+      </w:r>
+      <w:r>
+        <w:rPr>
+          <w:b/>
+          <w:bCs/>
+        </w:rPr>
+        <w:t xml:space="preserve"> </w:t>
+      </w:r>
+      <w:r>
+        <w:rPr>
+          <w:b/>
+          <w:bCs/>
+        </w:rPr>
+        <w:t xml:space="preserve">R.C.M.</w:t>
+      </w:r>
+      <w:r>
+        <w:rPr>
+          <w:b/>
+          <w:bCs/>
+        </w:rPr>
+        <w:t xml:space="preserve"> </w:t>
+      </w:r>
+      <w:r>
+        <w:rPr>
+          <w:b/>
+          <w:bCs/>
+        </w:rPr>
+        <w:t xml:space="preserve">201(b)⁠(2)</w:t>
+      </w:r>
+      <w:r>
+        <w:rPr>
+          <w:b/>
+          <w:bCs/>
+        </w:rPr>
+        <w:t xml:space="preserve"> </w:t>
+      </w:r>
+      <w:r>
+        <w:rPr>
+          <w:b/>
+          <w:bCs/>
+        </w:rPr>
+        <w:t xml:space="preserve">and</w:t>
+      </w:r>
+      <w:r>
+        <w:rPr>
+          <w:b/>
+          <w:bCs/>
+        </w:rPr>
+        <w:t xml:space="preserve"> </w:t>
+      </w:r>
+      <w:r>
+        <w:rPr>
+          <w:b/>
+          <w:bCs/>
+        </w:rPr>
+        <w:t xml:space="preserve">its</w:t>
+      </w:r>
+      <w:r>
+        <w:rPr>
+          <w:b/>
+          <w:bCs/>
+        </w:rPr>
+        <w:t xml:space="preserve"> </w:t>
+      </w:r>
+      <w:r>
+        <w:rPr>
+          <w:b/>
+          <w:bCs/>
+        </w:rPr>
+        <w:t xml:space="preserve">judgment</w:t>
+      </w:r>
+      <w:r>
+        <w:rPr>
+          <w:b/>
+          <w:bCs/>
+        </w:rPr>
+        <w:t xml:space="preserve"> </w:t>
+      </w:r>
+      <w:r>
+        <w:rPr>
+          <w:b/>
+          <w:bCs/>
+        </w:rPr>
+        <w:t xml:space="preserve">is</w:t>
+      </w:r>
+      <w:r>
+        <w:rPr>
+          <w:b/>
+          <w:bCs/>
+        </w:rPr>
+        <w:t xml:space="preserve"> </w:t>
+      </w:r>
+      <w:r>
+        <w:rPr>
+          <w:b/>
+          <w:bCs/>
+        </w:rPr>
+        <w:t xml:space="preserve">void.</w:t>
+      </w:r>
+    </w:p>
+    <w:p>
+      <w:pPr>
+        <w:keepNext/>
+        <w:keepLines/>
+        <w:spacing w:before="308" w:after="252" w:line="288" w:lineRule="exact"/>
+        <w:ind w:left="1440" w:hanging="720"/>
       </w:pPr>
       <w:r>
         <w:rPr>
@@ -1250,6 +3307,10 @@
         <w:t xml:space="preserve">A.</w:t>
       </w:r>
       <w:r>
+        <w:rPr>
+          <w:b/>
+          <w:bCs/>
+        </w:rPr>
         <w:tab/>
       </w:r>
       <w:r>
@@ -1257,7 +3318,273 @@
           <w:b/>
           <w:bCs/>
         </w:rPr>
-        <w:t xml:space="preserve">A lack of preservation does not bar this Court from considering this jurisdictional defect and dismissing the charges against Appellant.</w:t>
+        <w:t xml:space="preserve">A</w:t>
+      </w:r>
+      <w:r>
+        <w:rPr>
+          <w:b/>
+          <w:bCs/>
+        </w:rPr>
+        <w:t xml:space="preserve"> </w:t>
+      </w:r>
+      <w:r>
+        <w:rPr>
+          <w:b/>
+          <w:bCs/>
+        </w:rPr>
+        <w:t xml:space="preserve">lack</w:t>
+      </w:r>
+      <w:r>
+        <w:rPr>
+          <w:b/>
+          <w:bCs/>
+        </w:rPr>
+        <w:t xml:space="preserve"> </w:t>
+      </w:r>
+      <w:r>
+        <w:rPr>
+          <w:b/>
+          <w:bCs/>
+        </w:rPr>
+        <w:t xml:space="preserve">of</w:t>
+      </w:r>
+      <w:r>
+        <w:rPr>
+          <w:b/>
+          <w:bCs/>
+        </w:rPr>
+        <w:t xml:space="preserve"> </w:t>
+      </w:r>
+      <w:r>
+        <w:rPr>
+          <w:b/>
+          <w:bCs/>
+        </w:rPr>
+        <w:t xml:space="preserve">preservation</w:t>
+      </w:r>
+      <w:r>
+        <w:rPr>
+          <w:b/>
+          <w:bCs/>
+        </w:rPr>
+        <w:t xml:space="preserve"> </w:t>
+      </w:r>
+      <w:r>
+        <w:rPr>
+          <w:b/>
+          <w:bCs/>
+        </w:rPr>
+        <w:t xml:space="preserve">does</w:t>
+      </w:r>
+      <w:r>
+        <w:rPr>
+          <w:b/>
+          <w:bCs/>
+        </w:rPr>
+        <w:t xml:space="preserve"> </w:t>
+      </w:r>
+      <w:r>
+        <w:rPr>
+          <w:b/>
+          <w:bCs/>
+        </w:rPr>
+        <w:t xml:space="preserve">not</w:t>
+      </w:r>
+      <w:r>
+        <w:rPr>
+          <w:b/>
+          <w:bCs/>
+        </w:rPr>
+        <w:t xml:space="preserve"> </w:t>
+      </w:r>
+      <w:r>
+        <w:rPr>
+          <w:b/>
+          <w:bCs/>
+        </w:rPr>
+        <w:t xml:space="preserve">bar</w:t>
+      </w:r>
+      <w:r>
+        <w:rPr>
+          <w:b/>
+          <w:bCs/>
+        </w:rPr>
+        <w:t xml:space="preserve"> </w:t>
+      </w:r>
+      <w:r>
+        <w:rPr>
+          <w:b/>
+          <w:bCs/>
+        </w:rPr>
+        <w:t xml:space="preserve">this</w:t>
+      </w:r>
+      <w:r>
+        <w:rPr>
+          <w:b/>
+          <w:bCs/>
+        </w:rPr>
+        <w:t xml:space="preserve"> </w:t>
+      </w:r>
+      <w:r>
+        <w:rPr>
+          <w:b/>
+          <w:bCs/>
+        </w:rPr>
+        <w:t xml:space="preserve">Court</w:t>
+      </w:r>
+      <w:r>
+        <w:rPr>
+          <w:b/>
+          <w:bCs/>
+        </w:rPr>
+        <w:t xml:space="preserve"> </w:t>
+      </w:r>
+      <w:r>
+        <w:rPr>
+          <w:b/>
+          <w:bCs/>
+        </w:rPr>
+        <w:t xml:space="preserve">from</w:t>
+      </w:r>
+      <w:r>
+        <w:rPr>
+          <w:b/>
+          <w:bCs/>
+        </w:rPr>
+        <w:t xml:space="preserve"> </w:t>
+      </w:r>
+      <w:r>
+        <w:rPr>
+          <w:b/>
+          <w:bCs/>
+        </w:rPr>
+        <w:t xml:space="preserve">considering</w:t>
+      </w:r>
+      <w:r>
+        <w:rPr>
+          <w:b/>
+          <w:bCs/>
+        </w:rPr>
+        <w:t xml:space="preserve"> </w:t>
+      </w:r>
+      <w:r>
+        <w:rPr>
+          <w:b/>
+          <w:bCs/>
+        </w:rPr>
+        <w:t xml:space="preserve">this</w:t>
+      </w:r>
+      <w:r>
+        <w:rPr>
+          <w:b/>
+          <w:bCs/>
+        </w:rPr>
+        <w:t xml:space="preserve"> </w:t>
+      </w:r>
+      <w:r>
+        <w:rPr>
+          <w:b/>
+          <w:bCs/>
+        </w:rPr>
+        <w:t xml:space="preserve">jurisdictional</w:t>
+      </w:r>
+      <w:r>
+        <w:rPr>
+          <w:b/>
+          <w:bCs/>
+        </w:rPr>
+        <w:t xml:space="preserve"> </w:t>
+      </w:r>
+      <w:r>
+        <w:rPr>
+          <w:b/>
+          <w:bCs/>
+        </w:rPr>
+        <w:t xml:space="preserve">defect</w:t>
+      </w:r>
+      <w:r>
+        <w:rPr>
+          <w:b/>
+          <w:bCs/>
+        </w:rPr>
+        <w:t xml:space="preserve"> </w:t>
+      </w:r>
+      <w:r>
+        <w:rPr>
+          <w:b/>
+          <w:bCs/>
+        </w:rPr>
+        <w:t xml:space="preserve">and</w:t>
+      </w:r>
+      <w:r>
+        <w:rPr>
+          <w:b/>
+          <w:bCs/>
+        </w:rPr>
+        <w:t xml:space="preserve"> </w:t>
+      </w:r>
+      <w:r>
+        <w:rPr>
+          <w:b/>
+          <w:bCs/>
+        </w:rPr>
+        <w:t xml:space="preserve">dismissing</w:t>
+      </w:r>
+      <w:r>
+        <w:rPr>
+          <w:b/>
+          <w:bCs/>
+        </w:rPr>
+        <w:t xml:space="preserve"> </w:t>
+      </w:r>
+      <w:r>
+        <w:rPr>
+          <w:b/>
+          <w:bCs/>
+        </w:rPr>
+        <w:t xml:space="preserve">the</w:t>
+      </w:r>
+      <w:r>
+        <w:rPr>
+          <w:b/>
+          <w:bCs/>
+        </w:rPr>
+        <w:t xml:space="preserve"> </w:t>
+      </w:r>
+      <w:r>
+        <w:rPr>
+          <w:b/>
+          <w:bCs/>
+        </w:rPr>
+        <w:t xml:space="preserve">charges</w:t>
+      </w:r>
+      <w:r>
+        <w:rPr>
+          <w:b/>
+          <w:bCs/>
+        </w:rPr>
+        <w:t xml:space="preserve"> </w:t>
+      </w:r>
+      <w:r>
+        <w:rPr>
+          <w:b/>
+          <w:bCs/>
+        </w:rPr>
+        <w:t xml:space="preserve">against</w:t>
+      </w:r>
+      <w:r>
+        <w:rPr>
+          <w:b/>
+          <w:bCs/>
+        </w:rPr>
+        <w:t xml:space="preserve"> </w:t>
+      </w:r>
+      <w:r>
+        <w:rPr>
+          <w:b/>
+          <w:bCs/>
+        </w:rPr>
+        <w:t xml:space="preserve">Appellant.</w:t>
       </w:r>
     </w:p>
     <w:p>
@@ -1278,13 +3605,7 @@
         <w:t xml:space="preserve">United States v. Reid</w:t>
       </w:r>
       <w:r>
-        <w:t xml:space="preserve">, 46 M.J. 236, 240 (C.A.A.F. 1997)</w:t>
-      </w:r>
-      <w:r>
-        <w:t xml:space="preserve"> </w:t>
-      </w:r>
-      <w:r>
-        <w:t xml:space="preserve">(quoting</w:t>
+        <w:t xml:space="preserve">, 46 M.J. 236, 240 (C.A.A.F. 1997) (quoting</w:t>
       </w:r>
       <w:r>
         <w:t xml:space="preserve"> </w:t>
@@ -1313,10 +3634,7 @@
         <w:t xml:space="preserve"> </w:t>
       </w:r>
       <w:r>
-        <w:t xml:space="preserve">R.C.M. 907(b)(1)</w:t>
-      </w:r>
-      <w:r>
-        <w:t xml:space="preserve">.</w:t>
+        <w:t xml:space="preserve">R.C.M. 907(b)⁠(1).</w:t>
       </w:r>
     </w:p>
     <w:p>
@@ -1329,7 +3647,10 @@
     </w:p>
     <w:p>
       <w:pPr>
-        <w:pStyle w:val="Hang1"/>
+        <w:keepNext/>
+        <w:keepLines/>
+        <w:spacing w:before="308" w:after="252" w:line="288" w:lineRule="exact"/>
+        <w:ind w:left="1440" w:hanging="720"/>
       </w:pPr>
       <w:r>
         <w:rPr>
@@ -1339,6 +3660,10 @@
         <w:t xml:space="preserve">B.</w:t>
       </w:r>
       <w:r>
+        <w:rPr>
+          <w:b/>
+          <w:bCs/>
+        </w:rPr>
         <w:tab/>
       </w:r>
       <w:r>
@@ -1346,7 +3671,91 @@
           <w:b/>
           <w:bCs/>
         </w:rPr>
-        <w:t xml:space="preserve">Standard of Review and Applicable Legal Test</w:t>
+        <w:t xml:space="preserve">Standard</w:t>
+      </w:r>
+      <w:r>
+        <w:rPr>
+          <w:b/>
+          <w:bCs/>
+        </w:rPr>
+        <w:t xml:space="preserve"> </w:t>
+      </w:r>
+      <w:r>
+        <w:rPr>
+          <w:b/>
+          <w:bCs/>
+        </w:rPr>
+        <w:t xml:space="preserve">of</w:t>
+      </w:r>
+      <w:r>
+        <w:rPr>
+          <w:b/>
+          <w:bCs/>
+        </w:rPr>
+        <w:t xml:space="preserve"> </w:t>
+      </w:r>
+      <w:r>
+        <w:rPr>
+          <w:b/>
+          <w:bCs/>
+        </w:rPr>
+        <w:t xml:space="preserve">Review</w:t>
+      </w:r>
+      <w:r>
+        <w:rPr>
+          <w:b/>
+          <w:bCs/>
+        </w:rPr>
+        <w:t xml:space="preserve"> </w:t>
+      </w:r>
+      <w:r>
+        <w:rPr>
+          <w:b/>
+          <w:bCs/>
+        </w:rPr>
+        <w:t xml:space="preserve">and</w:t>
+      </w:r>
+      <w:r>
+        <w:rPr>
+          <w:b/>
+          <w:bCs/>
+        </w:rPr>
+        <w:t xml:space="preserve"> </w:t>
+      </w:r>
+      <w:r>
+        <w:rPr>
+          <w:b/>
+          <w:bCs/>
+        </w:rPr>
+        <w:t xml:space="preserve">Applicable</w:t>
+      </w:r>
+      <w:r>
+        <w:rPr>
+          <w:b/>
+          <w:bCs/>
+        </w:rPr>
+        <w:t xml:space="preserve"> </w:t>
+      </w:r>
+      <w:r>
+        <w:rPr>
+          <w:b/>
+          <w:bCs/>
+        </w:rPr>
+        <w:t xml:space="preserve">Legal</w:t>
+      </w:r>
+      <w:r>
+        <w:rPr>
+          <w:b/>
+          <w:bCs/>
+        </w:rPr>
+        <w:t xml:space="preserve"> </w:t>
+      </w:r>
+      <w:r>
+        <w:rPr>
+          <w:b/>
+          <w:bCs/>
+        </w:rPr>
+        <w:t xml:space="preserve">Test</w:t>
       </w:r>
     </w:p>
     <w:p>
@@ -1367,7 +3776,965 @@
         <w:t xml:space="preserve">United States v. Harmon</w:t>
       </w:r>
       <w:r>
-        <w:t xml:space="preserve">, 63 M.J. 98, 101 (C.A.A.F. 2006)</w:t>
+        <w:t xml:space="preserve">, 63 M.J. 98, 101 (C.A.A.F. 2006).</w:t>
+      </w:r>
+    </w:p>
+    <w:p>
+      <w:pPr>
+        <w:keepNext/>
+        <w:keepLines/>
+        <w:spacing w:before="420" w:after="308" w:line="288" w:lineRule="exact"/>
+        <w:ind w:left="0" w:firstLine="0"/>
+        <w:jc w:val="center"/>
+      </w:pPr>
+      <w:r>
+        <w:rPr>
+          <w:b/>
+          <w:bCs/>
+        </w:rPr>
+        <w:t xml:space="preserve">Conclusion</w:t>
+      </w:r>
+    </w:p>
+    <w:p>
+      <w:pPr>
+        <w:keepNext/>
+        <w:keepLines/>
+        <w:spacing w:before="0" w:after="0" w:line="518" w:lineRule="exact"/>
+        <w:ind w:left="0" w:firstLine="720"/>
+      </w:pPr>
+      <w:r>
+        <w:t xml:space="preserve">Appellant</w:t>
+      </w:r>
+      <w:r>
+        <w:t xml:space="preserve"> </w:t>
+      </w:r>
+      <w:r>
+        <w:t xml:space="preserve">requests</w:t>
+      </w:r>
+      <w:r>
+        <w:t xml:space="preserve"> </w:t>
+      </w:r>
+      <w:r>
+        <w:t xml:space="preserve">that</w:t>
+      </w:r>
+      <w:r>
+        <w:t xml:space="preserve"> </w:t>
+      </w:r>
+      <w:r>
+        <w:t xml:space="preserve">this</w:t>
+      </w:r>
+      <w:r>
+        <w:t xml:space="preserve"> </w:t>
+      </w:r>
+      <w:r>
+        <w:t xml:space="preserve">Honorable</w:t>
+      </w:r>
+      <w:r>
+        <w:t xml:space="preserve"> </w:t>
+      </w:r>
+      <w:r>
+        <w:t xml:space="preserve">Court</w:t>
+      </w:r>
+      <w:r>
+        <w:t xml:space="preserve"> </w:t>
+      </w:r>
+      <w:r>
+        <w:t xml:space="preserve">grant</w:t>
+      </w:r>
+      <w:r>
+        <w:t xml:space="preserve"> </w:t>
+      </w:r>
+      <w:r>
+        <w:t xml:space="preserve">review</w:t>
+      </w:r>
+      <w:r>
+        <w:t xml:space="preserve"> </w:t>
+      </w:r>
+      <w:r>
+        <w:t xml:space="preserve">of</w:t>
+      </w:r>
+      <w:r>
+        <w:t xml:space="preserve"> </w:t>
+      </w:r>
+      <w:r>
+        <w:t xml:space="preserve">his</w:t>
+      </w:r>
+      <w:r>
+        <w:t xml:space="preserve"> </w:t>
+      </w:r>
+      <w:r>
+        <w:t xml:space="preserve">case</w:t>
+      </w:r>
+      <w:r>
+        <w:t xml:space="preserve"> </w:t>
+      </w:r>
+      <w:r>
+        <w:t xml:space="preserve">to</w:t>
+      </w:r>
+      <w:r>
+        <w:t xml:space="preserve"> </w:t>
+      </w:r>
+      <w:r>
+        <w:t xml:space="preserve">clarify</w:t>
+      </w:r>
+      <w:r>
+        <w:t xml:space="preserve"> </w:t>
+      </w:r>
+      <w:r>
+        <w:t xml:space="preserve">the</w:t>
+      </w:r>
+      <w:r>
+        <w:t xml:space="preserve"> </w:t>
+      </w:r>
+      <w:r>
+        <w:t xml:space="preserve">requirements</w:t>
+      </w:r>
+      <w:r>
+        <w:t xml:space="preserve"> </w:t>
+      </w:r>
+      <w:r>
+        <w:t xml:space="preserve">of</w:t>
+      </w:r>
+      <w:r>
+        <w:t xml:space="preserve"> </w:t>
+      </w:r>
+      <w:r>
+        <w:t xml:space="preserve">R.C.M.</w:t>
+      </w:r>
+      <w:r>
+        <w:t xml:space="preserve"> </w:t>
+      </w:r>
+      <w:r>
+        <w:t xml:space="preserve">502(c)⁠(3)</w:t>
+      </w:r>
+      <w:r>
+        <w:t xml:space="preserve"> </w:t>
+      </w:r>
+      <w:r>
+        <w:t xml:space="preserve">and</w:t>
+      </w:r>
+      <w:r>
+        <w:t xml:space="preserve"> </w:t>
+      </w:r>
+      <w:r>
+        <w:t xml:space="preserve">to</w:t>
+      </w:r>
+      <w:r>
+        <w:t xml:space="preserve"> </w:t>
+      </w:r>
+      <w:r>
+        <w:t xml:space="preserve">settle</w:t>
+      </w:r>
+      <w:r>
+        <w:t xml:space="preserve"> </w:t>
+      </w:r>
+      <w:r>
+        <w:t xml:space="preserve">this</w:t>
+      </w:r>
+      <w:r>
+        <w:t xml:space="preserve"> </w:t>
+      </w:r>
+      <w:r>
+        <w:t xml:space="preserve">jurisdictional</w:t>
+      </w:r>
+      <w:r>
+        <w:t xml:space="preserve"> </w:t>
+      </w:r>
+      <w:r>
+        <w:t xml:space="preserve">question.</w:t>
+      </w:r>
+      <w:r>
+        <w:t xml:space="preserve"> </w:t>
+      </w:r>
+      <w:r>
+        <w:t xml:space="preserve">Alternatively,</w:t>
+      </w:r>
+      <w:r>
+        <w:t xml:space="preserve"> </w:t>
+      </w:r>
+      <w:r>
+        <w:t xml:space="preserve">Appellant</w:t>
+      </w:r>
+      <w:r>
+        <w:t xml:space="preserve"> </w:t>
+      </w:r>
+      <w:r>
+        <w:t xml:space="preserve">requests</w:t>
+      </w:r>
+      <w:r>
+        <w:t xml:space="preserve"> </w:t>
+      </w:r>
+      <w:r>
+        <w:t xml:space="preserve">that</w:t>
+      </w:r>
+      <w:r>
+        <w:t xml:space="preserve"> </w:t>
+      </w:r>
+      <w:r>
+        <w:t xml:space="preserve">this</w:t>
+      </w:r>
+      <w:r>
+        <w:t xml:space="preserve"> </w:t>
+      </w:r>
+      <w:r>
+        <w:t xml:space="preserve">Honorable</w:t>
+      </w:r>
+      <w:r>
+        <w:t xml:space="preserve"> </w:t>
+      </w:r>
+      <w:r>
+        <w:t xml:space="preserve">Court</w:t>
+      </w:r>
+      <w:r>
+        <w:t xml:space="preserve"> </w:t>
+      </w:r>
+      <w:r>
+        <w:t xml:space="preserve">remand</w:t>
+      </w:r>
+      <w:r>
+        <w:t xml:space="preserve"> </w:t>
+      </w:r>
+      <w:r>
+        <w:t xml:space="preserve">his</w:t>
+      </w:r>
+      <w:r>
+        <w:t xml:space="preserve"> </w:t>
+      </w:r>
+      <w:r>
+        <w:t xml:space="preserve">case</w:t>
+      </w:r>
+      <w:r>
+        <w:t xml:space="preserve"> </w:t>
+      </w:r>
+      <w:r>
+        <w:t xml:space="preserve">to</w:t>
+      </w:r>
+      <w:r>
+        <w:t xml:space="preserve"> </w:t>
+      </w:r>
+      <w:r>
+        <w:t xml:space="preserve">the</w:t>
+      </w:r>
+      <w:r>
+        <w:t xml:space="preserve"> </w:t>
+      </w:r>
+      <w:r>
+        <w:t xml:space="preserve">AFCCA</w:t>
+      </w:r>
+      <w:r>
+        <w:t xml:space="preserve"> </w:t>
+      </w:r>
+      <w:r>
+        <w:t xml:space="preserve">for</w:t>
+      </w:r>
+      <w:r>
+        <w:t xml:space="preserve"> </w:t>
+      </w:r>
+      <w:r>
+        <w:t xml:space="preserve">its</w:t>
+      </w:r>
+      <w:r>
+        <w:t xml:space="preserve"> </w:t>
+      </w:r>
+      <w:r>
+        <w:t xml:space="preserve">consideration</w:t>
+      </w:r>
+      <w:r>
+        <w:t xml:space="preserve"> </w:t>
+      </w:r>
+      <w:r>
+        <w:t xml:space="preserve">of</w:t>
+      </w:r>
+      <w:r>
+        <w:t xml:space="preserve"> </w:t>
+      </w:r>
+      <w:r>
+        <w:t xml:space="preserve">this</w:t>
+      </w:r>
+      <w:r>
+        <w:t xml:space="preserve"> </w:t>
+      </w:r>
+      <w:r>
+        <w:t xml:space="preserve">jurisdictional</w:t>
+      </w:r>
+      <w:r>
+        <w:t xml:space="preserve"> </w:t>
+      </w:r>
+      <w:r>
+        <w:t xml:space="preserve">defect.</w:t>
+      </w:r>
+    </w:p>
+    <w:p>
+      <w:pPr>
+        <w:keepNext/>
+        <w:keepLines/>
+        <w:spacing w:before="392" w:after="0" w:line="288" w:lineRule="exact"/>
+        <w:ind w:left="4680" w:firstLine="0"/>
+      </w:pPr>
+      <w:r>
+        <w:t xml:space="preserve">/s/ </w:t>
+      </w:r>
+      <w:r>
+        <w:t xml:space="preserve">PAIGE</w:t>
+      </w:r>
+      <w:r>
+        <w:t xml:space="preserve"> </w:t>
+      </w:r>
+      <w:r>
+        <w:t xml:space="preserve">F.</w:t>
+      </w:r>
+      <w:r>
+        <w:t xml:space="preserve"> </w:t>
+      </w:r>
+      <w:r>
+        <w:t xml:space="preserve">MARKLEY</w:t>
+      </w:r>
+      <w:r>
+        <w:t xml:space="preserve"> </w:t>
+      </w:r>
+      <w:r>
+        <w:t xml:space="preserve">DENTON,</w:t>
+      </w:r>
+      <w:r>
+        <w:t xml:space="preserve"> </w:t>
+      </w:r>
+      <w:r>
+        <w:t xml:space="preserve">Capt,</w:t>
+      </w:r>
+      <w:r>
+        <w:t xml:space="preserve"> </w:t>
+      </w:r>
+      <w:r>
+        <w:t xml:space="preserve">USAF</w:t>
+      </w:r>
+    </w:p>
+    <w:p>
+      <w:pPr>
+        <w:keepNext/>
+        <w:keepLines/>
+        <w:spacing w:before="140" w:after="0" w:line="288" w:lineRule="exact"/>
+        <w:ind w:left="4680" w:firstLine="0"/>
+      </w:pPr>
+      <w:r>
+        <w:t xml:space="preserve">Appellate</w:t>
+      </w:r>
+      <w:r>
+        <w:t xml:space="preserve"> </w:t>
+      </w:r>
+      <w:r>
+        <w:t xml:space="preserve">Defense</w:t>
+      </w:r>
+      <w:r>
+        <w:t xml:space="preserve"> </w:t>
+      </w:r>
+      <w:r>
+        <w:t xml:space="preserve">Counsel</w:t>
+      </w:r>
+    </w:p>
+    <w:p>
+      <w:pPr>
+        <w:keepNext/>
+        <w:keepLines/>
+        <w:spacing w:before="0" w:after="0" w:line="288" w:lineRule="exact"/>
+        <w:ind w:left="4680" w:firstLine="0"/>
+      </w:pPr>
+      <w:r>
+        <w:t xml:space="preserve">Air</w:t>
+      </w:r>
+      <w:r>
+        <w:t xml:space="preserve"> </w:t>
+      </w:r>
+      <w:r>
+        <w:t xml:space="preserve">Force</w:t>
+      </w:r>
+      <w:r>
+        <w:t xml:space="preserve"> </w:t>
+      </w:r>
+      <w:r>
+        <w:t xml:space="preserve">Appellate</w:t>
+      </w:r>
+      <w:r>
+        <w:t xml:space="preserve"> </w:t>
+      </w:r>
+      <w:r>
+        <w:t xml:space="preserve">Defense</w:t>
+      </w:r>
+      <w:r>
+        <w:t xml:space="preserve"> </w:t>
+      </w:r>
+      <w:r>
+        <w:t xml:space="preserve">Division</w:t>
+      </w:r>
+    </w:p>
+    <w:p>
+      <w:pPr>
+        <w:keepNext/>
+        <w:keepLines/>
+        <w:spacing w:before="0" w:after="0" w:line="288" w:lineRule="exact"/>
+        <w:ind w:left="4680" w:firstLine="0"/>
+      </w:pPr>
+      <w:r>
+        <w:t xml:space="preserve">1500</w:t>
+      </w:r>
+      <w:r>
+        <w:t xml:space="preserve"> </w:t>
+      </w:r>
+      <w:r>
+        <w:t xml:space="preserve">West</w:t>
+      </w:r>
+      <w:r>
+        <w:t xml:space="preserve"> </w:t>
+      </w:r>
+      <w:r>
+        <w:t xml:space="preserve">Perimeter</w:t>
+      </w:r>
+      <w:r>
+        <w:t xml:space="preserve"> </w:t>
+      </w:r>
+      <w:r>
+        <w:t xml:space="preserve">Road,</w:t>
+      </w:r>
+      <w:r>
+        <w:t xml:space="preserve"> </w:t>
+      </w:r>
+      <w:r>
+        <w:t xml:space="preserve">Suite</w:t>
+      </w:r>
+      <w:r>
+        <w:t xml:space="preserve"> </w:t>
+      </w:r>
+      <w:r>
+        <w:t xml:space="preserve">1100</w:t>
+      </w:r>
+    </w:p>
+    <w:p>
+      <w:pPr>
+        <w:keepNext/>
+        <w:keepLines/>
+        <w:spacing w:before="0" w:after="0" w:line="288" w:lineRule="exact"/>
+        <w:ind w:left="4680" w:firstLine="0"/>
+      </w:pPr>
+      <w:r>
+        <w:t xml:space="preserve">Joint</w:t>
+      </w:r>
+      <w:r>
+        <w:t xml:space="preserve"> </w:t>
+      </w:r>
+      <w:r>
+        <w:t xml:space="preserve">Base</w:t>
+      </w:r>
+      <w:r>
+        <w:t xml:space="preserve"> </w:t>
+      </w:r>
+      <w:r>
+        <w:t xml:space="preserve">Andrews,</w:t>
+      </w:r>
+      <w:r>
+        <w:t xml:space="preserve"> </w:t>
+      </w:r>
+      <w:r>
+        <w:t xml:space="preserve">MD</w:t>
+      </w:r>
+      <w:r>
+        <w:t xml:space="preserve"> </w:t>
+      </w:r>
+      <w:r>
+        <w:t xml:space="preserve">20762</w:t>
+      </w:r>
+    </w:p>
+    <w:p>
+      <w:pPr>
+        <w:keepNext/>
+        <w:keepLines/>
+        <w:spacing w:before="0" w:after="0" w:line="288" w:lineRule="exact"/>
+        <w:ind w:left="4680" w:firstLine="0"/>
+      </w:pPr>
+      <w:r>
+        <w:t xml:space="preserve">240</w:t>
+        <w:noBreakHyphen/>
+        <w:t xml:space="preserve">612</w:t>
+        <w:noBreakHyphen/>
+        <w:t xml:space="preserve">4770</w:t>
+      </w:r>
+    </w:p>
+    <w:p>
+      <w:pPr>
+        <w:keepNext/>
+        <w:keepLines/>
+        <w:spacing w:before="0" w:after="0" w:line="288" w:lineRule="exact"/>
+        <w:ind w:left="4680" w:firstLine="0"/>
+      </w:pPr>
+      <w:r>
+        <w:t xml:space="preserve">paige.markley_denton@us.af.mil</w:t>
+      </w:r>
+    </w:p>
+    <w:p>
+      <w:pPr>
+        <w:keepNext/>
+        <w:keepLines/>
+        <w:spacing w:before="0" w:after="0" w:line="288" w:lineRule="exact"/>
+        <w:ind w:left="4680" w:firstLine="0"/>
+      </w:pPr>
+      <w:r>
+        <w:t xml:space="preserve">USCAAF</w:t>
+      </w:r>
+      <w:r>
+        <w:t xml:space="preserve"> </w:t>
+      </w:r>
+      <w:r>
+        <w:t xml:space="preserve">Bar</w:t>
+      </w:r>
+      <w:r>
+        <w:t xml:space="preserve"> </w:t>
+      </w:r>
+      <w:r>
+        <w:t xml:space="preserve">Number</w:t>
+      </w:r>
+      <w:r>
+        <w:t xml:space="preserve"> </w:t>
+      </w:r>
+      <w:r>
+        <w:t xml:space="preserve">38255</w:t>
+      </w:r>
+    </w:p>
+    <w:p>
+      <w:pPr>
+        <w:keepNext/>
+        <w:keepLines/>
+        <w:spacing w:before="0" w:after="0" w:line="288" w:lineRule="exact"/>
+        <w:ind w:left="4680" w:firstLine="0"/>
+      </w:pPr>
+      <w:r>
+        <w:t xml:space="preserve">Counsel</w:t>
+      </w:r>
+      <w:r>
+        <w:t xml:space="preserve"> </w:t>
+      </w:r>
+      <w:r>
+        <w:t xml:space="preserve">for</w:t>
+      </w:r>
+      <w:r>
+        <w:t xml:space="preserve"> </w:t>
+      </w:r>
+      <w:r>
+        <w:t xml:space="preserve">Appellant</w:t>
+      </w:r>
+    </w:p>
+    <w:p>
+      <w:pPr>
+        <w:keepLines/>
+        <w:spacing w:before="224" w:after="0" w:line="288" w:lineRule="exact"/>
+        <w:ind w:left="4680" w:firstLine="0"/>
+      </w:pPr>
+      <w:r>
+        <w:t xml:space="preserve">Dated: </w:t>
+      </w:r>
+      <w:r>
+        <w:t xml:space="preserve">September</w:t>
+      </w:r>
+      <w:r>
+        <w:t xml:space="preserve"> </w:t>
+      </w:r>
+      <w:r>
+        <w:t xml:space="preserve">1,</w:t>
+      </w:r>
+      <w:r>
+        <w:t xml:space="preserve"> </w:t>
+      </w:r>
+      <w:r>
+        <w:t xml:space="preserve">2026</w:t>
+      </w:r>
+    </w:p>
+    <w:p>
+      <w:pPr>
+        <w:keepNext/>
+        <w:keepLines/>
+        <w:pageBreakBefore/>
+        <w:spacing w:before="0" w:after="308" w:line="288" w:lineRule="exact"/>
+        <w:ind w:left="0" w:firstLine="0"/>
+        <w:jc w:val="center"/>
+      </w:pPr>
+      <w:r>
+        <w:rPr>
+          <w:b/>
+          <w:bCs/>
+        </w:rPr>
+        <w:t xml:space="preserve">Certificate of Compliance</w:t>
+      </w:r>
+    </w:p>
+    <w:p>
+      <w:pPr>
+        <w:keepNext/>
+        <w:keepLines/>
+        <w:spacing w:before="0" w:after="0" w:line="288" w:lineRule="exact"/>
+        <w:ind w:left="0" w:firstLine="0"/>
+      </w:pPr>
+      <w:r>
+        <w:t xml:space="preserve">The undersigned counsel hereby certifies that: (1) this supplement complies with the type-volume limitation of Rule 21(b) because it contains 1303 words; and (2) this supplement complies with the style requirements of Rule 37.</w:t>
+      </w:r>
+    </w:p>
+    <w:p>
+      <w:pPr>
+        <w:keepNext/>
+        <w:keepLines/>
+        <w:spacing w:before="392" w:after="0" w:line="288" w:lineRule="exact"/>
+        <w:ind w:left="4680" w:firstLine="0"/>
+      </w:pPr>
+      <w:r>
+        <w:t xml:space="preserve">/s/ </w:t>
+      </w:r>
+      <w:r>
+        <w:t xml:space="preserve">PAIGE</w:t>
+      </w:r>
+      <w:r>
+        <w:t xml:space="preserve"> </w:t>
+      </w:r>
+      <w:r>
+        <w:t xml:space="preserve">F.</w:t>
+      </w:r>
+      <w:r>
+        <w:t xml:space="preserve"> </w:t>
+      </w:r>
+      <w:r>
+        <w:t xml:space="preserve">MARKLEY</w:t>
+      </w:r>
+      <w:r>
+        <w:t xml:space="preserve"> </w:t>
+      </w:r>
+      <w:r>
+        <w:t xml:space="preserve">DENTON,</w:t>
+      </w:r>
+      <w:r>
+        <w:t xml:space="preserve"> </w:t>
+      </w:r>
+      <w:r>
+        <w:t xml:space="preserve">Capt,</w:t>
+      </w:r>
+      <w:r>
+        <w:t xml:space="preserve"> </w:t>
+      </w:r>
+      <w:r>
+        <w:t xml:space="preserve">USAF</w:t>
+      </w:r>
+    </w:p>
+    <w:p>
+      <w:pPr>
+        <w:keepNext/>
+        <w:keepLines/>
+        <w:spacing w:before="112" w:after="0" w:line="288" w:lineRule="exact"/>
+        <w:ind w:left="4680" w:firstLine="0"/>
+      </w:pPr>
+      <w:r>
+        <w:t xml:space="preserve">Appellate</w:t>
+      </w:r>
+      <w:r>
+        <w:t xml:space="preserve"> </w:t>
+      </w:r>
+      <w:r>
+        <w:t xml:space="preserve">Defense</w:t>
+      </w:r>
+      <w:r>
+        <w:t xml:space="preserve"> </w:t>
+      </w:r>
+      <w:r>
+        <w:t xml:space="preserve">Counsel</w:t>
+      </w:r>
+    </w:p>
+    <w:p>
+      <w:pPr>
+        <w:keepNext/>
+        <w:keepLines/>
+        <w:spacing w:before="0" w:after="0" w:line="288" w:lineRule="exact"/>
+        <w:ind w:left="4680" w:firstLine="0"/>
+      </w:pPr>
+      <w:r>
+        <w:t xml:space="preserve">Air</w:t>
+      </w:r>
+      <w:r>
+        <w:t xml:space="preserve"> </w:t>
+      </w:r>
+      <w:r>
+        <w:t xml:space="preserve">Force</w:t>
+      </w:r>
+      <w:r>
+        <w:t xml:space="preserve"> </w:t>
+      </w:r>
+      <w:r>
+        <w:t xml:space="preserve">Appellate</w:t>
+      </w:r>
+      <w:r>
+        <w:t xml:space="preserve"> </w:t>
+      </w:r>
+      <w:r>
+        <w:t xml:space="preserve">Defense</w:t>
+      </w:r>
+      <w:r>
+        <w:t xml:space="preserve"> </w:t>
+      </w:r>
+      <w:r>
+        <w:t xml:space="preserve">Division</w:t>
+      </w:r>
+    </w:p>
+    <w:p>
+      <w:pPr>
+        <w:keepNext/>
+        <w:keepLines/>
+        <w:spacing w:before="0" w:after="0" w:line="288" w:lineRule="exact"/>
+        <w:ind w:left="4680" w:firstLine="0"/>
+      </w:pPr>
+      <w:r>
+        <w:t xml:space="preserve">1500</w:t>
+      </w:r>
+      <w:r>
+        <w:t xml:space="preserve"> </w:t>
+      </w:r>
+      <w:r>
+        <w:t xml:space="preserve">West</w:t>
+      </w:r>
+      <w:r>
+        <w:t xml:space="preserve"> </w:t>
+      </w:r>
+      <w:r>
+        <w:t xml:space="preserve">Perimeter</w:t>
+      </w:r>
+      <w:r>
+        <w:t xml:space="preserve"> </w:t>
+      </w:r>
+      <w:r>
+        <w:t xml:space="preserve">Road,</w:t>
+      </w:r>
+      <w:r>
+        <w:t xml:space="preserve"> </w:t>
+      </w:r>
+      <w:r>
+        <w:t xml:space="preserve">Suite</w:t>
+      </w:r>
+      <w:r>
+        <w:t xml:space="preserve"> </w:t>
+      </w:r>
+      <w:r>
+        <w:t xml:space="preserve">1100</w:t>
+      </w:r>
+    </w:p>
+    <w:p>
+      <w:pPr>
+        <w:keepNext/>
+        <w:keepLines/>
+        <w:spacing w:before="0" w:after="0" w:line="288" w:lineRule="exact"/>
+        <w:ind w:left="4680" w:firstLine="0"/>
+      </w:pPr>
+      <w:r>
+        <w:t xml:space="preserve">Joint</w:t>
+      </w:r>
+      <w:r>
+        <w:t xml:space="preserve"> </w:t>
+      </w:r>
+      <w:r>
+        <w:t xml:space="preserve">Base</w:t>
+      </w:r>
+      <w:r>
+        <w:t xml:space="preserve"> </w:t>
+      </w:r>
+      <w:r>
+        <w:t xml:space="preserve">Andrews,</w:t>
+      </w:r>
+      <w:r>
+        <w:t xml:space="preserve"> </w:t>
+      </w:r>
+      <w:r>
+        <w:t xml:space="preserve">MD</w:t>
+      </w:r>
+      <w:r>
+        <w:t xml:space="preserve"> </w:t>
+      </w:r>
+      <w:r>
+        <w:t xml:space="preserve">20762</w:t>
+      </w:r>
+    </w:p>
+    <w:p>
+      <w:pPr>
+        <w:keepNext/>
+        <w:keepLines/>
+        <w:spacing w:before="0" w:after="0" w:line="288" w:lineRule="exact"/>
+        <w:ind w:left="4680" w:firstLine="0"/>
+      </w:pPr>
+      <w:r>
+        <w:t xml:space="preserve">240</w:t>
+        <w:noBreakHyphen/>
+        <w:t xml:space="preserve">612</w:t>
+        <w:noBreakHyphen/>
+        <w:t xml:space="preserve">4770</w:t>
+      </w:r>
+    </w:p>
+    <w:p>
+      <w:pPr>
+        <w:keepNext/>
+        <w:keepLines/>
+        <w:spacing w:before="0" w:after="0" w:line="288" w:lineRule="exact"/>
+        <w:ind w:left="4680" w:firstLine="0"/>
+      </w:pPr>
+      <w:r>
+        <w:t xml:space="preserve">paige.markley_denton@us.af.mil</w:t>
+      </w:r>
+    </w:p>
+    <w:p>
+      <w:pPr>
+        <w:keepNext/>
+        <w:keepLines/>
+        <w:spacing w:before="0" w:after="0" w:line="288" w:lineRule="exact"/>
+        <w:ind w:left="4680" w:firstLine="0"/>
+      </w:pPr>
+      <w:r>
+        <w:t xml:space="preserve">USCAAF</w:t>
+      </w:r>
+      <w:r>
+        <w:t xml:space="preserve"> </w:t>
+      </w:r>
+      <w:r>
+        <w:t xml:space="preserve">Bar</w:t>
+      </w:r>
+      <w:r>
+        <w:t xml:space="preserve"> </w:t>
+      </w:r>
+      <w:r>
+        <w:t xml:space="preserve">Number</w:t>
+      </w:r>
+      <w:r>
+        <w:t xml:space="preserve"> </w:t>
+      </w:r>
+      <w:r>
+        <w:t xml:space="preserve">38255</w:t>
+      </w:r>
+    </w:p>
+    <w:p>
+      <w:pPr>
+        <w:keepLines/>
+        <w:spacing w:before="0" w:after="0" w:line="288" w:lineRule="exact"/>
+        <w:ind w:left="4680" w:firstLine="0"/>
+      </w:pPr>
+      <w:r>
+        <w:t xml:space="preserve">Counsel</w:t>
+      </w:r>
+      <w:r>
+        <w:t xml:space="preserve"> </w:t>
+      </w:r>
+      <w:r>
+        <w:t xml:space="preserve">for</w:t>
+      </w:r>
+      <w:r>
+        <w:t xml:space="preserve"> </w:t>
+      </w:r>
+      <w:r>
+        <w:t xml:space="preserve">Appellant</w:t>
+      </w:r>
+    </w:p>
+    <w:p>
+      <w:pPr>
+        <w:keepNext/>
+        <w:keepLines/>
+        <w:pageBreakBefore/>
+        <w:spacing w:before="0" w:after="308" w:line="288" w:lineRule="exact"/>
+        <w:ind w:left="0" w:firstLine="0"/>
+        <w:jc w:val="center"/>
+      </w:pPr>
+      <w:r>
+        <w:rPr>
+          <w:b/>
+          <w:bCs/>
+        </w:rPr>
+        <w:t xml:space="preserve">Certificate of Filing and Service</w:t>
+      </w:r>
+    </w:p>
+    <w:p>
+      <w:pPr>
+        <w:keepNext/>
+        <w:keepLines/>
+        <w:spacing w:before="0" w:after="0" w:line="288" w:lineRule="exact"/>
+        <w:ind w:left="0" w:firstLine="0"/>
+      </w:pPr>
+      <w:r>
+        <w:t xml:space="preserve">I certify that a copy of the foregoing was electronically filed with the Court and electronically served on </w:t>
+      </w:r>
+      <w:r>
+        <w:t xml:space="preserve">the</w:t>
+      </w:r>
+      <w:r>
+        <w:t xml:space="preserve"> </w:t>
+      </w:r>
+      <w:r>
+        <w:t xml:space="preserve">Air</w:t>
+      </w:r>
+      <w:r>
+        <w:t xml:space="preserve"> </w:t>
+      </w:r>
+      <w:r>
+        <w:t xml:space="preserve">Force</w:t>
+      </w:r>
+      <w:r>
+        <w:t xml:space="preserve"> </w:t>
+      </w:r>
+      <w:r>
+        <w:t xml:space="preserve">Government</w:t>
+      </w:r>
+      <w:r>
+        <w:t xml:space="preserve"> </w:t>
+      </w:r>
+      <w:r>
+        <w:t xml:space="preserve">Trial</w:t>
+      </w:r>
+      <w:r>
+        <w:t xml:space="preserve"> </w:t>
+      </w:r>
+      <w:r>
+        <w:t xml:space="preserve">and</w:t>
+      </w:r>
+      <w:r>
+        <w:t xml:space="preserve"> </w:t>
+      </w:r>
+      <w:r>
+        <w:t xml:space="preserve">Appellate</w:t>
+      </w:r>
+      <w:r>
+        <w:t xml:space="preserve"> </w:t>
+      </w:r>
+      <w:r>
+        <w:t xml:space="preserve">Operations</w:t>
+      </w:r>
+      <w:r>
+        <w:t xml:space="preserve"> </w:t>
+      </w:r>
+      <w:r>
+        <w:t xml:space="preserve">Division</w:t>
+      </w:r>
+      <w:r>
+        <w:t xml:space="preserve"> </w:t>
+      </w:r>
+      <w:r>
+        <w:t xml:space="preserve">at</w:t>
+      </w:r>
+      <w:r>
+        <w:t xml:space="preserve"> </w:t>
+      </w:r>
+      <w:r>
+        <w:t xml:space="preserve">af.jajg.afloa.filng.workflow@us.af.mil</w:t>
+      </w:r>
+      <w:r>
+        <w:t xml:space="preserve"> on </w:t>
+      </w:r>
+      <w:r>
+        <w:t xml:space="preserve">September</w:t>
+      </w:r>
+      <w:r>
+        <w:t xml:space="preserve"> </w:t>
+      </w:r>
+      <w:r>
+        <w:t xml:space="preserve">1,</w:t>
+      </w:r>
+      <w:r>
+        <w:t xml:space="preserve"> </w:t>
+      </w:r>
+      <w:r>
+        <w:t xml:space="preserve">2026</w:t>
       </w:r>
       <w:r>
         <w:t xml:space="preserve">.</w:t>
@@ -1375,107 +4742,202 @@
     </w:p>
     <w:p>
       <w:pPr>
-        <w:pStyle w:val="SectionHead"/>
-      </w:pPr>
-      <w:r>
-        <w:rPr>
-          <w:b/>
-          <w:bCs/>
-        </w:rPr>
-        <w:t xml:space="preserve">Conclusion</w:t>
-      </w:r>
-    </w:p>
-    <w:p>
-      <w:pPr>
-        <w:pStyle w:val="KeepBody"/>
-      </w:pPr>
-      <w:r>
-        <w:t xml:space="preserve">Appellant requests that this Honorable Court grant review of his case to clarify the requirements of</w:t>
-      </w:r>
-      <w:r>
-        <w:t xml:space="preserve"> </w:t>
-      </w:r>
-      <w:r>
-        <w:t xml:space="preserve">R.C.M. 502(c)(3)</w:t>
-      </w:r>
-      <w:r>
-        <w:t xml:space="preserve"> </w:t>
-      </w:r>
-      <w:r>
-        <w:t xml:space="preserve">and to settle this jurisdictional question. Alternatively, Appellant requests that this Honorable Court remand his case to the AFCCA for its consideration of this jurisdictional defect.</w:t>
-      </w:r>
-    </w:p>
-    <w:p>
-      <w:pPr>
         <w:keepNext/>
         <w:keepLines/>
-        <w:spacing w:before="392" w:after="140" w:line="240" w:lineRule="auto"/>
+        <w:spacing w:before="392" w:after="0" w:line="288" w:lineRule="exact"/>
         <w:ind w:left="4680" w:firstLine="0"/>
       </w:pPr>
       <w:r>
-        <w:t xml:space="preserve">/s/ PAIGE F. MARKLEY DENTON, Capt, USAF</w:t>
+        <w:t xml:space="preserve">/s/ </w:t>
+      </w:r>
+      <w:r>
+        <w:t xml:space="preserve">PAIGE</w:t>
+      </w:r>
+      <w:r>
+        <w:t xml:space="preserve"> </w:t>
+      </w:r>
+      <w:r>
+        <w:t xml:space="preserve">F.</w:t>
+      </w:r>
+      <w:r>
+        <w:t xml:space="preserve"> </w:t>
+      </w:r>
+      <w:r>
+        <w:t xml:space="preserve">MARKLEY</w:t>
+      </w:r>
+      <w:r>
+        <w:t xml:space="preserve"> </w:t>
+      </w:r>
+      <w:r>
+        <w:t xml:space="preserve">DENTON,</w:t>
+      </w:r>
+      <w:r>
+        <w:t xml:space="preserve"> </w:t>
+      </w:r>
+      <w:r>
+        <w:t xml:space="preserve">Capt,</w:t>
+      </w:r>
+      <w:r>
+        <w:t xml:space="preserve"> </w:t>
+      </w:r>
+      <w:r>
+        <w:t xml:space="preserve">USAF</w:t>
       </w:r>
     </w:p>
     <w:p>
       <w:pPr>
         <w:keepNext/>
         <w:keepLines/>
-        <w:spacing w:before="0" w:after="0" w:line="240" w:lineRule="auto"/>
+        <w:spacing w:before="112" w:after="0" w:line="288" w:lineRule="exact"/>
         <w:ind w:left="4680" w:firstLine="0"/>
       </w:pPr>
       <w:r>
-        <w:t xml:space="preserve">Appellate Defense Counsel</w:t>
+        <w:t xml:space="preserve">Appellate</w:t>
+      </w:r>
+      <w:r>
+        <w:t xml:space="preserve"> </w:t>
+      </w:r>
+      <w:r>
+        <w:t xml:space="preserve">Defense</w:t>
+      </w:r>
+      <w:r>
+        <w:t xml:space="preserve"> </w:t>
+      </w:r>
+      <w:r>
+        <w:t xml:space="preserve">Counsel</w:t>
       </w:r>
     </w:p>
     <w:p>
       <w:pPr>
         <w:keepNext/>
         <w:keepLines/>
-        <w:spacing w:before="0" w:after="0" w:line="240" w:lineRule="auto"/>
+        <w:spacing w:before="0" w:after="0" w:line="288" w:lineRule="exact"/>
         <w:ind w:left="4680" w:firstLine="0"/>
       </w:pPr>
       <w:r>
-        <w:t xml:space="preserve">Air Force Appellate Defense Division</w:t>
+        <w:t xml:space="preserve">Air</w:t>
+      </w:r>
+      <w:r>
+        <w:t xml:space="preserve"> </w:t>
+      </w:r>
+      <w:r>
+        <w:t xml:space="preserve">Force</w:t>
+      </w:r>
+      <w:r>
+        <w:t xml:space="preserve"> </w:t>
+      </w:r>
+      <w:r>
+        <w:t xml:space="preserve">Appellate</w:t>
+      </w:r>
+      <w:r>
+        <w:t xml:space="preserve"> </w:t>
+      </w:r>
+      <w:r>
+        <w:t xml:space="preserve">Defense</w:t>
+      </w:r>
+      <w:r>
+        <w:t xml:space="preserve"> </w:t>
+      </w:r>
+      <w:r>
+        <w:t xml:space="preserve">Division</w:t>
       </w:r>
     </w:p>
     <w:p>
       <w:pPr>
         <w:keepNext/>
         <w:keepLines/>
-        <w:spacing w:before="0" w:after="0" w:line="240" w:lineRule="auto"/>
+        <w:spacing w:before="0" w:after="0" w:line="288" w:lineRule="exact"/>
         <w:ind w:left="4680" w:firstLine="0"/>
       </w:pPr>
       <w:r>
-        <w:t xml:space="preserve">1500 West Perimeter Road, Suite 1100</w:t>
+        <w:t xml:space="preserve">1500</w:t>
+      </w:r>
+      <w:r>
+        <w:t xml:space="preserve"> </w:t>
+      </w:r>
+      <w:r>
+        <w:t xml:space="preserve">West</w:t>
+      </w:r>
+      <w:r>
+        <w:t xml:space="preserve"> </w:t>
+      </w:r>
+      <w:r>
+        <w:t xml:space="preserve">Perimeter</w:t>
+      </w:r>
+      <w:r>
+        <w:t xml:space="preserve"> </w:t>
+      </w:r>
+      <w:r>
+        <w:t xml:space="preserve">Road,</w:t>
+      </w:r>
+      <w:r>
+        <w:t xml:space="preserve"> </w:t>
+      </w:r>
+      <w:r>
+        <w:t xml:space="preserve">Suite</w:t>
+      </w:r>
+      <w:r>
+        <w:t xml:space="preserve"> </w:t>
+      </w:r>
+      <w:r>
+        <w:t xml:space="preserve">1100</w:t>
       </w:r>
     </w:p>
     <w:p>
       <w:pPr>
         <w:keepNext/>
         <w:keepLines/>
-        <w:spacing w:before="0" w:after="0" w:line="240" w:lineRule="auto"/>
+        <w:spacing w:before="0" w:after="0" w:line="288" w:lineRule="exact"/>
         <w:ind w:left="4680" w:firstLine="0"/>
       </w:pPr>
       <w:r>
-        <w:t xml:space="preserve">Joint Base Andrews, MD 20762</w:t>
+        <w:t xml:space="preserve">Joint</w:t>
+      </w:r>
+      <w:r>
+        <w:t xml:space="preserve"> </w:t>
+      </w:r>
+      <w:r>
+        <w:t xml:space="preserve">Base</w:t>
+      </w:r>
+      <w:r>
+        <w:t xml:space="preserve"> </w:t>
+      </w:r>
+      <w:r>
+        <w:t xml:space="preserve">Andrews,</w:t>
+      </w:r>
+      <w:r>
+        <w:t xml:space="preserve"> </w:t>
+      </w:r>
+      <w:r>
+        <w:t xml:space="preserve">MD</w:t>
+      </w:r>
+      <w:r>
+        <w:t xml:space="preserve"> </w:t>
+      </w:r>
+      <w:r>
+        <w:t xml:space="preserve">20762</w:t>
       </w:r>
     </w:p>
     <w:p>
       <w:pPr>
         <w:keepNext/>
         <w:keepLines/>
-        <w:spacing w:before="0" w:after="0" w:line="240" w:lineRule="auto"/>
+        <w:spacing w:before="0" w:after="0" w:line="288" w:lineRule="exact"/>
         <w:ind w:left="4680" w:firstLine="0"/>
       </w:pPr>
       <w:r>
-        <w:t xml:space="preserve">240-612-4770</w:t>
+        <w:t xml:space="preserve">240</w:t>
+        <w:noBreakHyphen/>
+        <w:t xml:space="preserve">612</w:t>
+        <w:noBreakHyphen/>
+        <w:t xml:space="preserve">4770</w:t>
       </w:r>
     </w:p>
     <w:p>
       <w:pPr>
         <w:keepNext/>
         <w:keepLines/>
-        <w:spacing w:before="0" w:after="0" w:line="240" w:lineRule="auto"/>
+        <w:spacing w:before="0" w:after="0" w:line="288" w:lineRule="exact"/>
         <w:ind w:left="4680" w:firstLine="0"/>
       </w:pPr>
       <w:r>
@@ -1486,309 +4948,57 @@
       <w:pPr>
         <w:keepNext/>
         <w:keepLines/>
-        <w:spacing w:before="0" w:after="0" w:line="240" w:lineRule="auto"/>
+        <w:spacing w:before="0" w:after="0" w:line="288" w:lineRule="exact"/>
         <w:ind w:left="4680" w:firstLine="0"/>
       </w:pPr>
       <w:r>
-        <w:t xml:space="preserve">USCAAF Bar Number 38255</w:t>
-      </w:r>
-    </w:p>
-    <w:p>
-      <w:pPr>
-        <w:keepNext/>
-        <w:keepLines/>
-        <w:spacing w:before="0" w:after="0" w:line="240" w:lineRule="auto"/>
+        <w:t xml:space="preserve">USCAAF</w:t>
+      </w:r>
+      <w:r>
+        <w:t xml:space="preserve"> </w:t>
+      </w:r>
+      <w:r>
+        <w:t xml:space="preserve">Bar</w:t>
+      </w:r>
+      <w:r>
+        <w:t xml:space="preserve"> </w:t>
+      </w:r>
+      <w:r>
+        <w:t xml:space="preserve">Number</w:t>
+      </w:r>
+      <w:r>
+        <w:t xml:space="preserve"> </w:t>
+      </w:r>
+      <w:r>
+        <w:t xml:space="preserve">38255</w:t>
+      </w:r>
+    </w:p>
+    <w:p>
+      <w:pPr>
+        <w:keepLines/>
+        <w:spacing w:before="0" w:after="0" w:line="288" w:lineRule="exact"/>
         <w:ind w:left="4680" w:firstLine="0"/>
       </w:pPr>
       <w:r>
-        <w:t xml:space="preserve">Counsel for Appellant</w:t>
-      </w:r>
-    </w:p>
-    <w:p>
-      <w:pPr>
-        <w:spacing w:before="0" w:after="0" w:line="224" w:lineRule="exact"/>
-      </w:pPr>
-    </w:p>
-    <w:p>
-      <w:pPr>
-        <w:spacing w:before="0" w:after="0" w:line="240" w:lineRule="auto"/>
-        <w:ind w:left="4680" w:firstLine="0"/>
-      </w:pPr>
-      <w:r>
-        <w:t xml:space="preserve">Dated: September 1, 2026</w:t>
-      </w:r>
-    </w:p>
-    <w:p>
-      <w:r>
-        <w:br w:type="page"/>
-      </w:r>
-    </w:p>
-    <w:p>
-      <w:pPr>
-        <w:keepNext/>
-        <w:keepLines/>
-        <w:tabs>
-          <w:tab w:val="right" w:leader="dot" w:pos="9360"/>
-        </w:tabs>
-        <w:spacing w:before="420" w:after="308" w:line="240" w:lineRule="auto"/>
-        <w:jc w:val="center"/>
-      </w:pPr>
-      <w:r>
-        <w:rPr>
-          <w:b/>
-          <w:bCs/>
-        </w:rPr>
-        <w:t xml:space="preserve">Certificate of Compliance</w:t>
-      </w:r>
-    </w:p>
-    <w:p>
-      <w:pPr>
-        <w:keepNext/>
-        <w:keepLines/>
-        <w:spacing w:before="0" w:after="280" w:line="240" w:lineRule="auto"/>
-      </w:pPr>
-      <w:r>
-        <w:t xml:space="preserve">The undersigned counsel hereby certifies that: (1) this supplement complies with the type-volume limitation of Rule 21(b) because it contains 1301 words; and (2) this supplement complies with the style requirements of Rule 37.</w:t>
-      </w:r>
-    </w:p>
-    <w:p>
-      <w:pPr>
-        <w:spacing w:before="0" w:after="0" w:line="336" w:lineRule="exact"/>
-      </w:pPr>
-    </w:p>
-    <w:p>
-      <w:pPr>
-        <w:keepNext/>
-        <w:keepLines/>
-        <w:spacing w:before="392" w:after="140" w:line="240" w:lineRule="auto"/>
-        <w:ind w:left="4680" w:firstLine="0"/>
-      </w:pPr>
-      <w:r>
-        <w:t xml:space="preserve">/s/ PAIGE F. MARKLEY DENTON, Capt, USAF</w:t>
-      </w:r>
-    </w:p>
-    <w:p>
-      <w:pPr>
-        <w:keepNext/>
-        <w:keepLines/>
-        <w:spacing w:before="0" w:after="0" w:line="240" w:lineRule="auto"/>
-        <w:ind w:left="4680" w:firstLine="0"/>
-      </w:pPr>
-      <w:r>
-        <w:t xml:space="preserve">Appellate Defense Counsel</w:t>
-      </w:r>
-    </w:p>
-    <w:p>
-      <w:pPr>
-        <w:keepNext/>
-        <w:keepLines/>
-        <w:spacing w:before="0" w:after="0" w:line="240" w:lineRule="auto"/>
-        <w:ind w:left="4680" w:firstLine="0"/>
-      </w:pPr>
-      <w:r>
-        <w:t xml:space="preserve">Air Force Appellate Defense Division</w:t>
-      </w:r>
-    </w:p>
-    <w:p>
-      <w:pPr>
-        <w:keepNext/>
-        <w:keepLines/>
-        <w:spacing w:before="0" w:after="0" w:line="240" w:lineRule="auto"/>
-        <w:ind w:left="4680" w:firstLine="0"/>
-      </w:pPr>
-      <w:r>
-        <w:t xml:space="preserve">1500 West Perimeter Road, Suite 1100</w:t>
-      </w:r>
-    </w:p>
-    <w:p>
-      <w:pPr>
-        <w:keepNext/>
-        <w:keepLines/>
-        <w:spacing w:before="0" w:after="0" w:line="240" w:lineRule="auto"/>
-        <w:ind w:left="4680" w:firstLine="0"/>
-      </w:pPr>
-      <w:r>
-        <w:t xml:space="preserve">Joint Base Andrews, MD 20762</w:t>
-      </w:r>
-    </w:p>
-    <w:p>
-      <w:pPr>
-        <w:keepNext/>
-        <w:keepLines/>
-        <w:spacing w:before="0" w:after="0" w:line="240" w:lineRule="auto"/>
-        <w:ind w:left="4680" w:firstLine="0"/>
-      </w:pPr>
-      <w:r>
-        <w:t xml:space="preserve">240-612-4770</w:t>
-      </w:r>
-    </w:p>
-    <w:p>
-      <w:pPr>
-        <w:keepNext/>
-        <w:keepLines/>
-        <w:spacing w:before="0" w:after="0" w:line="240" w:lineRule="auto"/>
-        <w:ind w:left="4680" w:firstLine="0"/>
-      </w:pPr>
-      <w:r>
-        <w:t xml:space="preserve">paige.markley_denton@us.af.mil</w:t>
-      </w:r>
-    </w:p>
-    <w:p>
-      <w:pPr>
-        <w:keepNext/>
-        <w:keepLines/>
-        <w:spacing w:before="0" w:after="0" w:line="240" w:lineRule="auto"/>
-        <w:ind w:left="4680" w:firstLine="0"/>
-      </w:pPr>
-      <w:r>
-        <w:t xml:space="preserve">USCAAF Bar Number 38255</w:t>
-      </w:r>
-    </w:p>
-    <w:p>
-      <w:pPr>
-        <w:spacing w:before="0" w:after="0" w:line="240" w:lineRule="auto"/>
-        <w:ind w:left="4680" w:firstLine="0"/>
-      </w:pPr>
-      <w:r>
-        <w:t xml:space="preserve">Counsel for Appellant</w:t>
-      </w:r>
-    </w:p>
-    <w:p>
-      <w:r>
-        <w:br w:type="page"/>
-      </w:r>
-    </w:p>
-    <w:p>
-      <w:pPr>
-        <w:keepNext/>
-        <w:keepLines/>
-        <w:spacing w:before="420" w:after="308" w:line="240" w:lineRule="auto"/>
-        <w:jc w:val="center"/>
-      </w:pPr>
-      <w:r>
-        <w:rPr>
-          <w:b/>
-          <w:bCs/>
-        </w:rPr>
-        <w:t xml:space="preserve">Certificate of Filing and Service</w:t>
-      </w:r>
-    </w:p>
-    <w:p>
-      <w:pPr>
-        <w:keepNext/>
-        <w:keepLines/>
-        <w:spacing w:before="0" w:after="280" w:line="240" w:lineRule="auto"/>
-      </w:pPr>
-      <w:r>
-        <w:t xml:space="preserve">I certify that a copy of the foregoing was electronically filed with the Court and electronically served on the Air Force Government Trial and Appellate Operations Division at af.jajg.afloa.filng.workflow@us.af.mil on September 1, 2026.</w:t>
-      </w:r>
-    </w:p>
-    <w:p>
-      <w:pPr>
-        <w:spacing w:before="0" w:after="0" w:line="336" w:lineRule="exact"/>
-      </w:pPr>
-    </w:p>
-    <w:p>
-      <w:pPr>
-        <w:keepNext/>
-        <w:keepLines/>
-        <w:spacing w:before="392" w:after="140" w:line="240" w:lineRule="auto"/>
-        <w:ind w:left="4680" w:firstLine="0"/>
-      </w:pPr>
-      <w:r>
-        <w:t xml:space="preserve">/s/ PAIGE F. MARKLEY DENTON, Capt, USAF</w:t>
-      </w:r>
-    </w:p>
-    <w:p>
-      <w:pPr>
-        <w:keepNext/>
-        <w:keepLines/>
-        <w:spacing w:before="0" w:after="0" w:line="240" w:lineRule="auto"/>
-        <w:ind w:left="4680" w:firstLine="0"/>
-      </w:pPr>
-      <w:r>
-        <w:t xml:space="preserve">Appellate Defense Counsel</w:t>
-      </w:r>
-    </w:p>
-    <w:p>
-      <w:pPr>
-        <w:keepNext/>
-        <w:keepLines/>
-        <w:spacing w:before="0" w:after="0" w:line="240" w:lineRule="auto"/>
-        <w:ind w:left="4680" w:firstLine="0"/>
-      </w:pPr>
-      <w:r>
-        <w:t xml:space="preserve">Air Force Appellate Defense Division</w:t>
-      </w:r>
-    </w:p>
-    <w:p>
-      <w:pPr>
-        <w:keepNext/>
-        <w:keepLines/>
-        <w:spacing w:before="0" w:after="0" w:line="240" w:lineRule="auto"/>
-        <w:ind w:left="4680" w:firstLine="0"/>
-      </w:pPr>
-      <w:r>
-        <w:t xml:space="preserve">1500 West Perimeter Road, Suite 1100</w:t>
-      </w:r>
-    </w:p>
-    <w:p>
-      <w:pPr>
-        <w:keepNext/>
-        <w:keepLines/>
-        <w:spacing w:before="0" w:after="0" w:line="240" w:lineRule="auto"/>
-        <w:ind w:left="4680" w:firstLine="0"/>
-      </w:pPr>
-      <w:r>
-        <w:t xml:space="preserve">Joint Base Andrews, MD 20762</w:t>
-      </w:r>
-    </w:p>
-    <w:p>
-      <w:pPr>
-        <w:keepNext/>
-        <w:keepLines/>
-        <w:spacing w:before="0" w:after="0" w:line="240" w:lineRule="auto"/>
-        <w:ind w:left="4680" w:firstLine="0"/>
-      </w:pPr>
-      <w:r>
-        <w:t xml:space="preserve">240-612-4770</w:t>
-      </w:r>
-    </w:p>
-    <w:p>
-      <w:pPr>
-        <w:keepNext/>
-        <w:keepLines/>
-        <w:spacing w:before="0" w:after="0" w:line="240" w:lineRule="auto"/>
-        <w:ind w:left="4680" w:firstLine="0"/>
-      </w:pPr>
-      <w:r>
-        <w:t xml:space="preserve">paige.markley_denton@us.af.mil</w:t>
-      </w:r>
-    </w:p>
-    <w:p>
-      <w:pPr>
-        <w:keepNext/>
-        <w:keepLines/>
-        <w:spacing w:before="0" w:after="0" w:line="240" w:lineRule="auto"/>
-        <w:ind w:left="4680" w:firstLine="0"/>
-      </w:pPr>
-      <w:r>
-        <w:t xml:space="preserve">USCAAF Bar Number 38255</w:t>
-      </w:r>
-    </w:p>
-    <w:p>
-      <w:pPr>
-        <w:spacing w:before="0" w:after="0" w:line="240" w:lineRule="auto"/>
-        <w:ind w:left="4680" w:firstLine="0"/>
-      </w:pPr>
-      <w:r>
-        <w:t xml:space="preserve">Counsel for Appellant</w:t>
+        <w:t xml:space="preserve">Counsel</w:t>
+      </w:r>
+      <w:r>
+        <w:t xml:space="preserve"> </w:t>
+      </w:r>
+      <w:r>
+        <w:t xml:space="preserve">for</w:t>
+      </w:r>
+      <w:r>
+        <w:t xml:space="preserve"> </w:t>
+      </w:r>
+      <w:r>
+        <w:t xml:space="preserve">Appellant</w:t>
       </w:r>
     </w:p>
     <w:sectPr>
-      <w:footerReference w:type="default" r:id="rId100"/>
+      <w:footerReference w:type="default" r:id="rIdFtrPage"/>
       <w:pgSz w:w="12240" w:h="15840"/>
-      <w:pgMar w:top="1440" w:right="1440" w:bottom="1440" w:left="1440" w:header="720" w:footer="720" w:gutter="0"/>
+      <w:pgMar w:top="1440" w:right="1440" w:bottom="1440" w:left="1440" w:header="720" w:footer="718" w:gutter="0"/>
       <w:pgNumType w:fmt="decimal" w:start="1"/>
     </w:sectPr>
   </w:body>
@@ -1803,10 +5013,7 @@
 <w:ftr xmlns:w="http://schemas.openxmlformats.org/wordprocessingml/2006/main" xmlns:r="http://schemas.openxmlformats.org/officeDocument/2006/relationships">
   <w:p>
     <w:pPr>
-      <w:pStyle w:val="Footer"/>
       <w:jc w:val="center"/>
-      <w:spacing w:before="0" w:after="0" w:line="240" w:lineRule="auto"/>
-      <w:ind w:firstLine="0"/>
     </w:pPr>
     <w:r>
       <w:fldChar w:fldCharType="begin"/>
@@ -1846,6 +5053,72 @@
 </w:footnotes>
 </file>
 
+<file path=word/ftr-add.xml><?xml version="1.0" encoding="utf-8"?>
+<w:ftr xmlns:w="http://schemas.openxmlformats.org/wordprocessingml/2006/main" xmlns:r="http://schemas.openxmlformats.org/officeDocument/2006/relationships">
+  <w:p>
+    <w:pPr>
+      <w:spacing w:before="0" w:after="0"/>
+      <w:jc w:val="center"/>
+    </w:pPr>
+    <w:r>
+      <w:t>Add-</w:t>
+    </w:r>
+    <w:r>
+      <w:fldChar w:fldCharType="begin"/>
+    </w:r>
+    <w:r>
+      <w:instrText xml:space="preserve"> PAGE </w:instrText>
+    </w:r>
+    <w:r>
+      <w:fldChar w:fldCharType="separate"/>
+    </w:r>
+    <w:r>
+      <w:t>1</w:t>
+    </w:r>
+    <w:r>
+      <w:fldChar w:fldCharType="end"/>
+    </w:r>
+  </w:p>
+</w:ftr>
+</file>
+
+<file path=word/ftr-none.xml><?xml version="1.0" encoding="utf-8"?>
+<w:ftr xmlns:w="http://schemas.openxmlformats.org/wordprocessingml/2006/main" xmlns:r="http://schemas.openxmlformats.org/officeDocument/2006/relationships">
+  <w:p>
+    <w:pPr>
+      <w:spacing w:before="0" w:after="0"/>
+      <w:jc w:val="center"/>
+    </w:pPr>
+  </w:p>
+</w:ftr>
+</file>
+
+<file path=word/ftr-page.xml><?xml version="1.0" encoding="utf-8"?>
+<w:ftr xmlns:w="http://schemas.openxmlformats.org/wordprocessingml/2006/main" xmlns:r="http://schemas.openxmlformats.org/officeDocument/2006/relationships">
+  <w:p>
+    <w:pPr>
+      <w:spacing w:before="0" w:after="0"/>
+      <w:jc w:val="center"/>
+    </w:pPr>
+    <w:r>
+      <w:fldChar w:fldCharType="begin"/>
+    </w:r>
+    <w:r>
+      <w:instrText xml:space="preserve"> PAGE </w:instrText>
+    </w:r>
+    <w:r>
+      <w:fldChar w:fldCharType="separate"/>
+    </w:r>
+    <w:r>
+      <w:t>1</w:t>
+    </w:r>
+    <w:r>
+      <w:fldChar w:fldCharType="end"/>
+    </w:r>
+  </w:p>
+</w:ftr>
+</file>
+
 <file path=word/numbering.xml><?xml version="1.0" encoding="utf-8"?>
 <w:numbering xmlns:w="http://schemas.openxmlformats.org/wordprocessingml/2006/main">
   <w:abstractNum w:abstractNumId="990">
@@ -1935,59 +5208,46 @@
   <w:docDefaults>
     <w:rPrDefault>
       <w:rPr>
-        <w:rFonts w:ascii="EB Garamond" w:hAnsi="EB Garamond" w:eastAsia="EB Garamond" w:cs="EB Garamond"/>
+        <w:rFonts w:ascii="Times New Roman" w:hAnsi="Times New Roman" w:eastAsia="Times New Roman" w:cs="Times New Roman"/>
         <w:sz w:val="28"/>
         <w:szCs w:val="28"/>
-        <w:lang w:val="en-US" w:eastAsia="en-US" w:bidi="ar-SA"/>
+        <w:lang w:val="en-US" w:eastAsia="zh-CN" w:bidi="ar-SA"/>
       </w:rPr>
     </w:rPrDefault>
     <w:pPrDefault>
       <w:pPr>
-        <w:spacing w:after="0" w:line="240" w:lineRule="auto"/>
+        <w:widowControl/>
+        <w:spacing w:after="0"/>
       </w:pPr>
     </w:pPrDefault>
   </w:docDefaults>
   <w:latentStyles w:defLockedState="0" w:defUIPriority="0" w:defSemiHidden="0" w:defUnhideWhenUsed="0" w:defQFormat="0" w:count="276"/>
-  <w:style w:type="paragraph" w:styleId="Normal">
+  <w:style w:type="paragraph" w:default="1" w:styleId="Normal">
     <w:name w:val="Normal"/>
     <w:qFormat/>
-    <w:pPr>
-      <w:spacing w:before="0" w:after="0" w:line="240" w:lineRule="auto"/>
-      <w:jc w:val="left"/>
-    </w:pPr>
-    <w:rPr>
-      <w:rFonts w:ascii="EB Garamond" w:hAnsi="EB Garamond" w:eastAsia="EB Garamond" w:cs="EB Garamond"/>
-      <w:color w:val="000000"/>
-      <w:sz w:val="28"/>
-      <w:szCs w:val="28"/>
-    </w:rPr>
   </w:style>
   <w:style w:type="paragraph" w:styleId="BodyText">
     <w:name w:val="Body Text"/>
     <w:basedOn w:val="Normal"/>
+    <w:link w:val="BodyTextChar"/>
     <w:qFormat/>
     <w:pPr>
-      <w:spacing w:before="0" w:after="0" w:line="628" w:lineRule="exact"/>
-      <w:ind w:left="0" w:firstLine="720"/>
+      <w:spacing w:before="0" w:after="0" w:line="518" w:lineRule="exact"/>
+      <w:ind w:firstLine="720"/>
     </w:pPr>
   </w:style>
-  <w:style w:type="paragraph" w:styleId="FirstParagraph">
+  <w:style w:type="paragraph" w:customStyle="1" w:styleId="FirstParagraph">
     <w:name w:val="First Paragraph"/>
     <w:basedOn w:val="BodyText"/>
     <w:next w:val="BodyText"/>
     <w:qFormat/>
-    <w:pPr>
-      <w:spacing w:before="0" w:after="0" w:line="628" w:lineRule="exact"/>
-      <w:ind w:left="0" w:firstLine="720"/>
-    </w:pPr>
-  </w:style>
-  <w:style w:type="paragraph" w:styleId="Compact">
+  </w:style>
+  <w:style w:type="paragraph" w:customStyle="1" w:styleId="Compact">
     <w:name w:val="Compact"/>
     <w:basedOn w:val="BodyText"/>
     <w:qFormat/>
     <w:pPr>
-      <w:spacing w:before="0" w:after="0" w:line="628" w:lineRule="exact"/>
-      <w:ind w:left="0" w:firstLine="720"/>
+      <w:spacing w:before="36" w:after="36"/>
     </w:pPr>
   </w:style>
   <w:style w:type="paragraph" w:styleId="Title">
@@ -2127,18 +5387,26 @@
     <w:name w:val="heading 1"/>
     <w:basedOn w:val="Normal"/>
     <w:next w:val="BodyText"/>
+    <w:link w:val="Heading1Char"/>
     <w:uiPriority w:val="9"/>
     <w:qFormat/>
+    <w:rsid w:val="00A10FD9"/>
     <w:pPr>
       <w:keepNext/>
       <w:keepLines/>
-      <w:spacing w:before="420" w:after="308" w:line="240" w:lineRule="auto"/>
+      <w:spacing w:before="240" w:after="120" w:line="288" w:lineRule="exact"/>
+      <w:ind w:firstLine="0"/>
       <w:jc w:val="center"/>
       <w:outlineLvl w:val="0"/>
     </w:pPr>
     <w:rPr>
+      <w:rFonts w:ascii="Times New Roman" w:hAnsi="Times New Roman" w:eastAsia="Times New Roman" w:cs="Times New Roman"/>
       <w:b/>
       <w:bCs/>
+      <w:caps/>
+      <w:color w:val="000000"/>
+      <w:sz w:val="28"/>
+      <w:szCs w:val="28"/>
     </w:rPr>
   </w:style>
   <w:style w:type="paragraph" w:styleId="Heading2">
@@ -2154,14 +5422,17 @@
     <w:pPr>
       <w:keepNext/>
       <w:keepLines/>
-      <w:spacing w:before="160" w:after="80"/>
+      <w:spacing w:before="240" w:after="120" w:line="288" w:lineRule="exact"/>
+      <w:ind w:firstLine="0"/>
       <w:outlineLvl w:val="1"/>
     </w:pPr>
     <w:rPr>
-      <w:rFonts w:asciiTheme="majorHAnsi" w:eastAsiaTheme="majorEastAsia" w:hAnsiTheme="majorHAnsi" w:cstheme="majorBidi"/>
-      <w:color w:val="0F4761" w:themeColor="accent1" w:themeShade="BF"/>
-      <w:sz w:val="32"/>
-      <w:szCs w:val="32"/>
+      <w:rFonts w:ascii="Times New Roman" w:hAnsi="Times New Roman" w:eastAsia="Times New Roman" w:cs="Times New Roman"/>
+      <w:b/>
+      <w:bCs/>
+      <w:color w:val="000000"/>
+      <w:sz w:val="28"/>
+      <w:szCs w:val="28"/>
     </w:rPr>
   </w:style>
   <w:style w:type="paragraph" w:styleId="Heading3">
@@ -2177,12 +5448,15 @@
     <w:pPr>
       <w:keepNext/>
       <w:keepLines/>
-      <w:spacing w:before="160" w:after="80"/>
+      <w:spacing w:before="240" w:after="120" w:line="288" w:lineRule="exact"/>
+      <w:ind w:firstLine="0"/>
       <w:outlineLvl w:val="2"/>
     </w:pPr>
     <w:rPr>
-      <w:rFonts w:eastAsiaTheme="majorEastAsia" w:cstheme="majorBidi"/>
-      <w:color w:val="0F4761" w:themeColor="accent1" w:themeShade="BF"/>
+      <w:rFonts w:ascii="Times New Roman" w:hAnsi="Times New Roman" w:eastAsia="Times New Roman" w:cs="Times New Roman"/>
+      <w:b/>
+      <w:bCs/>
+      <w:color w:val="000000"/>
       <w:sz w:val="28"/>
       <w:szCs w:val="28"/>
     </w:rPr>
@@ -2200,14 +5474,18 @@
     <w:pPr>
       <w:keepNext/>
       <w:keepLines/>
-      <w:spacing w:before="80" w:after="40"/>
+      <w:spacing w:before="240" w:after="120" w:line="288" w:lineRule="exact"/>
+      <w:ind w:firstLine="0"/>
       <w:outlineLvl w:val="3"/>
     </w:pPr>
     <w:rPr>
-      <w:rFonts w:eastAsiaTheme="majorEastAsia" w:cstheme="majorBidi"/>
+      <w:rFonts w:ascii="Times New Roman" w:hAnsi="Times New Roman" w:eastAsia="Times New Roman" w:cs="Times New Roman"/>
+      <w:b/>
+      <w:bCs/>
       <w:i/>
-      <w:iCs/>
-      <w:color w:val="0F4761" w:themeColor="accent1" w:themeShade="BF"/>
+      <w:color w:val="000000"/>
+      <w:sz w:val="28"/>
+      <w:szCs w:val="28"/>
     </w:rPr>
   </w:style>
   <w:style w:type="paragraph" w:styleId="Heading5">
@@ -2223,12 +5501,18 @@
     <w:pPr>
       <w:keepNext/>
       <w:keepLines/>
-      <w:spacing w:before="80" w:after="40"/>
+      <w:spacing w:before="240" w:after="120" w:line="288" w:lineRule="exact"/>
+      <w:ind w:firstLine="0"/>
       <w:outlineLvl w:val="4"/>
     </w:pPr>
     <w:rPr>
-      <w:rFonts w:eastAsiaTheme="majorEastAsia" w:cstheme="majorBidi"/>
-      <w:color w:val="0F4761" w:themeColor="accent1" w:themeShade="BF"/>
+      <w:rFonts w:ascii="Times New Roman" w:hAnsi="Times New Roman" w:eastAsia="Times New Roman" w:cs="Times New Roman"/>
+      <w:b/>
+      <w:bCs/>
+      <w:i/>
+      <w:color w:val="000000"/>
+      <w:sz w:val="28"/>
+      <w:szCs w:val="28"/>
     </w:rPr>
   </w:style>
   <w:style w:type="paragraph" w:styleId="Heading6">
@@ -2438,29 +5722,39 @@
       <w:color w:val="272727" w:themeColor="text1" w:themeTint="D8"/>
     </w:rPr>
   </w:style>
+  <w:style w:type="paragraph" w:customStyle="1" w:styleId="ListItem">
+    <w:name w:val="List Item"/>
+    <w:basedOn w:val="BodyText"/>
+    <w:qFormat/>
+    <w:pPr>
+      <w:spacing w:before="0" w:after="0" w:line="518" w:lineRule="exact"/>
+      <w:ind w:left="720" w:hanging="720"/>
+    </w:pPr>
+  </w:style>
   <w:style w:type="paragraph" w:styleId="BlockText">
     <w:name w:val="Block Text"/>
+    <w:basedOn w:val="BodyText"/>
+    <w:next w:val="BodyText"/>
+    <w:uiPriority w:val="9"/>
+    <w:unhideWhenUsed/>
+    <w:qFormat/>
+    <w:pPr>
+      <w:spacing w:before="280" w:after="280" w:line="288" w:lineRule="exact"/>
+      <w:ind w:firstLine="0" w:left="720" w:right="720"/>
+    </w:pPr>
+  </w:style>
+  <w:style w:type="paragraph" w:styleId="FootnoteText">
+    <w:name w:val="Footnote Text"/>
     <w:basedOn w:val="Normal"/>
-    <w:next w:val="BodyText"/>
+    <w:next w:val="FootnoteText"/>
+    <w:uiPriority w:val="9"/>
+    <w:unhideWhenUsed/>
     <w:qFormat/>
     <w:pPr>
       <w:keepLines/>
-      <w:spacing w:before="280" w:after="280" w:line="240" w:lineRule="auto"/>
-      <w:ind w:left="720" w:right="720" w:firstLine="0"/>
-    </w:pPr>
-  </w:style>
-  <w:style w:type="paragraph" w:styleId="FootnoteText">
-    <w:name w:val="footnote text"/>
-    <w:basedOn w:val="Normal"/>
-    <w:link w:val="FootnoteTextChar"/>
-    <w:uiPriority w:val="99"/>
-    <w:unhideWhenUsed/>
-    <w:pPr>
-      <w:spacing w:before="0" w:after="100" w:line="240" w:lineRule="auto"/>
-      <w:ind w:left="0" w:firstLine="0"/>
+      <w:spacing w:before="0" w:after="140" w:line="288" w:lineRule="exact"/>
     </w:pPr>
     <w:rPr>
-      <w:rFonts w:ascii="EB Garamond" w:hAnsi="EB Garamond" w:eastAsia="EB Garamond" w:cs="EB Garamond"/>
       <w:sz w:val="28"/>
       <w:szCs w:val="28"/>
     </w:rPr>
@@ -2473,8 +5767,8 @@
     <w:unhideWhenUsed/>
     <w:qFormat/>
     <w:pPr>
-      <w:spacing w:before="100" w:after="100"/>
-      <w:ind w:firstLine="0" w:left="480" w:right="480"/>
+      <w:spacing w:before="280" w:after="280"/>
+      <w:ind w:firstLine="0" w:left="720" w:right="720"/>
     </w:pPr>
   </w:style>
   <w:style w:type="character" w:default="1" w:styleId="DefaultParagraphFont">
@@ -2582,7 +5876,7 @@
     <w:name w:val="Hyperlink"/>
     <w:basedOn w:val="BodyTextChar"/>
     <w:rPr>
-      <w:color w:val="4F81BD" w:themeColor="accent1"/>
+      <w:color w:val="000000"/>
     </w:rPr>
   </w:style>
   <w:style w:type="paragraph" w:styleId="TOCHeading">
@@ -2601,152 +5895,6 @@
       <w:b w:val="0"/>
       <w:bCs w:val="0"/>
       <w:color w:val="365F91" w:themeColor="accent1" w:themeShade="BF"/>
-    </w:rPr>
-  </w:style>
-  <w:style w:type="paragraph" w:styleId="Footer">
-    <w:name w:val="footer"/>
-    <w:basedOn w:val="Normal"/>
-    <w:uiPriority w:val="99"/>
-    <w:unhideWhenUsed/>
-    <w:pPr>
-      <w:tabs>
-        <w:tab w:val="center" w:pos="4680"/>
-        <w:tab w:val="right" w:pos="9360"/>
-      </w:tabs>
-      <w:spacing w:before="0" w:after="0" w:line="240" w:lineRule="auto"/>
-      <w:jc w:val="center"/>
-    </w:pPr>
-    <w:rPr>
-      <w:rFonts w:ascii="EB Garamond" w:hAnsi="EB Garamond" w:eastAsia="EB Garamond" w:cs="EB Garamond"/>
-      <w:sz w:val="28"/>
-      <w:szCs w:val="28"/>
-    </w:rPr>
-  </w:style>
-  <w:style w:type="paragraph" w:customStyle="1" w:styleId="PointHead">
-    <w:name w:val="Point Head"/>
-    <w:basedOn w:val="Normal"/>
-    <w:next w:val="BodyText"/>
-    <w:qFormat/>
-    <w:pPr>
-      <w:keepNext/>
-      <w:keepLines/>
-      <w:spacing w:before="336" w:after="280" w:line="240" w:lineRule="auto"/>
-      <w:jc w:val="center"/>
-    </w:pPr>
-    <w:rPr>
-      <w:b/>
-      <w:bCs/>
-    </w:rPr>
-  </w:style>
-  <w:style w:type="paragraph" w:customStyle="1" w:styleId="SectionHead">
-    <w:name w:val="Section Head"/>
-    <w:basedOn w:val="Normal"/>
-    <w:next w:val="BodyText"/>
-    <w:qFormat/>
-    <w:pPr>
-      <w:keepNext/>
-      <w:keepLines/>
-      <w:spacing w:before="420" w:after="308" w:line="240" w:lineRule="auto"/>
-      <w:jc w:val="center"/>
-    </w:pPr>
-    <w:rPr>
-      <w:b/>
-      <w:bCs/>
-    </w:rPr>
-  </w:style>
-  <w:style w:type="paragraph" w:customStyle="1" w:styleId="KeepBody">
-    <w:name w:val="Keep Body"/>
-    <w:basedOn w:val="BodyText"/>
-    <w:qFormat/>
-    <w:pPr>
-      <w:keepNext/>
-      <w:keepLines/>
-      <w:spacing w:before="0" w:after="0" w:line="628" w:lineRule="exact"/>
-      <w:ind w:left="0" w:firstLine="720"/>
-    </w:pPr>
-  </w:style>
-  <w:style w:type="paragraph" w:customStyle="1" w:styleId="SectionHeadTop">
-    <w:name w:val="Section Head Top"/>
-    <w:basedOn w:val="SectionHead"/>
-    <w:next w:val="BodyText"/>
-    <w:qFormat/>
-    <w:pPr>
-      <w:keepNext/>
-      <w:keepLines/>
-      <w:spacing w:before="0" w:after="308" w:line="240" w:lineRule="auto"/>
-      <w:jc w:val="center"/>
-    </w:pPr>
-    <w:rPr>
-      <w:b/>
-      <w:bCs/>
-    </w:rPr>
-  </w:style>
-  <w:style w:type="paragraph" w:customStyle="1" w:styleId="Hang1">
-    <w:name w:val="Hang 1"/>
-    <w:basedOn w:val="Normal"/>
-    <w:next w:val="BodyText"/>
-    <w:qFormat/>
-    <w:pPr>
-      <w:keepNext/>
-      <w:keepLines/>
-      <w:spacing w:before="308" w:after="252" w:line="240" w:lineRule="auto"/>
-      <w:ind w:left="1440" w:hanging="720"/>
-      <w:jc w:val="left"/>
-    </w:pPr>
-    <w:rPr>
-      <w:b/>
-      <w:bCs/>
-    </w:rPr>
-  </w:style>
-  <w:style w:type="paragraph" w:customStyle="1" w:styleId="Hang2">
-    <w:name w:val="Hang 2"/>
-    <w:basedOn w:val="Normal"/>
-    <w:next w:val="BodyText"/>
-    <w:qFormat/>
-    <w:pPr>
-      <w:keepNext/>
-      <w:keepLines/>
-      <w:spacing w:before="308" w:after="252" w:line="240" w:lineRule="auto"/>
-      <w:ind w:left="2160" w:hanging="720"/>
-      <w:jc w:val="left"/>
-    </w:pPr>
-    <w:rPr>
-      <w:b/>
-      <w:bCs/>
-    </w:rPr>
-  </w:style>
-  <w:style w:type="paragraph" w:customStyle="1" w:styleId="Hang3">
-    <w:name w:val="Hang 3"/>
-    <w:basedOn w:val="Normal"/>
-    <w:next w:val="BodyText"/>
-    <w:qFormat/>
-    <w:pPr>
-      <w:keepNext/>
-      <w:keepLines/>
-      <w:spacing w:before="308" w:after="252" w:line="240" w:lineRule="auto"/>
-      <w:ind w:left="2880" w:hanging="720"/>
-      <w:jc w:val="left"/>
-    </w:pPr>
-    <w:rPr>
-      <w:b/>
-      <w:bCs/>
-    </w:rPr>
-  </w:style>
-  <w:style w:type="paragraph" w:customStyle="1" w:styleId="Hang4">
-    <w:name w:val="Hang 4"/>
-    <w:basedOn w:val="Normal"/>
-    <w:next w:val="BodyText"/>
-    <w:qFormat/>
-    <w:pPr>
-      <w:keepNext/>
-      <w:keepLines/>
-      <w:spacing w:before="308" w:after="252" w:line="240" w:lineRule="auto"/>
-      <w:ind w:left="3600" w:hanging="720"/>
-      <w:jc w:val="left"/>
-    </w:pPr>
-    <w:rPr>
-      <w:b/>
-      <w:bCs/>
     </w:rPr>
   </w:style>
   <w:style w:type="paragraph" w:customStyle="1" w:styleId="SourceCode">
@@ -3029,7 +6177,7 @@
     </a:clrScheme>
     <a:fontScheme name="Office">
       <a:majorFont>
-        <a:latin typeface="EB Garamond" panose="02110004020202020204"/>
+        <a:latin typeface="Aptos Display" panose="02110004020202020204"/>
         <a:ea typeface=""/>
         <a:cs typeface=""/>
         <a:font script="Jpan" typeface="游ゴシック Light"/>
@@ -3081,7 +6229,7 @@
         <a:font script="Tfng" typeface="Ebrima"/>
       </a:majorFont>
       <a:minorFont>
-        <a:latin typeface="EB Garamond" panose="02110004020202020204"/>
+        <a:latin typeface="Aptos" panose="02110004020202020204"/>
         <a:ea typeface=""/>
         <a:cs typeface=""/>
         <a:font script="Jpan" typeface="游明朝"/>

--- a/courts/military/court-of-appeals-for-the-armed-forces/petition-supplement/usage/OUTPUT-petition-supplement.docx
+++ b/courts/military/court-of-appeals-for-the-armed-forces/petition-supplement/usage/OUTPUT-petition-supplement.docx
@@ -117,9 +117,7 @@
         <w:t xml:space="preserve"> </w:t>
       </w:r>
       <w:r>
-        <w:t xml:space="preserve">(E</w:t>
-        <w:noBreakHyphen/>
-        <w:t xml:space="preserve">3)</w:t>
+        <w:t xml:space="preserve">(E-⁠3)</w:t>
       </w:r>
     </w:p>
     <w:p>
@@ -243,9 +241,7 @@
         <w:t xml:space="preserve"> </w:t>
       </w:r>
       <w:r>
-        <w:t xml:space="preserve">26</w:t>
-        <w:noBreakHyphen/>
-        <w:t xml:space="preserve">0258/AF</w:t>
+        <w:t xml:space="preserve">26-⁠0258/AF</w:t>
       </w:r>
     </w:p>
     <w:p>
@@ -600,11 +596,7 @@
                 <w:i/>
                 <w:iCs/>
               </w:rPr>
-              <w:t xml:space="preserve">240</w:t>
-              <w:noBreakHyphen/>
-              <w:t xml:space="preserve">612</w:t>
-              <w:noBreakHyphen/>
-              <w:t xml:space="preserve">4770</w:t>
+              <w:t xml:space="preserve">240-⁠612-⁠4770</w:t>
             </w:r>
           </w:p>
           <w:p>
@@ -2297,13 +2289,7 @@
         <w:pStyle w:val="BodyText"/>
       </w:pPr>
       <w:r>
-        <w:t xml:space="preserve">A panel of members with enlisted representation sitting as a general court-martial convicted Appellant, United States Air Force, contrary to his pleas, of one specification of attempted sexual assault of child, in violation of Article 80, UCMJ, 10 U.S.C § 880. Trial Tr. 1, 53, 55, 59, 510. The military judge sentenced him to be reprimanded, to be reduced to the grade of E</w:t>
-      </w:r>
-      <w:r>
-        <w:noBreakHyphen/>
-      </w:r>
-      <w:r>
-        <w:t xml:space="preserve">1, to be confined for one year, and to be discharged with a dishonorable discharge. Trial Tr. 512, 549. The convening authority took no action on the findings or the sentence. Convening Authority Decision on Action (Oct. 28, 2024).</w:t>
+        <w:t xml:space="preserve">A panel of members with enlisted representation sitting as a general court-martial convicted Appellant, United States Air Force, contrary to his pleas, of one specification of attempted sexual assault of child, in violation of Article 80, UCMJ, 10 U.S.C § 880. Trial Tr. 1, 53, 55, 59, 510. The military judge sentenced him to be reprimanded, to be reduced to the grade of E-⁠1, to be confined for one year, and to be discharged with a dishonorable discharge. Trial Tr. 512, 549. The convening authority took no action on the findings or the sentence. Convening Authority Decision on Action (Oct. 28, 2024).</w:t>
       </w:r>
     </w:p>
     <w:p>
@@ -2784,13 +2770,7 @@
         <w:pStyle w:val="BodyText"/>
       </w:pPr>
       <w:r>
-        <w:t xml:space="preserve">R.C.M. 502(c)⁠(3) acknowledges that the Secretaries of the military services may prescribe “provisions for reassignment . . . in regulations.” Indeed, the Secretary of the Air Force and his designees have issued many regulations for the Department of the Air Force, including its Judge Advocate General’s Corps. One of them, Department of the Air Force Instruction 51</w:t>
-      </w:r>
-      <w:r>
-        <w:noBreakHyphen/>
-      </w:r>
-      <w:r>
-        <w:t xml:space="preserve">101 provides:</w:t>
+        <w:t xml:space="preserve">R.C.M. 502(c)⁠(3) acknowledges that the Secretaries of the military services may prescribe “provisions for reassignment . . . in regulations.” Indeed, the Secretary of the Air Force and his designees have issued many regulations for the Department of the Air Force, including its Judge Advocate General’s Corps. One of them, Department of the Air Force Instruction 51-⁠101 provides:</w:t>
       </w:r>
     </w:p>
     <w:p>
@@ -4250,11 +4230,7 @@
         <w:ind w:left="4680" w:firstLine="0"/>
       </w:pPr>
       <w:r>
-        <w:t xml:space="preserve">240</w:t>
-        <w:noBreakHyphen/>
-        <w:t xml:space="preserve">612</w:t>
-        <w:noBreakHyphen/>
-        <w:t xml:space="preserve">4770</w:t>
+        <w:t xml:space="preserve">240-⁠612-⁠4770</w:t>
       </w:r>
     </w:p>
     <w:p>
@@ -4559,11 +4535,7 @@
         <w:ind w:left="4680" w:firstLine="0"/>
       </w:pPr>
       <w:r>
-        <w:t xml:space="preserve">240</w:t>
-        <w:noBreakHyphen/>
-        <w:t xml:space="preserve">612</w:t>
-        <w:noBreakHyphen/>
-        <w:t xml:space="preserve">4770</w:t>
+        <w:t xml:space="preserve">240-⁠612-⁠4770</w:t>
       </w:r>
     </w:p>
     <w:p>
@@ -4926,11 +4898,7 @@
         <w:ind w:left="4680" w:firstLine="0"/>
       </w:pPr>
       <w:r>
-        <w:t xml:space="preserve">240</w:t>
-        <w:noBreakHyphen/>
-        <w:t xml:space="preserve">612</w:t>
-        <w:noBreakHyphen/>
-        <w:t xml:space="preserve">4770</w:t>
+        <w:t xml:space="preserve">240-⁠612-⁠4770</w:t>
       </w:r>
     </w:p>
     <w:p>
